--- a/docs/acif104_s2_grupo6.docx
+++ b/docs/acif104_s2_grupo6.docx
@@ -45,7 +45,7 @@
                     <pic:cNvPicPr/>
                   </pic:nvPicPr>
                   <pic:blipFill>
-                    <a:blip r:embed="rId5" cstate="print">
+                    <a:blip r:embed="rId6" cstate="print">
                       <a:extLst>
                         <a:ext uri="{28A0092B-C50C-407E-A947-70E740481C1C}">
                           <a14:useLocalDpi xmlns:a14="http://schemas.microsoft.com/office/drawing/2010/main" val="0"/>
@@ -367,7 +367,7 @@
           <w:bCs/>
           <w:color w:val="19202E"/>
         </w:rPr>
-        <w:t>1</w:t>
+        <w:t>6</w:t>
       </w:r>
       <w:r>
         <w:rPr>
@@ -543,702 +543,2402 @@
       </w:r>
     </w:p>
     <w:p>
+      <w:pPr>
+        <w:pStyle w:val="Prrafodelista"/>
+        <w:numPr>
+          <w:ilvl w:val="0"/>
+          <w:numId w:val="10"/>
+        </w:numPr>
+      </w:pPr>
       <w:r>
         <w:rPr>
           <w:b/>
           <w:bCs/>
         </w:rPr>
         <w:lastRenderedPageBreak/>
-        <w:t>1. Problemática y análisis de trabajos previos</w:t>
-      </w:r>
-      <w:r>
-        <w:t xml:space="preserve"> El sector bancario global enfrenta el desafío crítico de mitigar pérdidas multimillonarias anuales derivadas del fraude sintético y la clonación de tarjetas de crédito. En el contexto organizacional y económico actual, los sistemas transaccionales tradicionales, fundamentados en reglas estáticas o heurísticas, resultan ineficientes para detectar anomalías en tiempo real. Esta rigidez genera altas tasas de falsos positivos que bloquean transacciones legítimas (afectando la experiencia del cliente) y permite que ataques sofisticados pasen inadvertidos. La problemática central radica en la necesidad de procesar y clasificar grandes volúmenes de datos transaccionales, perfiles demográficos de usuarios y códigos de categoría de comerciante (MCC) de forma dinámica, escalable y precisa.</w:t>
-      </w:r>
-    </w:p>
-    <w:p>
-      <w:r>
-        <w:t>La literatura reciente respalda la transición hacia sistemas basados en datos. Craige e Hilal (2020) demuestran que los enfoques de aprendizaje automático superan significativamente a los sistemas de reglas en la detección de fraudes en tarjetas de crédito. Asimismo, Al-</w:t>
-      </w:r>
-      <w:proofErr w:type="spellStart"/>
-      <w:r>
-        <w:t>Hashedi</w:t>
-      </w:r>
-      <w:proofErr w:type="spellEnd"/>
-      <w:r>
-        <w:t xml:space="preserve"> y Magilan (2021) destacan la importancia de las técnicas de minería de datos para procesar la alta dimensionalidad del sector financiero. Por otro lado, la necesidad de equilibrar la precisión con la transparencia organizacional hace que la </w:t>
-      </w:r>
-      <w:proofErr w:type="spellStart"/>
-      <w:r>
-        <w:t>explicabilidad</w:t>
-      </w:r>
-      <w:proofErr w:type="spellEnd"/>
-      <w:r>
-        <w:t xml:space="preserve"> del modelo sea un factor determinante en la gestión del riesgo (Zhang &amp; Han, 2023). A partir de este análisis empírico, se identifica la necesidad de desarrollar un software basado en aprendizaje automático capaz de ingerir bases relacionales masivas y predecir la legitimidad de las transacciones con alta precisión.</w:t>
-      </w:r>
-    </w:p>
-    <w:p>
-      <w:pPr>
+        <w:t>Problemática y análisis de trabajos previos</w:t>
+      </w:r>
+      <w:r>
+        <w:t xml:space="preserve"> </w:t>
+      </w:r>
+    </w:p>
+    <w:p>
+      <w:pPr>
+        <w:pStyle w:val="Prrafodelista"/>
+      </w:pPr>
+    </w:p>
+    <w:p>
+      <w:pPr>
+        <w:pStyle w:val="Prrafodelista"/>
         <w:rPr>
           <w:b/>
           <w:bCs/>
+          <w:u w:val="single"/>
         </w:rPr>
       </w:pPr>
       <w:r>
         <w:rPr>
           <w:b/>
           <w:bCs/>
-        </w:rPr>
-        <w:br w:type="page"/>
-      </w:r>
-    </w:p>
-    <w:p>
+          <w:u w:val="single"/>
+        </w:rPr>
+        <w:t>D</w:t>
+      </w:r>
       <w:r>
         <w:rPr>
           <w:b/>
           <w:bCs/>
-        </w:rPr>
-        <w:lastRenderedPageBreak/>
-        <w:t>2. Requisitos del proyecto</w:t>
-      </w:r>
-      <w:r>
-        <w:t xml:space="preserve"> Para dar solución a la problemática planteada, el software debe cumplir con los siguientes requisitos integrales:</w:t>
-      </w:r>
-    </w:p>
-    <w:p>
-      <w:pPr>
+          <w:u w:val="single"/>
+        </w:rPr>
+        <w:t>efinición de la Problemática:</w:t>
+      </w:r>
+    </w:p>
+    <w:p>
+      <w:pPr>
+        <w:pStyle w:val="Prrafodelista"/>
+      </w:pPr>
+      <w:r>
+        <w:t>El fraude en transacciones con tarjetas de crédito representa una de las mayores amenazas para la estabilidad y confianza del sistema financiero global. Con la migración masiva hacia el comercio electrónico y los pagos digitales, los patrones delictivos se han vuelto altamente sofisticados, camuflándose dentro del comportamiento transaccional legítimo. La problemática central radica en que los sistemas tradicionales basados en reglas estáticas son incapaces de procesar la alta dimensionalidad de los datos modernos, generando una excesiva cantidad de falsos positivos (bloqueos de tarjetas legítimas que frustran al usuario) o, en el peor de los casos, falsos negativos (fraudes no detectados que generan pérdidas millonarias).</w:t>
+      </w:r>
+    </w:p>
+    <w:p>
+      <w:pPr>
+        <w:pStyle w:val="Prrafodelista"/>
+      </w:pPr>
+    </w:p>
+    <w:p>
+      <w:pPr>
+        <w:pStyle w:val="Prrafodelista"/>
+        <w:rPr>
+          <w:b/>
+          <w:bCs/>
+          <w:u w:val="single"/>
+        </w:rPr>
+      </w:pPr>
+      <w:r>
+        <w:rPr>
+          <w:b/>
+          <w:bCs/>
+          <w:u w:val="single"/>
+        </w:rPr>
+        <w:t>Justificación y Relevancia (Análisis Crítico):</w:t>
+      </w:r>
+    </w:p>
+    <w:p>
+      <w:pPr>
+        <w:pStyle w:val="Prrafodelista"/>
+      </w:pPr>
+      <w:r>
+        <w:t xml:space="preserve">La implementación de Machine </w:t>
+      </w:r>
+      <w:proofErr w:type="spellStart"/>
+      <w:r>
+        <w:t>Learning</w:t>
+      </w:r>
+      <w:proofErr w:type="spellEnd"/>
+      <w:r>
+        <w:t xml:space="preserve"> (ML) se ha vuelto un estándar imperativo en la industria. Según Benchaji et al. (2021), el manejo del desbalanceo extremo de clases (donde el fraude representa menos del 0.5% del total) es el principal desafío, demostrando que técnicas de </w:t>
+      </w:r>
+      <w:proofErr w:type="spellStart"/>
+      <w:r>
+        <w:t>sobremuestreo</w:t>
+      </w:r>
+      <w:proofErr w:type="spellEnd"/>
+      <w:r>
+        <w:t xml:space="preserve"> sintético (como SMOTE) mejoran drásticamente la sensibilidad del modelo. Por su parte, Hilal et al. (2022) argumentan que el contexto geoespacial y el rubro comercial son variables más determinantes que el simple monto financiero. </w:t>
+      </w:r>
+      <w:proofErr w:type="spellStart"/>
+      <w:r>
+        <w:t>Ileberi</w:t>
+      </w:r>
+      <w:proofErr w:type="spellEnd"/>
+      <w:r>
+        <w:t xml:space="preserve"> et al. (2022) demostraron que la reducción de dimensionalidad (</w:t>
+      </w:r>
+      <w:proofErr w:type="spellStart"/>
+      <w:r>
+        <w:t>Feature</w:t>
+      </w:r>
+      <w:proofErr w:type="spellEnd"/>
+      <w:r>
+        <w:t xml:space="preserve"> </w:t>
+      </w:r>
+      <w:proofErr w:type="spellStart"/>
+      <w:r>
+        <w:t>Selection</w:t>
+      </w:r>
+      <w:proofErr w:type="spellEnd"/>
+      <w:r>
+        <w:t xml:space="preserve">) es vital para evitar el colapso de los servidores al procesar millones de transacciones. A nivel organizacional, un modelo óptimo debe priorizar el </w:t>
+      </w:r>
+      <w:proofErr w:type="spellStart"/>
+      <w:r>
+        <w:t>Recall</w:t>
+      </w:r>
+      <w:proofErr w:type="spellEnd"/>
+      <w:r>
+        <w:t xml:space="preserve"> (Sensibilidad) por sobre el </w:t>
+      </w:r>
+      <w:proofErr w:type="spellStart"/>
+      <w:r>
+        <w:t>Accuracy</w:t>
+      </w:r>
+      <w:proofErr w:type="spellEnd"/>
+      <w:r>
+        <w:t>, ya que el costo económico de dejar pasar un fraude es infinitamente mayor al de revisar manualmente una alerta (Makki et al., 2020). Finalmente, Al-</w:t>
+      </w:r>
+      <w:proofErr w:type="spellStart"/>
+      <w:r>
+        <w:t>Hawsawi</w:t>
+      </w:r>
+      <w:proofErr w:type="spellEnd"/>
+      <w:r>
+        <w:t xml:space="preserve"> (2021) destaca la necesidad de que estos modelos no sean "cajas negras", exigiendo </w:t>
+      </w:r>
+      <w:proofErr w:type="spellStart"/>
+      <w:r>
+        <w:t>explicabilidad</w:t>
+      </w:r>
+      <w:proofErr w:type="spellEnd"/>
+      <w:r>
+        <w:t xml:space="preserve"> técnica para cumplir con las normativas bancarias.</w:t>
+      </w:r>
+    </w:p>
+    <w:p>
+      <w:pPr>
+        <w:pStyle w:val="Prrafodelista"/>
+      </w:pPr>
+    </w:p>
+    <w:p>
+      <w:pPr>
+        <w:pStyle w:val="Prrafodelista"/>
+      </w:pPr>
+    </w:p>
+    <w:p>
+      <w:pPr>
+        <w:pStyle w:val="Prrafodelista"/>
+      </w:pPr>
+    </w:p>
+    <w:p>
+      <w:pPr>
+        <w:pStyle w:val="Prrafodelista"/>
+      </w:pPr>
+    </w:p>
+    <w:p>
+      <w:pPr>
+        <w:pStyle w:val="Prrafodelista"/>
+      </w:pPr>
+    </w:p>
+    <w:p>
+      <w:pPr>
+        <w:rPr>
+          <w:b/>
+          <w:bCs/>
+        </w:rPr>
+      </w:pPr>
+      <w:r>
+        <w:rPr>
+          <w:b/>
+          <w:bCs/>
+        </w:rPr>
+        <w:br w:type="page"/>
+      </w:r>
+    </w:p>
+    <w:p>
+      <w:pPr>
+        <w:pStyle w:val="Prrafodelista"/>
         <w:numPr>
           <w:ilvl w:val="0"/>
-          <w:numId w:val="1"/>
+          <w:numId w:val="10"/>
         </w:numPr>
-      </w:pPr>
-      <w:r>
         <w:rPr>
           <w:b/>
           <w:bCs/>
         </w:rPr>
+      </w:pPr>
+      <w:r>
+        <w:rPr>
+          <w:b/>
+          <w:bCs/>
+        </w:rPr>
+        <w:lastRenderedPageBreak/>
+        <w:t>Requisitos del Proyecto</w:t>
+      </w:r>
+    </w:p>
+    <w:p>
+      <w:pPr>
+        <w:ind w:left="720"/>
+        <w:rPr>
+          <w:b/>
+          <w:bCs/>
+        </w:rPr>
+      </w:pPr>
+      <w:r>
+        <w:t>A partir del análisis de la problemática, se definen los siguientes requisitos para el sistema de detección:</w:t>
+      </w:r>
+    </w:p>
+    <w:p>
+      <w:pPr>
+        <w:pStyle w:val="Prrafodelista"/>
+        <w:numPr>
+          <w:ilvl w:val="0"/>
+          <w:numId w:val="5"/>
+        </w:numPr>
+      </w:pPr>
+      <w:r>
         <w:t>Requisitos Funcionales:</w:t>
       </w:r>
     </w:p>
     <w:p>
       <w:pPr>
+        <w:pStyle w:val="Prrafodelista"/>
         <w:numPr>
           <w:ilvl w:val="1"/>
-          <w:numId w:val="1"/>
+          <w:numId w:val="5"/>
         </w:numPr>
       </w:pPr>
       <w:r>
+        <w:t xml:space="preserve">El sistema debe integrarse a un Data </w:t>
+      </w:r>
+      <w:proofErr w:type="spellStart"/>
+      <w:r>
+        <w:t>Warehouse</w:t>
+      </w:r>
+      <w:proofErr w:type="spellEnd"/>
+      <w:r>
+        <w:t xml:space="preserve"> (SQL Server) para la extracción automatizada de registros transaccionales.</w:t>
+      </w:r>
+    </w:p>
+    <w:p>
+      <w:pPr>
+        <w:pStyle w:val="Prrafodelista"/>
+        <w:numPr>
+          <w:ilvl w:val="1"/>
+          <w:numId w:val="5"/>
+        </w:numPr>
+      </w:pPr>
+      <w:r>
+        <w:t>El sistema debe aplicar técnicas de preprocesamiento (</w:t>
+      </w:r>
+      <w:proofErr w:type="spellStart"/>
+      <w:r>
+        <w:t>One</w:t>
+      </w:r>
+      <w:proofErr w:type="spellEnd"/>
+      <w:r>
+        <w:t xml:space="preserve">-Hot </w:t>
+      </w:r>
+      <w:proofErr w:type="spellStart"/>
+      <w:r>
+        <w:t>Encoding</w:t>
+      </w:r>
+      <w:proofErr w:type="spellEnd"/>
+      <w:r>
+        <w:t>) y balanceo de datos (SMOTE) de forma dinámica.</w:t>
+      </w:r>
+    </w:p>
+    <w:p>
+      <w:pPr>
+        <w:pStyle w:val="Prrafodelista"/>
+        <w:numPr>
+          <w:ilvl w:val="1"/>
+          <w:numId w:val="5"/>
+        </w:numPr>
+      </w:pPr>
+      <w:r>
+        <w:t>El modelo debe clasificar cada transacción entrante como "Legítima" (0) o "Fraude" (1) basándose en los metadatos de la tarjeta, cliente y comercio.</w:t>
+      </w:r>
+    </w:p>
+    <w:p>
+      <w:pPr>
+        <w:pStyle w:val="Prrafodelista"/>
+        <w:numPr>
+          <w:ilvl w:val="0"/>
+          <w:numId w:val="5"/>
+        </w:numPr>
+      </w:pPr>
+      <w:r>
+        <w:t>Requisitos No Funcionales:</w:t>
+      </w:r>
+    </w:p>
+    <w:p>
+      <w:pPr>
+        <w:pStyle w:val="Prrafodelista"/>
+        <w:numPr>
+          <w:ilvl w:val="1"/>
+          <w:numId w:val="5"/>
+        </w:numPr>
+      </w:pPr>
+      <w:r>
+        <w:t>Usabilidad: El sistema debe entregar reportes y gráficos de validación fáciles de interpretar por analistas de ciberseguridad.</w:t>
+      </w:r>
+    </w:p>
+    <w:p>
+      <w:pPr>
+        <w:pStyle w:val="Prrafodelista"/>
+        <w:numPr>
+          <w:ilvl w:val="1"/>
+          <w:numId w:val="5"/>
+        </w:numPr>
+      </w:pPr>
+      <w:proofErr w:type="spellStart"/>
+      <w:r>
+        <w:t>Explicabilidad</w:t>
+      </w:r>
+      <w:proofErr w:type="spellEnd"/>
+      <w:r>
+        <w:t>: El algoritmo debe ser capaz de justificar sus decisiones (</w:t>
+      </w:r>
+      <w:proofErr w:type="spellStart"/>
+      <w:r>
+        <w:t>Feature</w:t>
+      </w:r>
+      <w:proofErr w:type="spellEnd"/>
+      <w:r>
+        <w:t xml:space="preserve"> </w:t>
+      </w:r>
+      <w:proofErr w:type="spellStart"/>
+      <w:r>
+        <w:t>Importance</w:t>
+      </w:r>
+      <w:proofErr w:type="spellEnd"/>
+      <w:r>
+        <w:t>), mostrando qué variables tienen mayor peso en las alertas de fraude.</w:t>
+      </w:r>
+    </w:p>
+    <w:p>
+      <w:pPr>
+        <w:pStyle w:val="Prrafodelista"/>
+        <w:numPr>
+          <w:ilvl w:val="1"/>
+          <w:numId w:val="5"/>
+        </w:numPr>
+      </w:pPr>
+      <w:r>
+        <w:t xml:space="preserve">Escalabilidad: La arquitectura (motor de base de datos relacional + Python) debe soportar el entrenamiento eficiente con al menos 1.000.000 de registros sin incurrir en desbordamiento de memoria (Memory </w:t>
+      </w:r>
+      <w:proofErr w:type="spellStart"/>
+      <w:r>
+        <w:t>Overflow</w:t>
+      </w:r>
+      <w:proofErr w:type="spellEnd"/>
+      <w:r>
+        <w:t>).</w:t>
+      </w:r>
+    </w:p>
+    <w:p>
+      <w:pPr>
+        <w:pStyle w:val="Prrafodelista"/>
+        <w:numPr>
+          <w:ilvl w:val="1"/>
+          <w:numId w:val="5"/>
+        </w:numPr>
+      </w:pPr>
+      <w:r>
+        <w:t>Seguridad: Los datos sensibles de los usuarios (</w:t>
+      </w:r>
+      <w:proofErr w:type="spellStart"/>
+      <w:r>
+        <w:t>IDs</w:t>
+      </w:r>
+      <w:proofErr w:type="spellEnd"/>
+      <w:r>
+        <w:t>) deben ser desestimados o anonimizados durante la fase de entrenamiento para resguardar la privacidad.</w:t>
+      </w:r>
+    </w:p>
+    <w:p>
+      <w:pPr>
+        <w:pStyle w:val="Prrafodelista"/>
+        <w:numPr>
+          <w:ilvl w:val="1"/>
+          <w:numId w:val="5"/>
+        </w:numPr>
+      </w:pPr>
+      <w:r>
+        <w:t>Confiabilidad: El sistema debe manejar eficazmente el desbalanceo natural de la clase minoritaria, garantizando una alta tasa de Verdaderos Positivos (</w:t>
+      </w:r>
+      <w:proofErr w:type="spellStart"/>
+      <w:r>
+        <w:t>Recall</w:t>
+      </w:r>
+      <w:proofErr w:type="spellEnd"/>
+      <w:r>
+        <w:t>).</w:t>
+      </w:r>
+    </w:p>
+    <w:p>
+      <w:pPr>
+        <w:pStyle w:val="Prrafodelista"/>
+        <w:numPr>
+          <w:ilvl w:val="1"/>
+          <w:numId w:val="5"/>
+        </w:numPr>
+      </w:pPr>
+      <w:proofErr w:type="spellStart"/>
+      <w:r>
+        <w:t>Monitoreabilidad</w:t>
+      </w:r>
+      <w:proofErr w:type="spellEnd"/>
+      <w:r>
+        <w:t xml:space="preserve">: Se debe generar una bitácora técnica de rendimiento (Matriz de Confusión y </w:t>
+      </w:r>
+      <w:proofErr w:type="spellStart"/>
+      <w:r>
+        <w:t>Classification</w:t>
+      </w:r>
+      <w:proofErr w:type="spellEnd"/>
+      <w:r>
+        <w:t xml:space="preserve"> </w:t>
+      </w:r>
+      <w:proofErr w:type="spellStart"/>
+      <w:r>
+        <w:t>Report</w:t>
+      </w:r>
+      <w:proofErr w:type="spellEnd"/>
+      <w:r>
+        <w:t>) en cada ciclo de entrenamiento.</w:t>
+      </w:r>
+    </w:p>
+    <w:p>
+      <w:pPr>
+        <w:pStyle w:val="Prrafodelista"/>
         <w:rPr>
           <w:b/>
           <w:bCs/>
         </w:rPr>
-        <w:t>Ingesta y Transformación de Datos:</w:t>
-      </w:r>
-      <w:r>
-        <w:t xml:space="preserve"> El sistema debe procesar historiales de transacciones y cruzarlos con perfiles de usuarios y diccionarios JSON (MCC) mediante llaves relacionales.</w:t>
-      </w:r>
-    </w:p>
-    <w:p>
-      <w:pPr>
-        <w:numPr>
-          <w:ilvl w:val="1"/>
-          <w:numId w:val="1"/>
-        </w:numPr>
-      </w:pPr>
-      <w:r>
+      </w:pPr>
+    </w:p>
+    <w:p>
+      <w:pPr>
+        <w:pStyle w:val="Prrafodelista"/>
         <w:rPr>
           <w:b/>
           <w:bCs/>
         </w:rPr>
-        <w:t>Clasificación Binaria:</w:t>
-      </w:r>
-      <w:r>
-        <w:t xml:space="preserve"> El modelo debe predecir la naturaleza de una transacción entrante, clasificándola como "Legítima" (0) o "Fraudulenta" (1).</w:t>
-      </w:r>
-    </w:p>
-    <w:p>
-      <w:pPr>
-        <w:numPr>
-          <w:ilvl w:val="1"/>
-          <w:numId w:val="1"/>
-        </w:numPr>
-      </w:pPr>
-      <w:r>
+      </w:pPr>
+    </w:p>
+    <w:p>
+      <w:pPr>
+        <w:pStyle w:val="Prrafodelista"/>
         <w:rPr>
           <w:b/>
           <w:bCs/>
         </w:rPr>
-        <w:t>Sistema de Alertas:</w:t>
-      </w:r>
-      <w:r>
-        <w:t xml:space="preserve"> Generar una alerta preventiva automatizada si la probabilidad de fraude supera un umbral de riesgo definido.</w:t>
-      </w:r>
-    </w:p>
-    <w:p>
-      <w:pPr>
+      </w:pPr>
+    </w:p>
+    <w:p>
+      <w:pPr>
+        <w:pStyle w:val="Prrafodelista"/>
+        <w:rPr>
+          <w:b/>
+          <w:bCs/>
+        </w:rPr>
+      </w:pPr>
+    </w:p>
+    <w:p>
+      <w:pPr>
+        <w:pStyle w:val="Prrafodelista"/>
+        <w:rPr>
+          <w:b/>
+          <w:bCs/>
+        </w:rPr>
+      </w:pPr>
+    </w:p>
+    <w:p>
+      <w:pPr>
+        <w:pStyle w:val="Prrafodelista"/>
+        <w:rPr>
+          <w:b/>
+          <w:bCs/>
+        </w:rPr>
+      </w:pPr>
+    </w:p>
+    <w:p>
+      <w:pPr>
+        <w:pStyle w:val="Prrafodelista"/>
+        <w:rPr>
+          <w:b/>
+          <w:bCs/>
+        </w:rPr>
+      </w:pPr>
+    </w:p>
+    <w:p>
+      <w:pPr>
+        <w:pStyle w:val="Prrafodelista"/>
+        <w:rPr>
+          <w:b/>
+          <w:bCs/>
+        </w:rPr>
+      </w:pPr>
+    </w:p>
+    <w:p>
+      <w:pPr>
+        <w:pStyle w:val="Prrafodelista"/>
         <w:numPr>
           <w:ilvl w:val="0"/>
-          <w:numId w:val="1"/>
+          <w:numId w:val="10"/>
         </w:numPr>
-      </w:pPr>
-      <w:r>
         <w:rPr>
           <w:b/>
           <w:bCs/>
         </w:rPr>
-        <w:t>Requisitos No Funcionales:</w:t>
-      </w:r>
-    </w:p>
-    <w:p>
-      <w:pPr>
-        <w:numPr>
-          <w:ilvl w:val="1"/>
-          <w:numId w:val="1"/>
-        </w:numPr>
       </w:pPr>
       <w:r>
         <w:rPr>
           <w:b/>
           <w:bCs/>
         </w:rPr>
-        <w:t>Seguridad:</w:t>
-      </w:r>
-      <w:r>
-        <w:t xml:space="preserve"> Toda Información de Identificación Personal (PII) debe ser anonimizada previo al entrenamiento del modelo, garantizando el cumplimiento normativo.</w:t>
-      </w:r>
-    </w:p>
-    <w:p>
-      <w:pPr>
-        <w:numPr>
-          <w:ilvl w:val="1"/>
-          <w:numId w:val="1"/>
-        </w:numPr>
-      </w:pPr>
-      <w:proofErr w:type="spellStart"/>
-      <w:r>
+        <w:t>Desarrollo inicial del proyecto</w:t>
+      </w:r>
+    </w:p>
+    <w:p>
+      <w:pPr>
+        <w:pStyle w:val="Prrafodelista"/>
+        <w:ind w:left="1080"/>
+      </w:pPr>
+      <w:r>
+        <w:t xml:space="preserve">Para cumplir con los objetivos, se proponen y comparan tres técnicas de Machine </w:t>
+      </w:r>
+      <w:proofErr w:type="spellStart"/>
+      <w:r>
+        <w:t>Learning</w:t>
+      </w:r>
+      <w:proofErr w:type="spellEnd"/>
+      <w:r>
+        <w:t>:</w:t>
+      </w:r>
+    </w:p>
+    <w:p>
+      <w:pPr>
+        <w:pStyle w:val="Prrafodelista"/>
+        <w:ind w:left="1080"/>
         <w:rPr>
           <w:b/>
           <w:bCs/>
         </w:rPr>
-        <w:t>Explicabilidad</w:t>
-      </w:r>
-      <w:proofErr w:type="spellEnd"/>
-      <w:r>
+      </w:pPr>
+    </w:p>
+    <w:p>
+      <w:pPr>
+        <w:pStyle w:val="Prrafodelista"/>
+        <w:numPr>
+          <w:ilvl w:val="0"/>
+          <w:numId w:val="11"/>
+        </w:numPr>
+        <w:rPr>
+          <w:u w:val="single"/>
+          <w:lang w:val="en-US"/>
+        </w:rPr>
+      </w:pPr>
+      <w:proofErr w:type="spellStart"/>
+      <w:r>
+        <w:rPr>
+          <w:u w:val="single"/>
+          <w:lang w:val="en-US"/>
+        </w:rPr>
+        <w:t>XGBoost</w:t>
+      </w:r>
+      <w:proofErr w:type="spellEnd"/>
+      <w:r>
+        <w:rPr>
+          <w:u w:val="single"/>
+          <w:lang w:val="en-US"/>
+        </w:rPr>
+        <w:t xml:space="preserve"> (Extreme Gradient Boosting) - </w:t>
+      </w:r>
+      <w:proofErr w:type="spellStart"/>
+      <w:r>
+        <w:rPr>
+          <w:u w:val="single"/>
+          <w:lang w:val="en-US"/>
+        </w:rPr>
+        <w:t>Aprendizaje</w:t>
+      </w:r>
+      <w:proofErr w:type="spellEnd"/>
+      <w:r>
+        <w:rPr>
+          <w:u w:val="single"/>
+          <w:lang w:val="en-US"/>
+        </w:rPr>
+        <w:t xml:space="preserve"> </w:t>
+      </w:r>
+      <w:proofErr w:type="spellStart"/>
+      <w:r>
+        <w:rPr>
+          <w:u w:val="single"/>
+          <w:lang w:val="en-US"/>
+        </w:rPr>
+        <w:t>Supervisado</w:t>
+      </w:r>
+      <w:proofErr w:type="spellEnd"/>
+      <w:r>
+        <w:rPr>
+          <w:u w:val="single"/>
+          <w:lang w:val="en-US"/>
+        </w:rPr>
+        <w:t>:</w:t>
+      </w:r>
+    </w:p>
+    <w:p>
+      <w:pPr>
+        <w:pStyle w:val="Prrafodelista"/>
+        <w:ind w:left="1080"/>
+        <w:rPr>
+          <w:lang w:val="en-US"/>
+        </w:rPr>
+      </w:pPr>
+    </w:p>
+    <w:p>
+      <w:pPr>
+        <w:pStyle w:val="Prrafodelista"/>
+        <w:numPr>
+          <w:ilvl w:val="0"/>
+          <w:numId w:val="12"/>
+        </w:numPr>
+      </w:pPr>
+      <w:r>
+        <w:t>Justificación: Es el estándar de la industria para datos tabulares altamente desbalanceados. Al construir árboles de decisión secuenciales donde cada uno corrige el error del anterior, es sumamente eficaz para capturar patrones de fraude complejos. Es nuestra opción principal debido a su optimización de hardware para escalar a millones de registros (</w:t>
+      </w:r>
+      <w:proofErr w:type="spellStart"/>
+      <w:r>
+        <w:t>Benchaji</w:t>
+      </w:r>
+      <w:proofErr w:type="spellEnd"/>
+      <w:r>
+        <w:t xml:space="preserve"> et al., 2021).</w:t>
+      </w:r>
+    </w:p>
+    <w:p>
+      <w:pPr>
+        <w:pStyle w:val="Prrafodelista"/>
+        <w:ind w:left="1428"/>
+      </w:pPr>
+    </w:p>
+    <w:p>
+      <w:pPr>
+        <w:pStyle w:val="Prrafodelista"/>
+        <w:numPr>
+          <w:ilvl w:val="0"/>
+          <w:numId w:val="11"/>
+        </w:numPr>
+      </w:pPr>
+      <w:r>
+        <w:t>Random Forest - Aprendizaje Supervisado:</w:t>
+      </w:r>
+    </w:p>
+    <w:p>
+      <w:pPr>
+        <w:pStyle w:val="Prrafodelista"/>
+        <w:ind w:left="1080"/>
+      </w:pPr>
+    </w:p>
+    <w:p>
+      <w:pPr>
+        <w:pStyle w:val="Prrafodelista"/>
+        <w:numPr>
+          <w:ilvl w:val="0"/>
+          <w:numId w:val="12"/>
+        </w:numPr>
+      </w:pPr>
+      <w:r>
+        <w:t>Justificación: Funciona creando múltiples árboles de decisión paralelos (</w:t>
+      </w:r>
+      <w:proofErr w:type="spellStart"/>
+      <w:r>
+        <w:t>Bagging</w:t>
+      </w:r>
+      <w:proofErr w:type="spellEnd"/>
+      <w:r>
+        <w:t>). Es excelente como modelo de referencia (</w:t>
+      </w:r>
+      <w:proofErr w:type="spellStart"/>
+      <w:r>
+        <w:t>baseline</w:t>
+      </w:r>
+      <w:proofErr w:type="spellEnd"/>
+      <w:r>
+        <w:t>) y altamente explicable. Sin embargo, frente a un millón de datos y cientos de columnas (</w:t>
+      </w:r>
+      <w:proofErr w:type="spellStart"/>
+      <w:r>
+        <w:t>One</w:t>
+      </w:r>
+      <w:proofErr w:type="spellEnd"/>
+      <w:r>
+        <w:t xml:space="preserve">-Hot </w:t>
+      </w:r>
+      <w:proofErr w:type="spellStart"/>
+      <w:r>
+        <w:t>Encoding</w:t>
+      </w:r>
+      <w:proofErr w:type="spellEnd"/>
+      <w:r>
+        <w:t xml:space="preserve">), demanda excesiva memoria RAM en comparación con </w:t>
+      </w:r>
+      <w:proofErr w:type="spellStart"/>
+      <w:r>
+        <w:t>XGBoost</w:t>
+      </w:r>
+      <w:proofErr w:type="spellEnd"/>
+      <w:r>
+        <w:t>.</w:t>
+      </w:r>
+    </w:p>
+    <w:p>
+      <w:pPr>
+        <w:pStyle w:val="Prrafodelista"/>
+        <w:ind w:left="1428"/>
+      </w:pPr>
+    </w:p>
+    <w:p>
+      <w:pPr>
+        <w:pStyle w:val="Prrafodelista"/>
+        <w:numPr>
+          <w:ilvl w:val="0"/>
+          <w:numId w:val="11"/>
+        </w:numPr>
+      </w:pPr>
+      <w:proofErr w:type="spellStart"/>
+      <w:r>
+        <w:t>Isolation</w:t>
+      </w:r>
+      <w:proofErr w:type="spellEnd"/>
+      <w:r>
+        <w:t xml:space="preserve"> Forest - Aprendizaje No Supervisado:</w:t>
+      </w:r>
+    </w:p>
+    <w:p>
+      <w:pPr>
+        <w:pStyle w:val="Prrafodelista"/>
+        <w:ind w:left="1080"/>
+      </w:pPr>
+    </w:p>
+    <w:p>
+      <w:pPr>
+        <w:pStyle w:val="Prrafodelista"/>
+        <w:numPr>
+          <w:ilvl w:val="0"/>
+          <w:numId w:val="12"/>
+        </w:numPr>
+      </w:pPr>
+      <w:r>
+        <w:t xml:space="preserve">Justificación: A diferencia de los anteriores, no utiliza las etiquetas de "fraude" previas. Busca anomalías aislando observaciones atípicas en el espacio multidimensional (Hilal et al., 2022). Se propone como respaldo en caso de que existan transacciones fraudulentas no etiquetadas previamente en la base de datos (Zero-Day </w:t>
+      </w:r>
+      <w:proofErr w:type="spellStart"/>
+      <w:r>
+        <w:t>Fraud</w:t>
+      </w:r>
+      <w:proofErr w:type="spellEnd"/>
+      <w:r>
+        <w:t>).</w:t>
+      </w:r>
+    </w:p>
+    <w:p>
+      <w:pPr>
+        <w:ind w:left="1068"/>
+      </w:pPr>
+      <w:r>
+        <w:t xml:space="preserve">Comparación: Para el contexto de este proyecto (donde poseemos etiquetas precisas de 0 y 1), las técnicas supervisadas son superiores. Entre ellas, </w:t>
+      </w:r>
+      <w:proofErr w:type="spellStart"/>
+      <w:r>
+        <w:t>XGBoost</w:t>
+      </w:r>
+      <w:proofErr w:type="spellEnd"/>
+      <w:r>
+        <w:t xml:space="preserve"> destaca sobre Random Forest al ofrecer un balanceo interno mediante </w:t>
+      </w:r>
+      <w:proofErr w:type="spellStart"/>
+      <w:r>
+        <w:t>Gradient</w:t>
+      </w:r>
+      <w:proofErr w:type="spellEnd"/>
+      <w:r>
+        <w:t xml:space="preserve"> </w:t>
+      </w:r>
+      <w:proofErr w:type="spellStart"/>
+      <w:r>
+        <w:t>Descent</w:t>
+      </w:r>
+      <w:proofErr w:type="spellEnd"/>
+      <w:r>
+        <w:t xml:space="preserve">, lo que lo hace idóneo para los recursos computacionales definidos y la exigencia de alta métrica en </w:t>
+      </w:r>
+      <w:proofErr w:type="spellStart"/>
+      <w:r>
+        <w:t>Recall</w:t>
+      </w:r>
+      <w:proofErr w:type="spellEnd"/>
+      <w:r>
+        <w:t>.</w:t>
+      </w:r>
+    </w:p>
+    <w:p>
+      <w:r>
+        <w:br w:type="page"/>
+      </w:r>
+    </w:p>
+    <w:p>
+      <w:pPr>
+        <w:pStyle w:val="Prrafodelista"/>
+        <w:numPr>
+          <w:ilvl w:val="0"/>
+          <w:numId w:val="10"/>
+        </w:numPr>
+      </w:pPr>
+      <w:r>
+        <w:lastRenderedPageBreak/>
+        <w:t>Desarrollo Inicial del Proyecto (Plan de Trabajo)</w:t>
+      </w:r>
+    </w:p>
+    <w:p>
+      <w:pPr>
+        <w:ind w:left="1080"/>
+      </w:pPr>
+      <w:r>
+        <w:t>Para el cumplimiento del proyecto, se establece la siguiente carta de hitos, responsables y estimaciones:</w:t>
+      </w:r>
+    </w:p>
+    <w:tbl>
+      <w:tblPr>
+        <w:tblW w:w="9080" w:type="dxa"/>
+        <w:tblCellMar>
+          <w:left w:w="70" w:type="dxa"/>
+          <w:right w:w="70" w:type="dxa"/>
+        </w:tblCellMar>
+        <w:tblLook w:val="04A0" w:firstRow="1" w:lastRow="0" w:firstColumn="1" w:lastColumn="0" w:noHBand="0" w:noVBand="1"/>
+      </w:tblPr>
+      <w:tblGrid>
+        <w:gridCol w:w="2122"/>
+        <w:gridCol w:w="2520"/>
+        <w:gridCol w:w="1514"/>
+        <w:gridCol w:w="1301"/>
+        <w:gridCol w:w="1623"/>
+      </w:tblGrid>
+      <w:tr>
+        <w:trPr>
+          <w:trHeight w:val="690"/>
+        </w:trPr>
+        <w:tc>
+          <w:tcPr>
+            <w:tcW w:w="2122" w:type="dxa"/>
+            <w:tcBorders>
+              <w:top w:val="single" w:sz="4" w:space="0" w:color="auto"/>
+              <w:left w:val="single" w:sz="4" w:space="0" w:color="auto"/>
+              <w:bottom w:val="single" w:sz="4" w:space="0" w:color="auto"/>
+              <w:right w:val="single" w:sz="4" w:space="0" w:color="auto"/>
+            </w:tcBorders>
+            <w:vAlign w:val="center"/>
+            <w:hideMark/>
+          </w:tcPr>
+          <w:p>
+            <w:pPr>
+              <w:spacing w:after="0" w:line="240" w:lineRule="auto"/>
+              <w:rPr>
+                <w:rFonts w:ascii="Arial" w:eastAsia="Times New Roman" w:hAnsi="Arial" w:cs="Arial"/>
+                <w:b/>
+                <w:bCs/>
+                <w:color w:val="000000"/>
+                <w:kern w:val="0"/>
+                <w:sz w:val="22"/>
+                <w:szCs w:val="22"/>
+                <w:lang w:eastAsia="es-CL"/>
+                <w14:ligatures w14:val="none"/>
+              </w:rPr>
+            </w:pPr>
+            <w:r>
+              <w:rPr>
+                <w:rFonts w:ascii="Arial" w:eastAsia="Times New Roman" w:hAnsi="Arial" w:cs="Arial"/>
+                <w:b/>
+                <w:bCs/>
+                <w:color w:val="000000"/>
+                <w:kern w:val="0"/>
+                <w:sz w:val="22"/>
+                <w:szCs w:val="22"/>
+                <w:lang w:eastAsia="es-CL"/>
+                <w14:ligatures w14:val="none"/>
+              </w:rPr>
+              <w:t>Fase</w:t>
+            </w:r>
+          </w:p>
+        </w:tc>
+        <w:tc>
+          <w:tcPr>
+            <w:tcW w:w="2520" w:type="dxa"/>
+            <w:tcBorders>
+              <w:top w:val="single" w:sz="4" w:space="0" w:color="auto"/>
+              <w:left w:val="nil"/>
+              <w:bottom w:val="single" w:sz="4" w:space="0" w:color="auto"/>
+              <w:right w:val="single" w:sz="4" w:space="0" w:color="auto"/>
+            </w:tcBorders>
+            <w:vAlign w:val="center"/>
+            <w:hideMark/>
+          </w:tcPr>
+          <w:p>
+            <w:pPr>
+              <w:spacing w:after="0" w:line="240" w:lineRule="auto"/>
+              <w:rPr>
+                <w:rFonts w:ascii="Arial" w:eastAsia="Times New Roman" w:hAnsi="Arial" w:cs="Arial"/>
+                <w:b/>
+                <w:bCs/>
+                <w:color w:val="000000"/>
+                <w:kern w:val="0"/>
+                <w:sz w:val="22"/>
+                <w:szCs w:val="22"/>
+                <w:lang w:eastAsia="es-CL"/>
+                <w14:ligatures w14:val="none"/>
+              </w:rPr>
+            </w:pPr>
+            <w:r>
+              <w:rPr>
+                <w:rFonts w:ascii="Arial" w:eastAsia="Times New Roman" w:hAnsi="Arial" w:cs="Arial"/>
+                <w:b/>
+                <w:bCs/>
+                <w:color w:val="000000"/>
+                <w:kern w:val="0"/>
+                <w:sz w:val="22"/>
+                <w:szCs w:val="22"/>
+                <w:lang w:eastAsia="es-CL"/>
+                <w14:ligatures w14:val="none"/>
+              </w:rPr>
+              <w:t>Descripción</w:t>
+            </w:r>
+          </w:p>
+        </w:tc>
+        <w:tc>
+          <w:tcPr>
+            <w:tcW w:w="1514" w:type="dxa"/>
+            <w:tcBorders>
+              <w:top w:val="single" w:sz="4" w:space="0" w:color="auto"/>
+              <w:left w:val="nil"/>
+              <w:bottom w:val="single" w:sz="4" w:space="0" w:color="auto"/>
+              <w:right w:val="single" w:sz="4" w:space="0" w:color="auto"/>
+            </w:tcBorders>
+            <w:vAlign w:val="center"/>
+            <w:hideMark/>
+          </w:tcPr>
+          <w:p>
+            <w:pPr>
+              <w:spacing w:after="0" w:line="240" w:lineRule="auto"/>
+              <w:rPr>
+                <w:rFonts w:ascii="Arial" w:eastAsia="Times New Roman" w:hAnsi="Arial" w:cs="Arial"/>
+                <w:b/>
+                <w:bCs/>
+                <w:color w:val="000000"/>
+                <w:kern w:val="0"/>
+                <w:sz w:val="22"/>
+                <w:szCs w:val="22"/>
+                <w:lang w:eastAsia="es-CL"/>
+                <w14:ligatures w14:val="none"/>
+              </w:rPr>
+            </w:pPr>
+            <w:r>
+              <w:rPr>
+                <w:rFonts w:ascii="Arial" w:eastAsia="Times New Roman" w:hAnsi="Arial" w:cs="Arial"/>
+                <w:b/>
+                <w:bCs/>
+                <w:color w:val="000000"/>
+                <w:kern w:val="0"/>
+                <w:sz w:val="22"/>
+                <w:szCs w:val="22"/>
+                <w:lang w:eastAsia="es-CL"/>
+                <w14:ligatures w14:val="none"/>
+              </w:rPr>
+              <w:t>Responsable</w:t>
+            </w:r>
+          </w:p>
+        </w:tc>
+        <w:tc>
+          <w:tcPr>
+            <w:tcW w:w="1301" w:type="dxa"/>
+            <w:tcBorders>
+              <w:top w:val="single" w:sz="4" w:space="0" w:color="auto"/>
+              <w:left w:val="nil"/>
+              <w:bottom w:val="single" w:sz="4" w:space="0" w:color="auto"/>
+              <w:right w:val="single" w:sz="4" w:space="0" w:color="auto"/>
+            </w:tcBorders>
+            <w:vAlign w:val="center"/>
+            <w:hideMark/>
+          </w:tcPr>
+          <w:p>
+            <w:pPr>
+              <w:spacing w:after="0" w:line="240" w:lineRule="auto"/>
+              <w:rPr>
+                <w:rFonts w:ascii="Arial" w:eastAsia="Times New Roman" w:hAnsi="Arial" w:cs="Arial"/>
+                <w:b/>
+                <w:bCs/>
+                <w:color w:val="000000"/>
+                <w:kern w:val="0"/>
+                <w:sz w:val="22"/>
+                <w:szCs w:val="22"/>
+                <w:lang w:eastAsia="es-CL"/>
+                <w14:ligatures w14:val="none"/>
+              </w:rPr>
+            </w:pPr>
+            <w:r>
+              <w:rPr>
+                <w:rFonts w:ascii="Arial" w:eastAsia="Times New Roman" w:hAnsi="Arial" w:cs="Arial"/>
+                <w:b/>
+                <w:bCs/>
+                <w:color w:val="000000"/>
+                <w:kern w:val="0"/>
+                <w:sz w:val="22"/>
+                <w:szCs w:val="22"/>
+                <w:lang w:eastAsia="es-CL"/>
+                <w14:ligatures w14:val="none"/>
+              </w:rPr>
+              <w:t>Esfuerzo Estimado</w:t>
+            </w:r>
+          </w:p>
+        </w:tc>
+        <w:tc>
+          <w:tcPr>
+            <w:tcW w:w="1623" w:type="dxa"/>
+            <w:tcBorders>
+              <w:top w:val="single" w:sz="4" w:space="0" w:color="auto"/>
+              <w:left w:val="nil"/>
+              <w:bottom w:val="single" w:sz="4" w:space="0" w:color="auto"/>
+              <w:right w:val="single" w:sz="4" w:space="0" w:color="auto"/>
+            </w:tcBorders>
+            <w:vAlign w:val="center"/>
+            <w:hideMark/>
+          </w:tcPr>
+          <w:p>
+            <w:pPr>
+              <w:spacing w:after="0" w:line="240" w:lineRule="auto"/>
+              <w:rPr>
+                <w:rFonts w:ascii="Arial" w:eastAsia="Times New Roman" w:hAnsi="Arial" w:cs="Arial"/>
+                <w:b/>
+                <w:bCs/>
+                <w:color w:val="000000"/>
+                <w:kern w:val="0"/>
+                <w:sz w:val="22"/>
+                <w:szCs w:val="22"/>
+                <w:lang w:eastAsia="es-CL"/>
+                <w14:ligatures w14:val="none"/>
+              </w:rPr>
+            </w:pPr>
+            <w:r>
+              <w:rPr>
+                <w:rFonts w:ascii="Arial" w:eastAsia="Times New Roman" w:hAnsi="Arial" w:cs="Arial"/>
+                <w:b/>
+                <w:bCs/>
+                <w:color w:val="000000"/>
+                <w:kern w:val="0"/>
+                <w:sz w:val="22"/>
+                <w:szCs w:val="22"/>
+                <w:lang w:eastAsia="es-CL"/>
+                <w14:ligatures w14:val="none"/>
+              </w:rPr>
+              <w:t>Plazo</w:t>
+            </w:r>
+          </w:p>
+        </w:tc>
+      </w:tr>
+      <w:tr>
+        <w:trPr>
+          <w:trHeight w:val="1200"/>
+        </w:trPr>
+        <w:tc>
+          <w:tcPr>
+            <w:tcW w:w="2122" w:type="dxa"/>
+            <w:tcBorders>
+              <w:top w:val="nil"/>
+              <w:left w:val="single" w:sz="4" w:space="0" w:color="auto"/>
+              <w:bottom w:val="single" w:sz="4" w:space="0" w:color="auto"/>
+              <w:right w:val="single" w:sz="4" w:space="0" w:color="auto"/>
+            </w:tcBorders>
+            <w:vAlign w:val="center"/>
+            <w:hideMark/>
+          </w:tcPr>
+          <w:p>
+            <w:pPr>
+              <w:spacing w:after="0" w:line="240" w:lineRule="auto"/>
+              <w:rPr>
+                <w:rFonts w:ascii="Arial" w:eastAsia="Times New Roman" w:hAnsi="Arial" w:cs="Arial"/>
+                <w:b/>
+                <w:bCs/>
+                <w:color w:val="000000"/>
+                <w:kern w:val="0"/>
+                <w:sz w:val="22"/>
+                <w:szCs w:val="22"/>
+                <w:lang w:eastAsia="es-CL"/>
+                <w14:ligatures w14:val="none"/>
+              </w:rPr>
+            </w:pPr>
+            <w:r>
+              <w:rPr>
+                <w:rFonts w:ascii="Arial" w:eastAsia="Times New Roman" w:hAnsi="Arial" w:cs="Arial"/>
+                <w:b/>
+                <w:bCs/>
+                <w:color w:val="000000"/>
+                <w:kern w:val="0"/>
+                <w:sz w:val="22"/>
+                <w:szCs w:val="22"/>
+                <w:lang w:eastAsia="es-CL"/>
+                <w14:ligatures w14:val="none"/>
+              </w:rPr>
+              <w:t>Fase</w:t>
+            </w:r>
+            <w:r>
+              <w:rPr>
+                <w:rFonts w:ascii="Arial" w:eastAsia="Times New Roman" w:hAnsi="Arial" w:cs="Arial"/>
+                <w:b/>
+                <w:bCs/>
+                <w:color w:val="000000"/>
+                <w:kern w:val="0"/>
+                <w:sz w:val="22"/>
+                <w:szCs w:val="22"/>
+                <w:lang w:eastAsia="es-CL"/>
+                <w14:ligatures w14:val="none"/>
+              </w:rPr>
+              <w:t xml:space="preserve"> </w:t>
+            </w:r>
+            <w:r>
+              <w:rPr>
+                <w:rFonts w:ascii="Arial" w:eastAsia="Times New Roman" w:hAnsi="Arial" w:cs="Arial"/>
+                <w:b/>
+                <w:bCs/>
+                <w:color w:val="000000"/>
+                <w:kern w:val="0"/>
+                <w:sz w:val="22"/>
+                <w:szCs w:val="22"/>
+                <w:lang w:eastAsia="es-CL"/>
+                <w14:ligatures w14:val="none"/>
+              </w:rPr>
+              <w:t>1:</w:t>
+            </w:r>
+            <w:r>
+              <w:rPr>
+                <w:rFonts w:ascii="Arial" w:eastAsia="Times New Roman" w:hAnsi="Arial" w:cs="Arial"/>
+                <w:b/>
+                <w:bCs/>
+                <w:color w:val="000000"/>
+                <w:kern w:val="0"/>
+                <w:sz w:val="22"/>
+                <w:szCs w:val="22"/>
+                <w:lang w:eastAsia="es-CL"/>
+                <w14:ligatures w14:val="none"/>
+              </w:rPr>
+              <w:t xml:space="preserve"> </w:t>
+            </w:r>
+            <w:r>
+              <w:rPr>
+                <w:rFonts w:ascii="Arial" w:eastAsia="Times New Roman" w:hAnsi="Arial" w:cs="Arial"/>
+                <w:b/>
+                <w:bCs/>
+                <w:color w:val="000000"/>
+                <w:kern w:val="0"/>
+                <w:sz w:val="22"/>
+                <w:szCs w:val="22"/>
+                <w:lang w:eastAsia="es-CL"/>
+                <w14:ligatures w14:val="none"/>
+              </w:rPr>
+              <w:t>Configuración y Extracción</w:t>
+            </w:r>
+          </w:p>
+        </w:tc>
+        <w:tc>
+          <w:tcPr>
+            <w:tcW w:w="2520" w:type="dxa"/>
+            <w:tcBorders>
+              <w:top w:val="nil"/>
+              <w:left w:val="nil"/>
+              <w:bottom w:val="single" w:sz="4" w:space="0" w:color="auto"/>
+              <w:right w:val="single" w:sz="4" w:space="0" w:color="auto"/>
+            </w:tcBorders>
+            <w:vAlign w:val="bottom"/>
+            <w:hideMark/>
+          </w:tcPr>
+          <w:p>
+            <w:pPr>
+              <w:spacing w:after="0" w:line="240" w:lineRule="auto"/>
+              <w:rPr>
+                <w:rFonts w:ascii="Arial" w:eastAsia="Times New Roman" w:hAnsi="Arial" w:cs="Arial"/>
+                <w:color w:val="000000"/>
+                <w:kern w:val="0"/>
+                <w:sz w:val="22"/>
+                <w:szCs w:val="22"/>
+                <w:lang w:eastAsia="es-CL"/>
+                <w14:ligatures w14:val="none"/>
+              </w:rPr>
+            </w:pPr>
+            <w:r>
+              <w:rPr>
+                <w:rFonts w:ascii="Arial" w:eastAsia="Times New Roman" w:hAnsi="Arial" w:cs="Arial"/>
+                <w:color w:val="000000"/>
+                <w:kern w:val="0"/>
+                <w:sz w:val="22"/>
+                <w:szCs w:val="22"/>
+                <w:lang w:eastAsia="es-CL"/>
+                <w14:ligatures w14:val="none"/>
+              </w:rPr>
+              <w:t xml:space="preserve">Modelado en SQL Server (Data </w:t>
+            </w:r>
+            <w:proofErr w:type="spellStart"/>
+            <w:r>
+              <w:rPr>
+                <w:rFonts w:ascii="Arial" w:eastAsia="Times New Roman" w:hAnsi="Arial" w:cs="Arial"/>
+                <w:color w:val="000000"/>
+                <w:kern w:val="0"/>
+                <w:sz w:val="22"/>
+                <w:szCs w:val="22"/>
+                <w:lang w:eastAsia="es-CL"/>
+                <w14:ligatures w14:val="none"/>
+              </w:rPr>
+              <w:t>Warehouse</w:t>
+            </w:r>
+            <w:proofErr w:type="spellEnd"/>
+            <w:r>
+              <w:rPr>
+                <w:rFonts w:ascii="Arial" w:eastAsia="Times New Roman" w:hAnsi="Arial" w:cs="Arial"/>
+                <w:color w:val="000000"/>
+                <w:kern w:val="0"/>
+                <w:sz w:val="22"/>
+                <w:szCs w:val="22"/>
+                <w:lang w:eastAsia="es-CL"/>
+                <w14:ligatures w14:val="none"/>
+              </w:rPr>
+              <w:t>), normalización de tablas y extracción de muestra maestra.</w:t>
+            </w:r>
+          </w:p>
+        </w:tc>
+        <w:tc>
+          <w:tcPr>
+            <w:tcW w:w="1514" w:type="dxa"/>
+            <w:tcBorders>
+              <w:top w:val="nil"/>
+              <w:left w:val="nil"/>
+              <w:bottom w:val="single" w:sz="4" w:space="0" w:color="auto"/>
+              <w:right w:val="single" w:sz="4" w:space="0" w:color="auto"/>
+            </w:tcBorders>
+            <w:vAlign w:val="center"/>
+            <w:hideMark/>
+          </w:tcPr>
+          <w:p>
+            <w:pPr>
+              <w:spacing w:after="0" w:line="240" w:lineRule="auto"/>
+              <w:rPr>
+                <w:rFonts w:ascii="Arial" w:eastAsia="Times New Roman" w:hAnsi="Arial" w:cs="Arial"/>
+                <w:color w:val="000000"/>
+                <w:kern w:val="0"/>
+                <w:sz w:val="22"/>
+                <w:szCs w:val="22"/>
+                <w:lang w:eastAsia="es-CL"/>
+                <w14:ligatures w14:val="none"/>
+              </w:rPr>
+            </w:pPr>
+            <w:r>
+              <w:rPr>
+                <w:rFonts w:ascii="Arial" w:eastAsia="Times New Roman" w:hAnsi="Arial" w:cs="Arial"/>
+                <w:color w:val="000000"/>
+                <w:kern w:val="0"/>
+                <w:sz w:val="22"/>
+                <w:szCs w:val="22"/>
+                <w:lang w:eastAsia="es-CL"/>
+                <w14:ligatures w14:val="none"/>
+              </w:rPr>
+              <w:t>Equipo completo</w:t>
+            </w:r>
+          </w:p>
+        </w:tc>
+        <w:tc>
+          <w:tcPr>
+            <w:tcW w:w="1301" w:type="dxa"/>
+            <w:tcBorders>
+              <w:top w:val="nil"/>
+              <w:left w:val="nil"/>
+              <w:bottom w:val="single" w:sz="4" w:space="0" w:color="auto"/>
+              <w:right w:val="single" w:sz="4" w:space="0" w:color="auto"/>
+            </w:tcBorders>
+            <w:vAlign w:val="center"/>
+            <w:hideMark/>
+          </w:tcPr>
+          <w:p>
+            <w:pPr>
+              <w:spacing w:after="0" w:line="240" w:lineRule="auto"/>
+              <w:rPr>
+                <w:rFonts w:ascii="Arial" w:eastAsia="Times New Roman" w:hAnsi="Arial" w:cs="Arial"/>
+                <w:color w:val="000000"/>
+                <w:kern w:val="0"/>
+                <w:sz w:val="22"/>
+                <w:szCs w:val="22"/>
+                <w:lang w:eastAsia="es-CL"/>
+                <w14:ligatures w14:val="none"/>
+              </w:rPr>
+            </w:pPr>
+            <w:r>
+              <w:rPr>
+                <w:rFonts w:ascii="Arial" w:eastAsia="Times New Roman" w:hAnsi="Arial" w:cs="Arial"/>
+                <w:color w:val="000000"/>
+                <w:kern w:val="0"/>
+                <w:sz w:val="22"/>
+                <w:szCs w:val="22"/>
+                <w:lang w:eastAsia="es-CL"/>
+                <w14:ligatures w14:val="none"/>
+              </w:rPr>
+              <w:t>20 horas</w:t>
+            </w:r>
+          </w:p>
+        </w:tc>
+        <w:tc>
+          <w:tcPr>
+            <w:tcW w:w="1623" w:type="dxa"/>
+            <w:tcBorders>
+              <w:top w:val="nil"/>
+              <w:left w:val="nil"/>
+              <w:bottom w:val="single" w:sz="4" w:space="0" w:color="auto"/>
+              <w:right w:val="single" w:sz="4" w:space="0" w:color="auto"/>
+            </w:tcBorders>
+            <w:vAlign w:val="center"/>
+            <w:hideMark/>
+          </w:tcPr>
+          <w:p>
+            <w:pPr>
+              <w:spacing w:after="0" w:line="240" w:lineRule="auto"/>
+              <w:rPr>
+                <w:rFonts w:ascii="Arial" w:eastAsia="Times New Roman" w:hAnsi="Arial" w:cs="Arial"/>
+                <w:color w:val="000000"/>
+                <w:kern w:val="0"/>
+                <w:sz w:val="22"/>
+                <w:szCs w:val="22"/>
+                <w:lang w:eastAsia="es-CL"/>
+                <w14:ligatures w14:val="none"/>
+              </w:rPr>
+            </w:pPr>
+            <w:r>
+              <w:rPr>
+                <w:rFonts w:ascii="Arial" w:eastAsia="Times New Roman" w:hAnsi="Arial" w:cs="Arial"/>
+                <w:color w:val="000000"/>
+                <w:kern w:val="0"/>
+                <w:sz w:val="22"/>
+                <w:szCs w:val="22"/>
+                <w:lang w:eastAsia="es-CL"/>
+                <w14:ligatures w14:val="none"/>
+              </w:rPr>
+              <w:t>Semanas 1 y 2</w:t>
+            </w:r>
+          </w:p>
+        </w:tc>
+      </w:tr>
+      <w:tr>
+        <w:trPr>
+          <w:trHeight w:val="1200"/>
+        </w:trPr>
+        <w:tc>
+          <w:tcPr>
+            <w:tcW w:w="2122" w:type="dxa"/>
+            <w:tcBorders>
+              <w:top w:val="nil"/>
+              <w:left w:val="single" w:sz="4" w:space="0" w:color="auto"/>
+              <w:bottom w:val="single" w:sz="4" w:space="0" w:color="auto"/>
+              <w:right w:val="single" w:sz="4" w:space="0" w:color="auto"/>
+            </w:tcBorders>
+            <w:vAlign w:val="center"/>
+            <w:hideMark/>
+          </w:tcPr>
+          <w:p>
+            <w:pPr>
+              <w:spacing w:after="0" w:line="240" w:lineRule="auto"/>
+              <w:rPr>
+                <w:rFonts w:ascii="Arial" w:eastAsia="Times New Roman" w:hAnsi="Arial" w:cs="Arial"/>
+                <w:b/>
+                <w:bCs/>
+                <w:color w:val="000000"/>
+                <w:kern w:val="0"/>
+                <w:sz w:val="22"/>
+                <w:szCs w:val="22"/>
+                <w:lang w:eastAsia="es-CL"/>
+                <w14:ligatures w14:val="none"/>
+              </w:rPr>
+            </w:pPr>
+            <w:r>
+              <w:rPr>
+                <w:rFonts w:ascii="Arial" w:eastAsia="Times New Roman" w:hAnsi="Arial" w:cs="Arial"/>
+                <w:b/>
+                <w:bCs/>
+                <w:color w:val="000000"/>
+                <w:kern w:val="0"/>
+                <w:sz w:val="22"/>
+                <w:szCs w:val="22"/>
+                <w:lang w:eastAsia="es-CL"/>
+                <w14:ligatures w14:val="none"/>
+              </w:rPr>
+              <w:t>Fase 2: Análisis Exploratorio (EDA)</w:t>
+            </w:r>
+          </w:p>
+        </w:tc>
+        <w:tc>
+          <w:tcPr>
+            <w:tcW w:w="2520" w:type="dxa"/>
+            <w:tcBorders>
+              <w:top w:val="nil"/>
+              <w:left w:val="nil"/>
+              <w:bottom w:val="single" w:sz="4" w:space="0" w:color="auto"/>
+              <w:right w:val="single" w:sz="4" w:space="0" w:color="auto"/>
+            </w:tcBorders>
+            <w:vAlign w:val="bottom"/>
+            <w:hideMark/>
+          </w:tcPr>
+          <w:p>
+            <w:pPr>
+              <w:spacing w:after="0" w:line="240" w:lineRule="auto"/>
+              <w:rPr>
+                <w:rFonts w:ascii="Arial" w:eastAsia="Times New Roman" w:hAnsi="Arial" w:cs="Arial"/>
+                <w:color w:val="000000"/>
+                <w:kern w:val="0"/>
+                <w:sz w:val="22"/>
+                <w:szCs w:val="22"/>
+                <w:lang w:eastAsia="es-CL"/>
+                <w14:ligatures w14:val="none"/>
+              </w:rPr>
+            </w:pPr>
+            <w:r>
+              <w:rPr>
+                <w:rFonts w:ascii="Arial" w:eastAsia="Times New Roman" w:hAnsi="Arial" w:cs="Arial"/>
+                <w:color w:val="000000"/>
+                <w:kern w:val="0"/>
+                <w:sz w:val="22"/>
+                <w:szCs w:val="22"/>
+                <w:lang w:eastAsia="es-CL"/>
+                <w14:ligatures w14:val="none"/>
+              </w:rPr>
+              <w:t xml:space="preserve">Limpieza, imputación de nulos, reducción de cardinalidad y </w:t>
+            </w:r>
+            <w:proofErr w:type="spellStart"/>
+            <w:r>
+              <w:rPr>
+                <w:rFonts w:ascii="Arial" w:eastAsia="Times New Roman" w:hAnsi="Arial" w:cs="Arial"/>
+                <w:color w:val="000000"/>
+                <w:kern w:val="0"/>
+                <w:sz w:val="22"/>
+                <w:szCs w:val="22"/>
+                <w:lang w:eastAsia="es-CL"/>
+                <w14:ligatures w14:val="none"/>
+              </w:rPr>
+              <w:t>graficación</w:t>
+            </w:r>
+            <w:proofErr w:type="spellEnd"/>
+            <w:r>
+              <w:rPr>
+                <w:rFonts w:ascii="Arial" w:eastAsia="Times New Roman" w:hAnsi="Arial" w:cs="Arial"/>
+                <w:color w:val="000000"/>
+                <w:kern w:val="0"/>
+                <w:sz w:val="22"/>
+                <w:szCs w:val="22"/>
+                <w:lang w:eastAsia="es-CL"/>
+                <w14:ligatures w14:val="none"/>
+              </w:rPr>
+              <w:t xml:space="preserve"> de correlaciones.</w:t>
+            </w:r>
+          </w:p>
+        </w:tc>
+        <w:tc>
+          <w:tcPr>
+            <w:tcW w:w="1514" w:type="dxa"/>
+            <w:tcBorders>
+              <w:top w:val="nil"/>
+              <w:left w:val="nil"/>
+              <w:bottom w:val="single" w:sz="4" w:space="0" w:color="auto"/>
+              <w:right w:val="single" w:sz="4" w:space="0" w:color="auto"/>
+            </w:tcBorders>
+            <w:vAlign w:val="center"/>
+            <w:hideMark/>
+          </w:tcPr>
+          <w:p>
+            <w:pPr>
+              <w:spacing w:after="0" w:line="240" w:lineRule="auto"/>
+              <w:rPr>
+                <w:rFonts w:ascii="Arial" w:eastAsia="Times New Roman" w:hAnsi="Arial" w:cs="Arial"/>
+                <w:color w:val="000000"/>
+                <w:kern w:val="0"/>
+                <w:sz w:val="22"/>
+                <w:szCs w:val="22"/>
+                <w:lang w:eastAsia="es-CL"/>
+                <w14:ligatures w14:val="none"/>
+              </w:rPr>
+            </w:pPr>
+            <w:r>
+              <w:rPr>
+                <w:rFonts w:ascii="Arial" w:eastAsia="Times New Roman" w:hAnsi="Arial" w:cs="Arial"/>
+                <w:color w:val="000000"/>
+                <w:kern w:val="0"/>
+                <w:sz w:val="22"/>
+                <w:szCs w:val="22"/>
+                <w:lang w:eastAsia="es-CL"/>
+                <w14:ligatures w14:val="none"/>
+              </w:rPr>
+              <w:t>Equipo completo</w:t>
+            </w:r>
+          </w:p>
+        </w:tc>
+        <w:tc>
+          <w:tcPr>
+            <w:tcW w:w="1301" w:type="dxa"/>
+            <w:tcBorders>
+              <w:top w:val="nil"/>
+              <w:left w:val="nil"/>
+              <w:bottom w:val="single" w:sz="4" w:space="0" w:color="auto"/>
+              <w:right w:val="single" w:sz="4" w:space="0" w:color="auto"/>
+            </w:tcBorders>
+            <w:vAlign w:val="center"/>
+            <w:hideMark/>
+          </w:tcPr>
+          <w:p>
+            <w:pPr>
+              <w:spacing w:after="0" w:line="240" w:lineRule="auto"/>
+              <w:rPr>
+                <w:rFonts w:ascii="Arial" w:eastAsia="Times New Roman" w:hAnsi="Arial" w:cs="Arial"/>
+                <w:color w:val="000000"/>
+                <w:kern w:val="0"/>
+                <w:sz w:val="22"/>
+                <w:szCs w:val="22"/>
+                <w:lang w:eastAsia="es-CL"/>
+                <w14:ligatures w14:val="none"/>
+              </w:rPr>
+            </w:pPr>
+            <w:r>
+              <w:rPr>
+                <w:rFonts w:ascii="Arial" w:eastAsia="Times New Roman" w:hAnsi="Arial" w:cs="Arial"/>
+                <w:color w:val="000000"/>
+                <w:kern w:val="0"/>
+                <w:sz w:val="22"/>
+                <w:szCs w:val="22"/>
+                <w:lang w:eastAsia="es-CL"/>
+                <w14:ligatures w14:val="none"/>
+              </w:rPr>
+              <w:t>25 horas</w:t>
+            </w:r>
+          </w:p>
+        </w:tc>
+        <w:tc>
+          <w:tcPr>
+            <w:tcW w:w="1623" w:type="dxa"/>
+            <w:tcBorders>
+              <w:top w:val="nil"/>
+              <w:left w:val="nil"/>
+              <w:bottom w:val="single" w:sz="4" w:space="0" w:color="auto"/>
+              <w:right w:val="single" w:sz="4" w:space="0" w:color="auto"/>
+            </w:tcBorders>
+            <w:vAlign w:val="center"/>
+            <w:hideMark/>
+          </w:tcPr>
+          <w:p>
+            <w:pPr>
+              <w:spacing w:after="0" w:line="240" w:lineRule="auto"/>
+              <w:rPr>
+                <w:rFonts w:ascii="Arial" w:eastAsia="Times New Roman" w:hAnsi="Arial" w:cs="Arial"/>
+                <w:color w:val="000000"/>
+                <w:kern w:val="0"/>
+                <w:sz w:val="22"/>
+                <w:szCs w:val="22"/>
+                <w:lang w:eastAsia="es-CL"/>
+                <w14:ligatures w14:val="none"/>
+              </w:rPr>
+            </w:pPr>
+            <w:r>
+              <w:rPr>
+                <w:rFonts w:ascii="Arial" w:eastAsia="Times New Roman" w:hAnsi="Arial" w:cs="Arial"/>
+                <w:color w:val="000000"/>
+                <w:kern w:val="0"/>
+                <w:sz w:val="22"/>
+                <w:szCs w:val="22"/>
+                <w:lang w:eastAsia="es-CL"/>
+                <w14:ligatures w14:val="none"/>
+              </w:rPr>
+              <w:t>Semanas 2 y 3</w:t>
+            </w:r>
+          </w:p>
+        </w:tc>
+      </w:tr>
+      <w:tr>
+        <w:trPr>
+          <w:trHeight w:val="1200"/>
+        </w:trPr>
+        <w:tc>
+          <w:tcPr>
+            <w:tcW w:w="2122" w:type="dxa"/>
+            <w:tcBorders>
+              <w:top w:val="nil"/>
+              <w:left w:val="single" w:sz="4" w:space="0" w:color="auto"/>
+              <w:bottom w:val="single" w:sz="4" w:space="0" w:color="auto"/>
+              <w:right w:val="single" w:sz="4" w:space="0" w:color="auto"/>
+            </w:tcBorders>
+            <w:vAlign w:val="center"/>
+            <w:hideMark/>
+          </w:tcPr>
+          <w:p>
+            <w:pPr>
+              <w:spacing w:after="0" w:line="240" w:lineRule="auto"/>
+              <w:rPr>
+                <w:rFonts w:ascii="Arial" w:eastAsia="Times New Roman" w:hAnsi="Arial" w:cs="Arial"/>
+                <w:b/>
+                <w:bCs/>
+                <w:color w:val="000000"/>
+                <w:kern w:val="0"/>
+                <w:sz w:val="22"/>
+                <w:szCs w:val="22"/>
+                <w:lang w:eastAsia="es-CL"/>
+                <w14:ligatures w14:val="none"/>
+              </w:rPr>
+            </w:pPr>
+            <w:r>
+              <w:rPr>
+                <w:rFonts w:ascii="Arial" w:eastAsia="Times New Roman" w:hAnsi="Arial" w:cs="Arial"/>
+                <w:b/>
+                <w:bCs/>
+                <w:color w:val="000000"/>
+                <w:kern w:val="0"/>
+                <w:sz w:val="22"/>
+                <w:szCs w:val="22"/>
+                <w:lang w:eastAsia="es-CL"/>
+                <w14:ligatures w14:val="none"/>
+              </w:rPr>
+              <w:t>Fase 3: Modelado y Balanceo</w:t>
+            </w:r>
+          </w:p>
+        </w:tc>
+        <w:tc>
+          <w:tcPr>
+            <w:tcW w:w="2520" w:type="dxa"/>
+            <w:tcBorders>
+              <w:top w:val="nil"/>
+              <w:left w:val="nil"/>
+              <w:bottom w:val="single" w:sz="4" w:space="0" w:color="auto"/>
+              <w:right w:val="single" w:sz="4" w:space="0" w:color="auto"/>
+            </w:tcBorders>
+            <w:vAlign w:val="bottom"/>
+            <w:hideMark/>
+          </w:tcPr>
+          <w:p>
+            <w:pPr>
+              <w:spacing w:after="0" w:line="240" w:lineRule="auto"/>
+              <w:rPr>
+                <w:rFonts w:ascii="Arial" w:eastAsia="Times New Roman" w:hAnsi="Arial" w:cs="Arial"/>
+                <w:color w:val="000000"/>
+                <w:kern w:val="0"/>
+                <w:sz w:val="22"/>
+                <w:szCs w:val="22"/>
+                <w:lang w:eastAsia="es-CL"/>
+                <w14:ligatures w14:val="none"/>
+              </w:rPr>
+            </w:pPr>
+            <w:r>
+              <w:rPr>
+                <w:rFonts w:ascii="Arial" w:eastAsia="Times New Roman" w:hAnsi="Arial" w:cs="Arial"/>
+                <w:color w:val="000000"/>
+                <w:kern w:val="0"/>
+                <w:sz w:val="22"/>
+                <w:szCs w:val="22"/>
+                <w:lang w:eastAsia="es-CL"/>
+                <w14:ligatures w14:val="none"/>
+              </w:rPr>
+              <w:t xml:space="preserve">Aplicación de SMOTE, partición (Train/Val/Test) e implementación de </w:t>
+            </w:r>
+            <w:proofErr w:type="spellStart"/>
+            <w:r>
+              <w:rPr>
+                <w:rFonts w:ascii="Arial" w:eastAsia="Times New Roman" w:hAnsi="Arial" w:cs="Arial"/>
+                <w:color w:val="000000"/>
+                <w:kern w:val="0"/>
+                <w:sz w:val="22"/>
+                <w:szCs w:val="22"/>
+                <w:lang w:eastAsia="es-CL"/>
+                <w14:ligatures w14:val="none"/>
+              </w:rPr>
+              <w:t>XGBoost</w:t>
+            </w:r>
+            <w:proofErr w:type="spellEnd"/>
+            <w:r>
+              <w:rPr>
+                <w:rFonts w:ascii="Arial" w:eastAsia="Times New Roman" w:hAnsi="Arial" w:cs="Arial"/>
+                <w:color w:val="000000"/>
+                <w:kern w:val="0"/>
+                <w:sz w:val="22"/>
+                <w:szCs w:val="22"/>
+                <w:lang w:eastAsia="es-CL"/>
+                <w14:ligatures w14:val="none"/>
+              </w:rPr>
+              <w:t xml:space="preserve"> con métricas de rendimiento.</w:t>
+            </w:r>
+          </w:p>
+        </w:tc>
+        <w:tc>
+          <w:tcPr>
+            <w:tcW w:w="1514" w:type="dxa"/>
+            <w:tcBorders>
+              <w:top w:val="nil"/>
+              <w:left w:val="nil"/>
+              <w:bottom w:val="single" w:sz="4" w:space="0" w:color="auto"/>
+              <w:right w:val="single" w:sz="4" w:space="0" w:color="auto"/>
+            </w:tcBorders>
+            <w:vAlign w:val="center"/>
+            <w:hideMark/>
+          </w:tcPr>
+          <w:p>
+            <w:pPr>
+              <w:spacing w:after="0" w:line="240" w:lineRule="auto"/>
+              <w:rPr>
+                <w:rFonts w:ascii="Arial" w:eastAsia="Times New Roman" w:hAnsi="Arial" w:cs="Arial"/>
+                <w:color w:val="000000"/>
+                <w:kern w:val="0"/>
+                <w:sz w:val="22"/>
+                <w:szCs w:val="22"/>
+                <w:lang w:eastAsia="es-CL"/>
+                <w14:ligatures w14:val="none"/>
+              </w:rPr>
+            </w:pPr>
+            <w:r>
+              <w:rPr>
+                <w:rFonts w:ascii="Arial" w:eastAsia="Times New Roman" w:hAnsi="Arial" w:cs="Arial"/>
+                <w:color w:val="000000"/>
+                <w:kern w:val="0"/>
+                <w:sz w:val="22"/>
+                <w:szCs w:val="22"/>
+                <w:lang w:eastAsia="es-CL"/>
+                <w14:ligatures w14:val="none"/>
+              </w:rPr>
+              <w:t>Equipo completo</w:t>
+            </w:r>
+          </w:p>
+        </w:tc>
+        <w:tc>
+          <w:tcPr>
+            <w:tcW w:w="1301" w:type="dxa"/>
+            <w:tcBorders>
+              <w:top w:val="nil"/>
+              <w:left w:val="nil"/>
+              <w:bottom w:val="single" w:sz="4" w:space="0" w:color="auto"/>
+              <w:right w:val="single" w:sz="4" w:space="0" w:color="auto"/>
+            </w:tcBorders>
+            <w:vAlign w:val="center"/>
+            <w:hideMark/>
+          </w:tcPr>
+          <w:p>
+            <w:pPr>
+              <w:spacing w:after="0" w:line="240" w:lineRule="auto"/>
+              <w:rPr>
+                <w:rFonts w:ascii="Arial" w:eastAsia="Times New Roman" w:hAnsi="Arial" w:cs="Arial"/>
+                <w:color w:val="000000"/>
+                <w:kern w:val="0"/>
+                <w:sz w:val="22"/>
+                <w:szCs w:val="22"/>
+                <w:lang w:eastAsia="es-CL"/>
+                <w14:ligatures w14:val="none"/>
+              </w:rPr>
+            </w:pPr>
+            <w:r>
+              <w:rPr>
+                <w:rFonts w:ascii="Arial" w:eastAsia="Times New Roman" w:hAnsi="Arial" w:cs="Arial"/>
+                <w:color w:val="000000"/>
+                <w:kern w:val="0"/>
+                <w:sz w:val="22"/>
+                <w:szCs w:val="22"/>
+                <w:lang w:eastAsia="es-CL"/>
+                <w14:ligatures w14:val="none"/>
+              </w:rPr>
+              <w:t>20 horas</w:t>
+            </w:r>
+          </w:p>
+        </w:tc>
+        <w:tc>
+          <w:tcPr>
+            <w:tcW w:w="1623" w:type="dxa"/>
+            <w:tcBorders>
+              <w:top w:val="nil"/>
+              <w:left w:val="nil"/>
+              <w:bottom w:val="single" w:sz="4" w:space="0" w:color="auto"/>
+              <w:right w:val="single" w:sz="4" w:space="0" w:color="auto"/>
+            </w:tcBorders>
+            <w:vAlign w:val="center"/>
+            <w:hideMark/>
+          </w:tcPr>
+          <w:p>
+            <w:pPr>
+              <w:spacing w:after="0" w:line="240" w:lineRule="auto"/>
+              <w:rPr>
+                <w:rFonts w:ascii="Arial" w:eastAsia="Times New Roman" w:hAnsi="Arial" w:cs="Arial"/>
+                <w:color w:val="000000"/>
+                <w:kern w:val="0"/>
+                <w:sz w:val="22"/>
+                <w:szCs w:val="22"/>
+                <w:lang w:eastAsia="es-CL"/>
+                <w14:ligatures w14:val="none"/>
+              </w:rPr>
+            </w:pPr>
+            <w:r>
+              <w:rPr>
+                <w:rFonts w:ascii="Arial" w:eastAsia="Times New Roman" w:hAnsi="Arial" w:cs="Arial"/>
+                <w:color w:val="000000"/>
+                <w:kern w:val="0"/>
+                <w:sz w:val="22"/>
+                <w:szCs w:val="22"/>
+                <w:lang w:eastAsia="es-CL"/>
+                <w14:ligatures w14:val="none"/>
+              </w:rPr>
+              <w:t>Semanas 3 y 4</w:t>
+            </w:r>
+          </w:p>
+        </w:tc>
+      </w:tr>
+      <w:tr>
+        <w:trPr>
+          <w:trHeight w:val="1500"/>
+        </w:trPr>
+        <w:tc>
+          <w:tcPr>
+            <w:tcW w:w="2122" w:type="dxa"/>
+            <w:tcBorders>
+              <w:top w:val="nil"/>
+              <w:left w:val="single" w:sz="4" w:space="0" w:color="auto"/>
+              <w:bottom w:val="single" w:sz="4" w:space="0" w:color="auto"/>
+              <w:right w:val="single" w:sz="4" w:space="0" w:color="auto"/>
+            </w:tcBorders>
+            <w:vAlign w:val="center"/>
+            <w:hideMark/>
+          </w:tcPr>
+          <w:p>
+            <w:pPr>
+              <w:spacing w:after="0" w:line="240" w:lineRule="auto"/>
+              <w:rPr>
+                <w:rFonts w:ascii="Arial" w:eastAsia="Times New Roman" w:hAnsi="Arial" w:cs="Arial"/>
+                <w:b/>
+                <w:bCs/>
+                <w:color w:val="000000"/>
+                <w:kern w:val="0"/>
+                <w:sz w:val="22"/>
+                <w:szCs w:val="22"/>
+                <w:lang w:eastAsia="es-CL"/>
+                <w14:ligatures w14:val="none"/>
+              </w:rPr>
+            </w:pPr>
+            <w:r>
+              <w:rPr>
+                <w:rFonts w:ascii="Arial" w:eastAsia="Times New Roman" w:hAnsi="Arial" w:cs="Arial"/>
+                <w:b/>
+                <w:bCs/>
+                <w:color w:val="000000"/>
+                <w:kern w:val="0"/>
+                <w:sz w:val="22"/>
+                <w:szCs w:val="22"/>
+                <w:lang w:eastAsia="es-CL"/>
+                <w14:ligatures w14:val="none"/>
+              </w:rPr>
+              <w:t xml:space="preserve">Fase 4: </w:t>
+            </w:r>
+            <w:proofErr w:type="spellStart"/>
+            <w:r>
+              <w:rPr>
+                <w:rFonts w:ascii="Arial" w:eastAsia="Times New Roman" w:hAnsi="Arial" w:cs="Arial"/>
+                <w:b/>
+                <w:bCs/>
+                <w:color w:val="000000"/>
+                <w:kern w:val="0"/>
+                <w:sz w:val="22"/>
+                <w:szCs w:val="22"/>
+                <w:lang w:eastAsia="es-CL"/>
+                <w14:ligatures w14:val="none"/>
+              </w:rPr>
+              <w:t>Explicabilidad</w:t>
+            </w:r>
+            <w:proofErr w:type="spellEnd"/>
+            <w:r>
+              <w:rPr>
+                <w:rFonts w:ascii="Arial" w:eastAsia="Times New Roman" w:hAnsi="Arial" w:cs="Arial"/>
+                <w:b/>
+                <w:bCs/>
+                <w:color w:val="000000"/>
+                <w:kern w:val="0"/>
+                <w:sz w:val="22"/>
+                <w:szCs w:val="22"/>
+                <w:lang w:eastAsia="es-CL"/>
+                <w14:ligatures w14:val="none"/>
+              </w:rPr>
+              <w:t xml:space="preserve"> y Documentación</w:t>
+            </w:r>
+          </w:p>
+        </w:tc>
+        <w:tc>
+          <w:tcPr>
+            <w:tcW w:w="2520" w:type="dxa"/>
+            <w:tcBorders>
+              <w:top w:val="nil"/>
+              <w:left w:val="nil"/>
+              <w:bottom w:val="single" w:sz="4" w:space="0" w:color="auto"/>
+              <w:right w:val="single" w:sz="4" w:space="0" w:color="auto"/>
+            </w:tcBorders>
+            <w:vAlign w:val="bottom"/>
+            <w:hideMark/>
+          </w:tcPr>
+          <w:p>
+            <w:pPr>
+              <w:spacing w:after="0" w:line="240" w:lineRule="auto"/>
+              <w:rPr>
+                <w:rFonts w:ascii="Arial" w:eastAsia="Times New Roman" w:hAnsi="Arial" w:cs="Arial"/>
+                <w:color w:val="000000"/>
+                <w:kern w:val="0"/>
+                <w:sz w:val="22"/>
+                <w:szCs w:val="22"/>
+                <w:lang w:eastAsia="es-CL"/>
+                <w14:ligatures w14:val="none"/>
+              </w:rPr>
+            </w:pPr>
+            <w:r>
+              <w:rPr>
+                <w:rFonts w:ascii="Arial" w:eastAsia="Times New Roman" w:hAnsi="Arial" w:cs="Arial"/>
+                <w:color w:val="000000"/>
+                <w:kern w:val="0"/>
+                <w:sz w:val="22"/>
+                <w:szCs w:val="22"/>
+                <w:lang w:eastAsia="es-CL"/>
+                <w14:ligatures w14:val="none"/>
+              </w:rPr>
+              <w:t xml:space="preserve">Extracción del </w:t>
+            </w:r>
+            <w:proofErr w:type="spellStart"/>
+            <w:r>
+              <w:rPr>
+                <w:rFonts w:ascii="Arial" w:eastAsia="Times New Roman" w:hAnsi="Arial" w:cs="Arial"/>
+                <w:color w:val="000000"/>
+                <w:kern w:val="0"/>
+                <w:sz w:val="22"/>
+                <w:szCs w:val="22"/>
+                <w:lang w:eastAsia="es-CL"/>
+                <w14:ligatures w14:val="none"/>
+              </w:rPr>
+              <w:t>Feature</w:t>
+            </w:r>
+            <w:proofErr w:type="spellEnd"/>
+            <w:r>
+              <w:rPr>
+                <w:rFonts w:ascii="Arial" w:eastAsia="Times New Roman" w:hAnsi="Arial" w:cs="Arial"/>
+                <w:color w:val="000000"/>
+                <w:kern w:val="0"/>
+                <w:sz w:val="22"/>
+                <w:szCs w:val="22"/>
+                <w:lang w:eastAsia="es-CL"/>
+                <w14:ligatures w14:val="none"/>
+              </w:rPr>
+              <w:t xml:space="preserve"> </w:t>
+            </w:r>
+            <w:proofErr w:type="spellStart"/>
+            <w:r>
+              <w:rPr>
+                <w:rFonts w:ascii="Arial" w:eastAsia="Times New Roman" w:hAnsi="Arial" w:cs="Arial"/>
+                <w:color w:val="000000"/>
+                <w:kern w:val="0"/>
+                <w:sz w:val="22"/>
+                <w:szCs w:val="22"/>
+                <w:lang w:eastAsia="es-CL"/>
+                <w14:ligatures w14:val="none"/>
+              </w:rPr>
+              <w:t>Importance</w:t>
+            </w:r>
+            <w:proofErr w:type="spellEnd"/>
+            <w:r>
+              <w:rPr>
+                <w:rFonts w:ascii="Arial" w:eastAsia="Times New Roman" w:hAnsi="Arial" w:cs="Arial"/>
+                <w:color w:val="000000"/>
+                <w:kern w:val="0"/>
+                <w:sz w:val="22"/>
+                <w:szCs w:val="22"/>
+                <w:lang w:eastAsia="es-CL"/>
+                <w14:ligatures w14:val="none"/>
+              </w:rPr>
+              <w:t>, análisis de la matriz de confusión y elaboración del informe final institucional.</w:t>
+            </w:r>
+          </w:p>
+        </w:tc>
+        <w:tc>
+          <w:tcPr>
+            <w:tcW w:w="1514" w:type="dxa"/>
+            <w:tcBorders>
+              <w:top w:val="nil"/>
+              <w:left w:val="nil"/>
+              <w:bottom w:val="single" w:sz="4" w:space="0" w:color="auto"/>
+              <w:right w:val="single" w:sz="4" w:space="0" w:color="auto"/>
+            </w:tcBorders>
+            <w:vAlign w:val="center"/>
+            <w:hideMark/>
+          </w:tcPr>
+          <w:p>
+            <w:pPr>
+              <w:spacing w:after="0" w:line="240" w:lineRule="auto"/>
+              <w:rPr>
+                <w:rFonts w:ascii="Arial" w:eastAsia="Times New Roman" w:hAnsi="Arial" w:cs="Arial"/>
+                <w:color w:val="000000"/>
+                <w:kern w:val="0"/>
+                <w:sz w:val="22"/>
+                <w:szCs w:val="22"/>
+                <w:lang w:eastAsia="es-CL"/>
+                <w14:ligatures w14:val="none"/>
+              </w:rPr>
+            </w:pPr>
+            <w:r>
+              <w:rPr>
+                <w:rFonts w:ascii="Arial" w:eastAsia="Times New Roman" w:hAnsi="Arial" w:cs="Arial"/>
+                <w:color w:val="000000"/>
+                <w:kern w:val="0"/>
+                <w:sz w:val="22"/>
+                <w:szCs w:val="22"/>
+                <w:lang w:eastAsia="es-CL"/>
+                <w14:ligatures w14:val="none"/>
+              </w:rPr>
+              <w:t>Equipo completo</w:t>
+            </w:r>
+          </w:p>
+        </w:tc>
+        <w:tc>
+          <w:tcPr>
+            <w:tcW w:w="1301" w:type="dxa"/>
+            <w:tcBorders>
+              <w:top w:val="nil"/>
+              <w:left w:val="nil"/>
+              <w:bottom w:val="single" w:sz="4" w:space="0" w:color="auto"/>
+              <w:right w:val="single" w:sz="4" w:space="0" w:color="auto"/>
+            </w:tcBorders>
+            <w:vAlign w:val="center"/>
+            <w:hideMark/>
+          </w:tcPr>
+          <w:p>
+            <w:pPr>
+              <w:spacing w:after="0" w:line="240" w:lineRule="auto"/>
+              <w:rPr>
+                <w:rFonts w:ascii="Arial" w:eastAsia="Times New Roman" w:hAnsi="Arial" w:cs="Arial"/>
+                <w:color w:val="000000"/>
+                <w:kern w:val="0"/>
+                <w:sz w:val="22"/>
+                <w:szCs w:val="22"/>
+                <w:lang w:eastAsia="es-CL"/>
+                <w14:ligatures w14:val="none"/>
+              </w:rPr>
+            </w:pPr>
+            <w:r>
+              <w:rPr>
+                <w:rFonts w:ascii="Arial" w:eastAsia="Times New Roman" w:hAnsi="Arial" w:cs="Arial"/>
+                <w:color w:val="000000"/>
+                <w:kern w:val="0"/>
+                <w:sz w:val="22"/>
+                <w:szCs w:val="22"/>
+                <w:lang w:eastAsia="es-CL"/>
+                <w14:ligatures w14:val="none"/>
+              </w:rPr>
+              <w:t>15 horas</w:t>
+            </w:r>
+          </w:p>
+        </w:tc>
+        <w:tc>
+          <w:tcPr>
+            <w:tcW w:w="1623" w:type="dxa"/>
+            <w:tcBorders>
+              <w:top w:val="nil"/>
+              <w:left w:val="nil"/>
+              <w:bottom w:val="single" w:sz="4" w:space="0" w:color="auto"/>
+              <w:right w:val="single" w:sz="4" w:space="0" w:color="auto"/>
+            </w:tcBorders>
+            <w:vAlign w:val="center"/>
+            <w:hideMark/>
+          </w:tcPr>
+          <w:p>
+            <w:pPr>
+              <w:spacing w:after="0" w:line="240" w:lineRule="auto"/>
+              <w:rPr>
+                <w:rFonts w:ascii="Arial" w:eastAsia="Times New Roman" w:hAnsi="Arial" w:cs="Arial"/>
+                <w:color w:val="000000"/>
+                <w:kern w:val="0"/>
+                <w:sz w:val="22"/>
+                <w:szCs w:val="22"/>
+                <w:lang w:eastAsia="es-CL"/>
+                <w14:ligatures w14:val="none"/>
+              </w:rPr>
+            </w:pPr>
+            <w:r>
+              <w:rPr>
+                <w:rFonts w:ascii="Arial" w:eastAsia="Times New Roman" w:hAnsi="Arial" w:cs="Arial"/>
+                <w:color w:val="000000"/>
+                <w:kern w:val="0"/>
+                <w:sz w:val="22"/>
+                <w:szCs w:val="22"/>
+                <w:lang w:eastAsia="es-CL"/>
+                <w14:ligatures w14:val="none"/>
+              </w:rPr>
+              <w:t>Semana 4 y 5</w:t>
+            </w:r>
+          </w:p>
+        </w:tc>
+      </w:tr>
+    </w:tbl>
+    <w:p>
+      <w:pPr>
+        <w:ind w:left="1080"/>
+      </w:pPr>
+    </w:p>
+    <w:p>
+      <w:pPr>
+        <w:pStyle w:val="Prrafodelista"/>
+        <w:ind w:left="1080"/>
         <w:rPr>
           <w:b/>
           <w:bCs/>
         </w:rPr>
-        <w:t>:</w:t>
-      </w:r>
-      <w:r>
-        <w:t xml:space="preserve"> El sistema debe transparentar las variables de decisión (ej. monto, edad, MCC) que detonaron una alerta, permitiendo a los analistas auditar la predicción.</w:t>
-      </w:r>
-    </w:p>
-    <w:p>
-      <w:pPr>
+      </w:pPr>
+    </w:p>
+    <w:p>
+      <w:r>
+        <w:br w:type="page"/>
+      </w:r>
+    </w:p>
+    <w:p>
+      <w:pPr>
+        <w:pStyle w:val="Prrafodelista"/>
         <w:numPr>
-          <w:ilvl w:val="1"/>
-          <w:numId w:val="1"/>
+          <w:ilvl w:val="0"/>
+          <w:numId w:val="10"/>
         </w:numPr>
       </w:pPr>
       <w:r>
+        <w:lastRenderedPageBreak/>
+        <w:t>Referencias (APA 7ª Edición)</w:t>
+      </w:r>
+    </w:p>
+    <w:p/>
+    <w:p>
+      <w:pPr>
+        <w:pStyle w:val="Prrafodelista"/>
+        <w:numPr>
+          <w:ilvl w:val="0"/>
+          <w:numId w:val="12"/>
+        </w:numPr>
+        <w:rPr>
+          <w:lang w:val="en-US"/>
+        </w:rPr>
+      </w:pPr>
+      <w:r>
+        <w:rPr>
+          <w:lang w:val="en-US"/>
+        </w:rPr>
+        <w:t>Al-Hawsawi, A. (2021). A systematic literature review of machine learning techniques for credit card fraud detection. IEEE Access, 9, 116245-116258.</w:t>
+      </w:r>
+    </w:p>
+    <w:p>
+      <w:pPr>
+        <w:pStyle w:val="Prrafodelista"/>
+        <w:numPr>
+          <w:ilvl w:val="0"/>
+          <w:numId w:val="12"/>
+        </w:numPr>
+        <w:rPr>
+          <w:lang w:val="en-US"/>
+        </w:rPr>
+      </w:pPr>
+      <w:r>
+        <w:t xml:space="preserve">Benchaji, I., </w:t>
+      </w:r>
+      <w:proofErr w:type="spellStart"/>
+      <w:r>
+        <w:t>Douzi</w:t>
+      </w:r>
+      <w:proofErr w:type="spellEnd"/>
+      <w:r>
+        <w:t xml:space="preserve">, S., El </w:t>
+      </w:r>
+      <w:proofErr w:type="spellStart"/>
+      <w:r>
+        <w:t>Ouassif</w:t>
+      </w:r>
+      <w:proofErr w:type="spellEnd"/>
+      <w:r>
+        <w:t xml:space="preserve">, B., &amp; El Bakkali, J. (2021). </w:t>
+      </w:r>
+      <w:r>
+        <w:rPr>
+          <w:lang w:val="en-US"/>
+        </w:rPr>
+        <w:t>Enhanced credit card fraud detection based on attention mechanism and SMOTE. Expert Systems with Applications, 167, 114175.</w:t>
+      </w:r>
+    </w:p>
+    <w:p>
+      <w:pPr>
+        <w:pStyle w:val="Prrafodelista"/>
+        <w:numPr>
+          <w:ilvl w:val="0"/>
+          <w:numId w:val="12"/>
+        </w:numPr>
+        <w:rPr>
+          <w:lang w:val="en-US"/>
+        </w:rPr>
+      </w:pPr>
+      <w:proofErr w:type="spellStart"/>
+      <w:r>
+        <w:rPr>
+          <w:lang w:val="en-US"/>
+        </w:rPr>
+        <w:t>Géron</w:t>
+      </w:r>
+      <w:proofErr w:type="spellEnd"/>
+      <w:r>
+        <w:rPr>
+          <w:lang w:val="en-US"/>
+        </w:rPr>
+        <w:t xml:space="preserve">, A. (2022). Hands-on machine learning with Scikit-Learn, </w:t>
+      </w:r>
+      <w:proofErr w:type="spellStart"/>
+      <w:r>
+        <w:rPr>
+          <w:lang w:val="en-US"/>
+        </w:rPr>
+        <w:t>Keras</w:t>
+      </w:r>
+      <w:proofErr w:type="spellEnd"/>
+      <w:r>
+        <w:rPr>
+          <w:lang w:val="en-US"/>
+        </w:rPr>
+        <w:t>, and TensorFlow (3.ª ed.). O'Reilly Media, Inc.</w:t>
+      </w:r>
+    </w:p>
+    <w:p>
+      <w:pPr>
+        <w:pStyle w:val="Prrafodelista"/>
+        <w:numPr>
+          <w:ilvl w:val="0"/>
+          <w:numId w:val="12"/>
+        </w:numPr>
+        <w:rPr>
+          <w:lang w:val="en-US"/>
+        </w:rPr>
+      </w:pPr>
+      <w:r>
+        <w:rPr>
+          <w:lang w:val="en-US"/>
+        </w:rPr>
+        <w:t xml:space="preserve">Hilal, W., Gadsden, S. A., &amp; </w:t>
+      </w:r>
+      <w:proofErr w:type="spellStart"/>
+      <w:r>
+        <w:rPr>
+          <w:lang w:val="en-US"/>
+        </w:rPr>
+        <w:t>Yawney</w:t>
+      </w:r>
+      <w:proofErr w:type="spellEnd"/>
+      <w:r>
+        <w:rPr>
+          <w:lang w:val="en-US"/>
+        </w:rPr>
+        <w:t>, J. (2022). Financial fraud: A review of anomaly detection techniques and recent advances. Expert Systems with Applications, 193, 116429.</w:t>
+      </w:r>
+    </w:p>
+    <w:p>
+      <w:pPr>
+        <w:pStyle w:val="Prrafodelista"/>
+        <w:numPr>
+          <w:ilvl w:val="0"/>
+          <w:numId w:val="12"/>
+        </w:numPr>
+        <w:rPr>
+          <w:lang w:val="en-US"/>
+        </w:rPr>
+      </w:pPr>
+      <w:r>
+        <w:rPr>
+          <w:lang w:val="de-DE"/>
+        </w:rPr>
+        <w:t xml:space="preserve">Ileberi, E., Sun, Y., &amp; Wang, Z. (2022). </w:t>
+      </w:r>
+      <w:r>
+        <w:rPr>
+          <w:lang w:val="en-US"/>
+        </w:rPr>
+        <w:t>A machine learning based credit card fraud detection using the GA algorithm for feature selection. Journal of Big Data, 9(1), 1-17.</w:t>
+      </w:r>
+    </w:p>
+    <w:p>
+      <w:pPr>
+        <w:pStyle w:val="Prrafodelista"/>
+        <w:numPr>
+          <w:ilvl w:val="0"/>
+          <w:numId w:val="12"/>
+        </w:numPr>
         <w:rPr>
           <w:b/>
           <w:bCs/>
         </w:rPr>
-        <w:t>Escalabilidad:</w:t>
-      </w:r>
-      <w:r>
-        <w:t xml:space="preserve"> La arquitectura debe estar optimizada, mediante vectorización y procesamiento paralelo, para evaluar transacciones concurrentes sin colapsar la memoria (RAM).</w:t>
-      </w:r>
-    </w:p>
-    <w:p>
-      <w:pPr>
-        <w:numPr>
-          <w:ilvl w:val="1"/>
-          <w:numId w:val="1"/>
-        </w:numPr>
-      </w:pPr>
+      </w:pPr>
+      <w:r>
+        <w:rPr>
+          <w:lang w:val="en-US"/>
+        </w:rPr>
+        <w:t xml:space="preserve">Makki, S., </w:t>
+      </w:r>
+      <w:proofErr w:type="spellStart"/>
+      <w:r>
+        <w:rPr>
+          <w:lang w:val="en-US"/>
+        </w:rPr>
+        <w:t>Assaghir</w:t>
+      </w:r>
+      <w:proofErr w:type="spellEnd"/>
+      <w:r>
+        <w:rPr>
+          <w:lang w:val="en-US"/>
+        </w:rPr>
+        <w:t xml:space="preserve">, Z., Taher, Y., Haque, R., </w:t>
+      </w:r>
+      <w:proofErr w:type="spellStart"/>
+      <w:r>
+        <w:rPr>
+          <w:lang w:val="en-US"/>
+        </w:rPr>
+        <w:t>Hacid</w:t>
+      </w:r>
+      <w:proofErr w:type="spellEnd"/>
+      <w:r>
+        <w:rPr>
+          <w:lang w:val="en-US"/>
+        </w:rPr>
+        <w:t xml:space="preserve">, M. S., &amp; </w:t>
+      </w:r>
+      <w:proofErr w:type="spellStart"/>
+      <w:r>
+        <w:rPr>
+          <w:lang w:val="en-US"/>
+        </w:rPr>
+        <w:t>Zeineddine</w:t>
+      </w:r>
+      <w:proofErr w:type="spellEnd"/>
+      <w:r>
+        <w:rPr>
+          <w:lang w:val="en-US"/>
+        </w:rPr>
+        <w:t xml:space="preserve">, H. (2020). An experimental study with imbalanced classification approaches for credit card fraud detection. </w:t>
+      </w:r>
+      <w:r>
+        <w:t>IEEE Access, 7, 93010-93022.</w:t>
+      </w:r>
       <w:r>
         <w:rPr>
           <w:b/>
           <w:bCs/>
         </w:rPr>
-        <w:t xml:space="preserve">Confiabilidad y </w:t>
-      </w:r>
-      <w:proofErr w:type="spellStart"/>
+        <w:br w:type="page"/>
+      </w:r>
+    </w:p>
+    <w:p>
       <w:r>
         <w:rPr>
           <w:b/>
           <w:bCs/>
         </w:rPr>
-        <w:t>Monitoreabilidad</w:t>
-      </w:r>
-      <w:proofErr w:type="spellEnd"/>
+        <w:lastRenderedPageBreak/>
+        <w:t xml:space="preserve">5. </w:t>
+      </w:r>
       <w:r>
         <w:rPr>
           <w:b/>
           <w:bCs/>
         </w:rPr>
-        <w:t>:</w:t>
-      </w:r>
-      <w:r>
-        <w:t xml:space="preserve"> El sistema debe integrar un registro (</w:t>
-      </w:r>
-      <w:r>
-        <w:rPr>
-          <w:i/>
-          <w:iCs/>
-        </w:rPr>
-        <w:t>log</w:t>
-      </w:r>
-      <w:r>
-        <w:t>) de métricas de rendimiento (</w:t>
-      </w:r>
-      <w:proofErr w:type="spellStart"/>
-      <w:r>
-        <w:t>Accuracy</w:t>
-      </w:r>
-      <w:proofErr w:type="spellEnd"/>
-      <w:r>
-        <w:t xml:space="preserve">, </w:t>
-      </w:r>
-      <w:proofErr w:type="spellStart"/>
-      <w:r>
-        <w:t>Recall</w:t>
-      </w:r>
-      <w:proofErr w:type="spellEnd"/>
-      <w:r>
-        <w:t>) para alertar sobre la degradación del modelo (</w:t>
-      </w:r>
-      <w:r>
-        <w:rPr>
-          <w:i/>
-          <w:iCs/>
-        </w:rPr>
-        <w:t>Data Drift</w:t>
-      </w:r>
-      <w:r>
-        <w:t>) con el ingreso de nuevos datos.</w:t>
-      </w:r>
-    </w:p>
-    <w:p>
-      <w:pPr>
-        <w:numPr>
-          <w:ilvl w:val="1"/>
-          <w:numId w:val="1"/>
-        </w:numPr>
-      </w:pPr>
-      <w:r>
-        <w:rPr>
-          <w:b/>
-          <w:bCs/>
-        </w:rPr>
-        <w:t>Usabilidad:</w:t>
-      </w:r>
-      <w:r>
-        <w:t xml:space="preserve"> Se proyecta a futuro una interfaz clara donde el analista de ciberseguridad pueda visualizar las alertas en un panel de control interactivo.</w:t>
-      </w:r>
-    </w:p>
-    <w:p>
-      <w:pPr>
-        <w:rPr>
-          <w:b/>
-          <w:bCs/>
-        </w:rPr>
-      </w:pPr>
-      <w:r>
-        <w:rPr>
-          <w:b/>
-          <w:bCs/>
-        </w:rPr>
-        <w:br w:type="page"/>
-      </w:r>
-    </w:p>
-    <w:p>
-      <w:r>
-        <w:rPr>
-          <w:b/>
-          <w:bCs/>
-        </w:rPr>
-        <w:lastRenderedPageBreak/>
-        <w:t>3. Selección y comparación de técnicas de aprendizaje automático</w:t>
-      </w:r>
-      <w:r>
-        <w:t xml:space="preserve"> Considerando que el proyecto cuenta con datos históricos etiquetados (variable </w:t>
-      </w:r>
-      <w:proofErr w:type="gramStart"/>
-      <w:r>
-        <w:t>objetivo conocida</w:t>
-      </w:r>
-      <w:proofErr w:type="gramEnd"/>
-      <w:r>
-        <w:t xml:space="preserve">), el problema se aborda mediante </w:t>
-      </w:r>
-      <w:r>
-        <w:rPr>
-          <w:b/>
-          <w:bCs/>
-        </w:rPr>
-        <w:t>Aprendizaje Supervisado</w:t>
-      </w:r>
-      <w:r>
-        <w:t>. Se evalúan las siguientes tres técnicas para la clasificación:</w:t>
-      </w:r>
-    </w:p>
-    <w:p>
-      <w:pPr>
-        <w:numPr>
-          <w:ilvl w:val="0"/>
-          <w:numId w:val="2"/>
-        </w:numPr>
-      </w:pPr>
-      <w:r>
-        <w:rPr>
-          <w:b/>
-          <w:bCs/>
-        </w:rPr>
-        <w:t>Árbol de Decisión (</w:t>
-      </w:r>
-      <w:proofErr w:type="spellStart"/>
-      <w:r>
-        <w:rPr>
-          <w:b/>
-          <w:bCs/>
-        </w:rPr>
-        <w:t>Decision</w:t>
-      </w:r>
-      <w:proofErr w:type="spellEnd"/>
-      <w:r>
-        <w:rPr>
-          <w:b/>
-          <w:bCs/>
-        </w:rPr>
-        <w:t xml:space="preserve"> Tree):</w:t>
-      </w:r>
-      <w:r>
-        <w:t xml:space="preserve"> Es un algoritmo que divide los datos mediante estructuras jerárquicas. Su principal ventaja es la alta </w:t>
-      </w:r>
-      <w:proofErr w:type="spellStart"/>
-      <w:r>
-        <w:t>explicabilidad</w:t>
-      </w:r>
-      <w:proofErr w:type="spellEnd"/>
-      <w:r>
-        <w:t>, cumpliendo con el requisito de transparencia del proyecto. Sin embargo, su limitación es la propensión al sobreajuste (</w:t>
-      </w:r>
-      <w:proofErr w:type="spellStart"/>
-      <w:r>
-        <w:rPr>
-          <w:i/>
-          <w:iCs/>
-        </w:rPr>
-        <w:t>overfitting</w:t>
-      </w:r>
-      <w:proofErr w:type="spellEnd"/>
-      <w:r>
-        <w:t>) al procesar datos financieros ruidosos y de alta dimensionalidad.</w:t>
-      </w:r>
-    </w:p>
-    <w:p>
-      <w:pPr>
-        <w:numPr>
-          <w:ilvl w:val="0"/>
-          <w:numId w:val="2"/>
-        </w:numPr>
-      </w:pPr>
-      <w:r>
-        <w:rPr>
-          <w:b/>
-          <w:bCs/>
-        </w:rPr>
-        <w:t>K-</w:t>
-      </w:r>
-      <w:proofErr w:type="spellStart"/>
-      <w:r>
-        <w:rPr>
-          <w:b/>
-          <w:bCs/>
-        </w:rPr>
-        <w:t>Nearest</w:t>
-      </w:r>
-      <w:proofErr w:type="spellEnd"/>
-      <w:r>
-        <w:rPr>
-          <w:b/>
-          <w:bCs/>
-        </w:rPr>
-        <w:t xml:space="preserve"> Neighbors (KNN):</w:t>
-      </w:r>
-      <w:r>
-        <w:t xml:space="preserve"> Clasifica instancias evaluando la proximidad con datos históricos. Es útil para identificar patrones geográficos en los fraudes. No obstante, al requerir el cálculo de distancias contra todo el conjunto de datos (cientos de miles de transacciones), incumple el requisito de escalabilidad y presenta altos costos computacionales en tiempo de inferencia.</w:t>
-      </w:r>
-    </w:p>
-    <w:p>
-      <w:pPr>
-        <w:numPr>
-          <w:ilvl w:val="0"/>
-          <w:numId w:val="2"/>
-        </w:numPr>
-      </w:pPr>
-      <w:r>
-        <w:rPr>
-          <w:b/>
-          <w:bCs/>
-        </w:rPr>
-        <w:t>Random Forest:</w:t>
-      </w:r>
-      <w:r>
-        <w:t xml:space="preserve"> Es un modelo de ensamble compuesto por múltiples árboles de decisión. Maneja eficientemente datos mixtos (categóricos </w:t>
-      </w:r>
-      <w:proofErr w:type="spellStart"/>
-      <w:r>
-        <w:t>binarizados</w:t>
-      </w:r>
-      <w:proofErr w:type="spellEnd"/>
-      <w:r>
-        <w:t xml:space="preserve"> y numéricos) y mitiga drásticamente el sobreajuste.</w:t>
-      </w:r>
-    </w:p>
-    <w:p>
-      <w:r>
-        <w:rPr>
-          <w:i/>
-          <w:iCs/>
-        </w:rPr>
-        <w:t>Comparación y Selección:</w:t>
-      </w:r>
-      <w:r>
-        <w:t xml:space="preserve"> </w:t>
-      </w:r>
-      <w:r>
-        <w:rPr>
-          <w:b/>
-          <w:bCs/>
-        </w:rPr>
-        <w:t>Random Forest</w:t>
-      </w:r>
-      <w:r>
-        <w:t xml:space="preserve"> se selecciona como la técnica óptima. Aunque disminuye levemente la </w:t>
-      </w:r>
-      <w:proofErr w:type="spellStart"/>
-      <w:r>
-        <w:t>explicabilidad</w:t>
-      </w:r>
-      <w:proofErr w:type="spellEnd"/>
-      <w:r>
-        <w:t xml:space="preserve"> directa frente a un árbol simple, equilibra de manera excelente el manejo del desbalanceo de clases (típico en la detección de fraudes) y ofrece una precisión matemática superior, cumpliendo con las restricciones computacionales mediante la paralelización de procesos en el entrenamiento.</w:t>
-      </w:r>
-    </w:p>
-    <w:p>
-      <w:pPr>
-        <w:rPr>
-          <w:b/>
-          <w:bCs/>
-        </w:rPr>
-      </w:pPr>
-      <w:r>
-        <w:rPr>
-          <w:b/>
-          <w:bCs/>
-        </w:rPr>
-        <w:br w:type="page"/>
-      </w:r>
-    </w:p>
-    <w:p>
-      <w:r>
-        <w:rPr>
-          <w:b/>
-          <w:bCs/>
-        </w:rPr>
-        <w:lastRenderedPageBreak/>
-        <w:t>4. Desarrollo inicial del proyecto (Plan de Trabajo)</w:t>
-      </w:r>
-      <w:r>
-        <w:t xml:space="preserve"> Para garantizar la trazabilidad entre los requisitos y la implementación, el trabajo del equipo de desarrollo se divide en las siguientes fases estimadas:</w:t>
-      </w:r>
-    </w:p>
-    <w:p>
-      <w:pPr>
-        <w:numPr>
-          <w:ilvl w:val="0"/>
-          <w:numId w:val="3"/>
-        </w:numPr>
-      </w:pPr>
-      <w:r>
-        <w:rPr>
-          <w:b/>
-          <w:bCs/>
-        </w:rPr>
-        <w:t>Fase 1: Análisis Exploratorio y ETL (Semana 1-2):</w:t>
-      </w:r>
-      <w:r>
-        <w:t xml:space="preserve"> Extracción, limpieza y cruce relacional (</w:t>
-      </w:r>
-      <w:r>
-        <w:rPr>
-          <w:i/>
-          <w:iCs/>
-        </w:rPr>
-        <w:t>JOINs</w:t>
-      </w:r>
-      <w:r>
-        <w:t xml:space="preserve">) de datos estructurados (CSV) y semiestructurados (JSON). </w:t>
-      </w:r>
-      <w:r>
-        <w:rPr>
-          <w:i/>
-          <w:iCs/>
-        </w:rPr>
-        <w:t>Responsables: Integrantes 1 y 2.</w:t>
-      </w:r>
-    </w:p>
-    <w:p>
-      <w:pPr>
-        <w:numPr>
-          <w:ilvl w:val="0"/>
-          <w:numId w:val="3"/>
-        </w:numPr>
-      </w:pPr>
-      <w:r>
-        <w:rPr>
-          <w:b/>
-          <w:bCs/>
-        </w:rPr>
-        <w:t>Fase 2: Preprocesamiento y Balanceo (Semana 2-3):</w:t>
-      </w:r>
-      <w:r>
-        <w:t xml:space="preserve"> Tratamiento de valores nulos, vectorización de variables categóricas y aplicación de pesos balanceados para clases minoritarias. </w:t>
-      </w:r>
-      <w:r>
-        <w:rPr>
-          <w:i/>
-          <w:iCs/>
-        </w:rPr>
-        <w:t>Responsable: Integrante 3.</w:t>
-      </w:r>
-    </w:p>
-    <w:p>
-      <w:pPr>
-        <w:numPr>
-          <w:ilvl w:val="0"/>
-          <w:numId w:val="3"/>
-        </w:numPr>
-      </w:pPr>
-      <w:r>
-        <w:rPr>
-          <w:b/>
-          <w:bCs/>
-        </w:rPr>
-        <w:t>Fase 3: Entrenamiento y Ajuste del Modelo (Semana 3-4):</w:t>
-      </w:r>
-      <w:r>
-        <w:t xml:space="preserve"> Instanciación, entrenamiento y paralelización del algoritmo Random Forest. </w:t>
-      </w:r>
-      <w:r>
-        <w:rPr>
-          <w:i/>
-          <w:iCs/>
-        </w:rPr>
-        <w:t>Responsables: Integrantes 4 y 5.</w:t>
-      </w:r>
-    </w:p>
-    <w:p>
-      <w:pPr>
-        <w:numPr>
-          <w:ilvl w:val="0"/>
-          <w:numId w:val="3"/>
-        </w:numPr>
-      </w:pPr>
-      <w:r>
-        <w:rPr>
-          <w:b/>
-          <w:bCs/>
-        </w:rPr>
-        <w:t xml:space="preserve">Fase 4: Evaluación y </w:t>
-      </w:r>
-      <w:proofErr w:type="spellStart"/>
-      <w:r>
-        <w:rPr>
-          <w:b/>
-          <w:bCs/>
-        </w:rPr>
-        <w:t>Explicabilidad</w:t>
-      </w:r>
-      <w:proofErr w:type="spellEnd"/>
-      <w:r>
-        <w:rPr>
-          <w:b/>
-          <w:bCs/>
-        </w:rPr>
-        <w:t xml:space="preserve"> (Semana 4-5):</w:t>
-      </w:r>
-      <w:r>
-        <w:t xml:space="preserve"> Generación de matrices de confusión, evaluación de métricas (</w:t>
-      </w:r>
-      <w:proofErr w:type="spellStart"/>
-      <w:r>
-        <w:t>Precision</w:t>
-      </w:r>
-      <w:proofErr w:type="spellEnd"/>
-      <w:r>
-        <w:t xml:space="preserve">, </w:t>
-      </w:r>
-      <w:proofErr w:type="spellStart"/>
-      <w:r>
-        <w:t>Recall</w:t>
-      </w:r>
-      <w:proofErr w:type="spellEnd"/>
-      <w:r>
-        <w:t xml:space="preserve">) e interpretabilidad del impacto de las variables. </w:t>
-      </w:r>
-      <w:r>
-        <w:rPr>
-          <w:i/>
-          <w:iCs/>
-        </w:rPr>
-        <w:t>Responsables: Todo el equipo.</w:t>
-      </w:r>
-    </w:p>
-    <w:p>
-      <w:pPr>
-        <w:numPr>
-          <w:ilvl w:val="0"/>
-          <w:numId w:val="3"/>
-        </w:numPr>
-      </w:pPr>
-      <w:r>
-        <w:rPr>
-          <w:b/>
-          <w:bCs/>
-        </w:rPr>
-        <w:t>Fase 5: Documentación y Despliegue (Semana 5-6):</w:t>
-      </w:r>
-      <w:r>
-        <w:t xml:space="preserve"> Consolidación del informe técnico final, asegurando el cumplimiento de la usabilidad y </w:t>
-      </w:r>
-      <w:proofErr w:type="spellStart"/>
-      <w:r>
-        <w:t>monitoreabilidad</w:t>
-      </w:r>
-      <w:proofErr w:type="spellEnd"/>
-      <w:r>
-        <w:t xml:space="preserve"> proyectadas. </w:t>
-      </w:r>
-      <w:r>
-        <w:rPr>
-          <w:i/>
-          <w:iCs/>
-        </w:rPr>
-        <w:t>Responsables: Todo el equipo.</w:t>
-      </w:r>
-    </w:p>
-    <w:p>
-      <w:r>
-        <w:rPr>
-          <w:b/>
-          <w:bCs/>
-        </w:rPr>
-        <w:t>5. Bibliografía</w:t>
+        <w:t>Referencias</w:t>
       </w:r>
     </w:p>
     <w:p>
@@ -1247,74 +2947,43 @@
           <w:ilvl w:val="0"/>
           <w:numId w:val="4"/>
         </w:numPr>
-      </w:pPr>
-      <w:r>
-        <w:t>Al-</w:t>
-      </w:r>
-      <w:proofErr w:type="spellStart"/>
-      <w:r>
-        <w:t>Hashedi</w:t>
-      </w:r>
-      <w:proofErr w:type="spellEnd"/>
-      <w:r>
-        <w:t xml:space="preserve">, K. G., &amp; Magilan, P. (2021). </w:t>
+        <w:ind w:left="641" w:hanging="284"/>
+      </w:pPr>
+      <w:r>
+        <w:t xml:space="preserve">Ahsan, M., Gomes, R., &amp; Denton, A. (2022). </w:t>
       </w:r>
       <w:r>
         <w:rPr>
           <w:lang w:val="en-US"/>
         </w:rPr>
-        <w:t xml:space="preserve">Financial fraud detection applying data mining techniques: A comprehensive review from 2009 to 2019. </w:t>
-      </w:r>
-      <w:proofErr w:type="spellStart"/>
-      <w:r>
-        <w:rPr>
-          <w:i/>
-          <w:iCs/>
-        </w:rPr>
-        <w:t>Computer</w:t>
-      </w:r>
-      <w:proofErr w:type="spellEnd"/>
-      <w:r>
-        <w:rPr>
-          <w:i/>
-          <w:iCs/>
-        </w:rPr>
+        <w:t xml:space="preserve">Credit Card Fraud Detection Based on Data Imbalance, Privacy, and Explainability. </w:t>
+      </w:r>
+      <w:r>
+        <w:t xml:space="preserve">Edge Hill </w:t>
+      </w:r>
+      <w:proofErr w:type="spellStart"/>
+      <w:r>
+        <w:t>University</w:t>
+      </w:r>
+      <w:proofErr w:type="spellEnd"/>
+      <w:r>
         <w:t xml:space="preserve"> </w:t>
       </w:r>
       <w:proofErr w:type="spellStart"/>
       <w:r>
-        <w:rPr>
-          <w:i/>
-          <w:iCs/>
-        </w:rPr>
-        <w:t>Science</w:t>
-      </w:r>
-      <w:proofErr w:type="spellEnd"/>
-      <w:r>
-        <w:rPr>
-          <w:i/>
-          <w:iCs/>
-        </w:rPr>
+        <w:t>Research</w:t>
+      </w:r>
+      <w:proofErr w:type="spellEnd"/>
+      <w:r>
         <w:t xml:space="preserve"> </w:t>
       </w:r>
       <w:proofErr w:type="spellStart"/>
       <w:r>
-        <w:rPr>
-          <w:i/>
-          <w:iCs/>
-        </w:rPr>
-        <w:t>Review</w:t>
-      </w:r>
-      <w:proofErr w:type="spellEnd"/>
-      <w:r>
-        <w:rPr>
-          <w:i/>
-          <w:iCs/>
-        </w:rPr>
-        <w:t>, 40</w:t>
-      </w:r>
-      <w:r>
-        <w:t>, 100402.</w:t>
+        <w:t>Repository</w:t>
+      </w:r>
+      <w:proofErr w:type="spellEnd"/>
+      <w:r>
+        <w:t>.</w:t>
       </w:r>
     </w:p>
     <w:p>
@@ -1323,22 +2992,54 @@
           <w:ilvl w:val="0"/>
           <w:numId w:val="4"/>
         </w:numPr>
-      </w:pPr>
+        <w:ind w:left="641" w:hanging="284"/>
+      </w:pPr>
+      <w:proofErr w:type="spellStart"/>
       <w:r>
         <w:rPr>
           <w:lang w:val="en-US"/>
         </w:rPr>
-        <w:t xml:space="preserve">Craige, J., &amp; Hilal, W. (2020). Machine learning for credit card fraud detection: A comparative analysis. </w:t>
-      </w:r>
-      <w:r>
-        <w:rPr>
-          <w:i/>
-          <w:iCs/>
-        </w:rPr>
-        <w:t>IEEE Access, 8</w:t>
-      </w:r>
-      <w:r>
-        <w:t>, 188-201.</w:t>
+        <w:t>AlEmad</w:t>
+      </w:r>
+      <w:proofErr w:type="spellEnd"/>
+      <w:r>
+        <w:rPr>
+          <w:lang w:val="en-US"/>
+        </w:rPr>
+        <w:t xml:space="preserve">, M. (2022). Credit Card Fraud Detection Using Machine Learning (Tesis de </w:t>
+      </w:r>
+      <w:proofErr w:type="spellStart"/>
+      <w:r>
+        <w:rPr>
+          <w:lang w:val="en-US"/>
+        </w:rPr>
+        <w:t>Maestría</w:t>
+      </w:r>
+      <w:proofErr w:type="spellEnd"/>
+      <w:r>
+        <w:rPr>
+          <w:lang w:val="en-US"/>
+        </w:rPr>
+        <w:t xml:space="preserve">). </w:t>
+      </w:r>
+      <w:r>
+        <w:t xml:space="preserve">Rochester </w:t>
+      </w:r>
+      <w:proofErr w:type="spellStart"/>
+      <w:r>
+        <w:t>Institute</w:t>
+      </w:r>
+      <w:proofErr w:type="spellEnd"/>
+      <w:r>
+        <w:t xml:space="preserve"> of </w:t>
+      </w:r>
+      <w:proofErr w:type="spellStart"/>
+      <w:r>
+        <w:t>Technology</w:t>
+      </w:r>
+      <w:proofErr w:type="spellEnd"/>
+      <w:r>
+        <w:t>.</w:t>
       </w:r>
     </w:p>
     <w:p>
@@ -1347,53 +3048,48 @@
           <w:ilvl w:val="0"/>
           <w:numId w:val="4"/>
         </w:numPr>
-      </w:pPr>
-      <w:r>
-        <w:rPr>
-          <w:lang w:val="de-DE"/>
-        </w:rPr>
-        <w:t xml:space="preserve">Ileberi, E., Sun, Y., &amp; Wang, Z. (2022). </w:t>
-      </w:r>
+        <w:ind w:left="641" w:hanging="284"/>
+      </w:pPr>
       <w:r>
         <w:rPr>
           <w:lang w:val="en-US"/>
         </w:rPr>
-        <w:t xml:space="preserve">A machine learning based credit card fraud detection using the GA algorithm for feature selection. </w:t>
-      </w:r>
-      <w:proofErr w:type="spellStart"/>
-      <w:r>
-        <w:rPr>
-          <w:i/>
-          <w:iCs/>
-        </w:rPr>
+        <w:t xml:space="preserve">Bindu, G., et al. (2023). Credit Card Fraud Detection Using Machine Learning. </w:t>
+      </w:r>
+      <w:r>
+        <w:t xml:space="preserve">International </w:t>
+      </w:r>
+      <w:proofErr w:type="spellStart"/>
+      <w:r>
         <w:t>Journal</w:t>
       </w:r>
       <w:proofErr w:type="spellEnd"/>
       <w:r>
-        <w:rPr>
-          <w:i/>
-          <w:iCs/>
-        </w:rPr>
         <w:t xml:space="preserve"> </w:t>
       </w:r>
       <w:proofErr w:type="spellStart"/>
       <w:r>
-        <w:rPr>
-          <w:i/>
-          <w:iCs/>
-        </w:rPr>
-        <w:t>of</w:t>
-      </w:r>
-      <w:proofErr w:type="spellEnd"/>
-      <w:r>
-        <w:rPr>
-          <w:i/>
-          <w:iCs/>
-        </w:rPr>
-        <w:t xml:space="preserve"> Big Data, 9</w:t>
-      </w:r>
-      <w:r>
-        <w:t>(1), 24.</w:t>
+        <w:t>on</w:t>
+      </w:r>
+      <w:proofErr w:type="spellEnd"/>
+      <w:r>
+        <w:t xml:space="preserve"> </w:t>
+      </w:r>
+      <w:proofErr w:type="spellStart"/>
+      <w:r>
+        <w:t>Science</w:t>
+      </w:r>
+      <w:proofErr w:type="spellEnd"/>
+      <w:r>
+        <w:t xml:space="preserve"> and </w:t>
+      </w:r>
+      <w:proofErr w:type="spellStart"/>
+      <w:r>
+        <w:t>Technology</w:t>
+      </w:r>
+      <w:proofErr w:type="spellEnd"/>
+      <w:r>
+        <w:t>.</w:t>
       </w:r>
     </w:p>
     <w:p>
@@ -1402,33 +3098,38 @@
           <w:ilvl w:val="0"/>
           <w:numId w:val="4"/>
         </w:numPr>
-      </w:pPr>
-      <w:r>
-        <w:t xml:space="preserve">Taha, A. A., &amp; </w:t>
-      </w:r>
-      <w:proofErr w:type="spellStart"/>
-      <w:r>
-        <w:t>Malebary</w:t>
-      </w:r>
-      <w:proofErr w:type="spellEnd"/>
-      <w:r>
-        <w:t xml:space="preserve">, S. J. (2020). </w:t>
-      </w:r>
+        <w:ind w:left="641" w:hanging="284"/>
+      </w:pPr>
+      <w:proofErr w:type="spellStart"/>
       <w:r>
         <w:rPr>
           <w:lang w:val="en-US"/>
         </w:rPr>
-        <w:t xml:space="preserve">An intelligent approach to credit card fraud detection using an optimized light gradient boosting machine. </w:t>
-      </w:r>
-      <w:r>
-        <w:rPr>
-          <w:i/>
-          <w:iCs/>
-        </w:rPr>
-        <w:t>IEEE Access, 8</w:t>
-      </w:r>
-      <w:r>
-        <w:t>, 25579-25587.</w:t>
+        <w:t>Géron</w:t>
+      </w:r>
+      <w:proofErr w:type="spellEnd"/>
+      <w:r>
+        <w:rPr>
+          <w:lang w:val="en-US"/>
+        </w:rPr>
+        <w:t xml:space="preserve">, A. (2022). Hands-on Machine Learning with Scikit-Learn, </w:t>
+      </w:r>
+      <w:proofErr w:type="spellStart"/>
+      <w:r>
+        <w:rPr>
+          <w:lang w:val="en-US"/>
+        </w:rPr>
+        <w:t>Keras</w:t>
+      </w:r>
+      <w:proofErr w:type="spellEnd"/>
+      <w:r>
+        <w:rPr>
+          <w:lang w:val="en-US"/>
+        </w:rPr>
+        <w:t xml:space="preserve">, and TensorFlow. </w:t>
+      </w:r>
+      <w:r>
+        <w:t>O’Reilly Media, Inc.</w:t>
       </w:r>
     </w:p>
     <w:p>
@@ -1437,54 +3138,126 @@
           <w:ilvl w:val="0"/>
           <w:numId w:val="4"/>
         </w:numPr>
-      </w:pPr>
-      <w:r>
+        <w:ind w:left="641" w:hanging="284"/>
         <w:rPr>
           <w:lang w:val="en-US"/>
         </w:rPr>
-        <w:t xml:space="preserve">Zhang, X., &amp; Han, Y. (2023). Explainable artificial intelligence in banking and financial risk management. </w:t>
-      </w:r>
-      <w:r>
-        <w:rPr>
-          <w:i/>
-          <w:iCs/>
-        </w:rPr>
-        <w:t xml:space="preserve">Expert </w:t>
-      </w:r>
-      <w:proofErr w:type="spellStart"/>
-      <w:r>
-        <w:rPr>
-          <w:i/>
-          <w:iCs/>
-        </w:rPr>
-        <w:t>Systems</w:t>
-      </w:r>
-      <w:proofErr w:type="spellEnd"/>
-      <w:r>
-        <w:rPr>
-          <w:i/>
-          <w:iCs/>
-        </w:rPr>
-        <w:t xml:space="preserve"> with </w:t>
-      </w:r>
-      <w:proofErr w:type="spellStart"/>
-      <w:r>
-        <w:rPr>
-          <w:i/>
-          <w:iCs/>
-        </w:rPr>
-        <w:t>Applications</w:t>
-      </w:r>
-      <w:proofErr w:type="spellEnd"/>
-      <w:r>
-        <w:rPr>
-          <w:i/>
-          <w:iCs/>
-        </w:rPr>
-        <w:t>, 211</w:t>
-      </w:r>
-      <w:r>
-        <w:t>, 118550.</w:t>
+      </w:pPr>
+      <w:r>
+        <w:rPr>
+          <w:lang w:val="en-US"/>
+        </w:rPr>
+        <w:t>Goodfellow, I., Bengio, Y., &amp; Courville, A. (2016). Deep Learning. MIT Press.</w:t>
+      </w:r>
+    </w:p>
+    <w:p>
+      <w:pPr>
+        <w:numPr>
+          <w:ilvl w:val="0"/>
+          <w:numId w:val="4"/>
+        </w:numPr>
+        <w:ind w:left="641" w:hanging="284"/>
+      </w:pPr>
+      <w:r>
+        <w:rPr>
+          <w:lang w:val="en-US"/>
+        </w:rPr>
+        <w:t xml:space="preserve">Gostkowski, M., Krasnodębski, A., &amp; </w:t>
+      </w:r>
+      <w:proofErr w:type="spellStart"/>
+      <w:r>
+        <w:rPr>
+          <w:lang w:val="en-US"/>
+        </w:rPr>
+        <w:t>Niedziółka</w:t>
+      </w:r>
+      <w:proofErr w:type="spellEnd"/>
+      <w:r>
+        <w:rPr>
+          <w:lang w:val="en-US"/>
+        </w:rPr>
+        <w:t xml:space="preserve">, A. (2024). Credit Card Fraud Detection Using Machine Learning Techniques. </w:t>
+      </w:r>
+      <w:proofErr w:type="spellStart"/>
+      <w:r>
+        <w:t>European</w:t>
+      </w:r>
+      <w:proofErr w:type="spellEnd"/>
+      <w:r>
+        <w:t xml:space="preserve"> </w:t>
+      </w:r>
+      <w:proofErr w:type="spellStart"/>
+      <w:r>
+        <w:t>Research</w:t>
+      </w:r>
+      <w:proofErr w:type="spellEnd"/>
+      <w:r>
+        <w:t xml:space="preserve"> </w:t>
+      </w:r>
+      <w:proofErr w:type="spellStart"/>
+      <w:r>
+        <w:t>Studies</w:t>
+      </w:r>
+      <w:proofErr w:type="spellEnd"/>
+      <w:r>
+        <w:t xml:space="preserve"> </w:t>
+      </w:r>
+      <w:proofErr w:type="spellStart"/>
+      <w:r>
+        <w:t>Journal</w:t>
+      </w:r>
+      <w:proofErr w:type="spellEnd"/>
+      <w:r>
+        <w:t>, 27(2), 571-585.</w:t>
+      </w:r>
+    </w:p>
+    <w:p>
+      <w:pPr>
+        <w:numPr>
+          <w:ilvl w:val="0"/>
+          <w:numId w:val="4"/>
+        </w:numPr>
+        <w:ind w:left="641" w:hanging="284"/>
+      </w:pPr>
+      <w:r>
+        <w:rPr>
+          <w:lang w:val="en-US"/>
+        </w:rPr>
+        <w:t xml:space="preserve">MDPI (2024). Interpretable Ensemble Learning Models for Credit Card Fraud Detection. </w:t>
+      </w:r>
+      <w:proofErr w:type="spellStart"/>
+      <w:r>
+        <w:t>Applied</w:t>
+      </w:r>
+      <w:proofErr w:type="spellEnd"/>
+      <w:r>
+        <w:t xml:space="preserve"> </w:t>
+      </w:r>
+      <w:proofErr w:type="spellStart"/>
+      <w:r>
+        <w:t>Sciences</w:t>
+      </w:r>
+      <w:proofErr w:type="spellEnd"/>
+      <w:r>
+        <w:t>, 15(22), 12073.</w:t>
+      </w:r>
+    </w:p>
+    <w:p>
+      <w:pPr>
+        <w:numPr>
+          <w:ilvl w:val="0"/>
+          <w:numId w:val="4"/>
+        </w:numPr>
+        <w:ind w:left="641" w:hanging="284"/>
+      </w:pPr>
+      <w:r>
+        <w:rPr>
+          <w:lang w:val="en-US"/>
+        </w:rPr>
+        <w:t xml:space="preserve">Murphy, K. (2018). Machine Learning: A Probabilistic Perspective. </w:t>
+      </w:r>
+      <w:r>
+        <w:t>MIT Press.</w:t>
       </w:r>
     </w:p>
     <w:sectPr>
@@ -1500,6 +3273,397 @@
 <file path=word/numbering.xml><?xml version="1.0" encoding="utf-8"?>
 <w:numbering xmlns:wpc="http://schemas.microsoft.com/office/word/2010/wordprocessingCanvas" xmlns:cx="http://schemas.microsoft.com/office/drawing/2014/chartex" xmlns:cx1="http://schemas.microsoft.com/office/drawing/2015/9/8/chartex" xmlns:cx2="http://schemas.microsoft.com/office/drawing/2015/10/21/chartex" xmlns:cx3="http://schemas.microsoft.com/office/drawing/2016/5/9/chartex" xmlns:cx4="http://schemas.microsoft.com/office/drawing/2016/5/10/chartex" xmlns:cx5="http://schemas.microsoft.com/office/drawing/2016/5/11/chartex" xmlns:cx6="http://schemas.microsoft.com/office/drawing/2016/5/12/chartex" xmlns:cx7="http://schemas.microsoft.com/office/drawing/2016/5/13/chartex" xmlns:cx8="http://schemas.microsoft.com/office/drawing/2016/5/14/chartex" xmlns:mc="http://schemas.openxmlformats.org/markup-compatibility/2006" xmlns:aink="http://schemas.microsoft.com/office/drawing/2016/ink" xmlns:am3d="http://schemas.microsoft.com/office/drawing/2017/model3d" xmlns:o="urn:schemas-microsoft-com:office:office" xmlns:oel="http://schemas.microsoft.com/office/2019/extlst" xmlns:r="http://schemas.openxmlformats.org/officeDocument/2006/relationships" xmlns:m="http://schemas.openxmlformats.org/officeDocument/2006/math" xmlns:v="urn:schemas-microsoft-com:vml" xmlns:wp14="http://schemas.microsoft.com/office/word/2010/wordprocessingDrawing" xmlns:wp="http://schemas.openxmlformats.org/drawingml/2006/wordprocessingDrawing" xmlns:w10="urn:schemas-microsoft-com:office:word" xmlns:w="http://schemas.openxmlformats.org/wordprocessingml/2006/main" xmlns:w14="http://schemas.microsoft.com/office/word/2010/wordml" xmlns:w15="http://schemas.microsoft.com/office/word/2012/wordml" xmlns:w16cex="http://schemas.microsoft.com/office/word/2018/wordml/cex" xmlns:w16cid="http://schemas.microsoft.com/office/word/2016/wordml/cid" xmlns:w16="http://schemas.microsoft.com/office/word/2018/wordml" xmlns:w16du="http://schemas.microsoft.com/office/word/2023/wordml/word16du" xmlns:w16sdtdh="http://schemas.microsoft.com/office/word/2020/wordml/sdtdatahash" xmlns:w16sdtfl="http://schemas.microsoft.com/office/word/2024/wordml/sdtformatlock" xmlns:w16se="http://schemas.microsoft.com/office/word/2015/wordml/symex" xmlns:wpg="http://schemas.microsoft.com/office/word/2010/wordprocessingGroup" xmlns:wpi="http://schemas.microsoft.com/office/word/2010/wordprocessingInk" xmlns:wne="http://schemas.microsoft.com/office/word/2006/wordml" xmlns:wps="http://schemas.microsoft.com/office/word/2010/wordprocessingShape" mc:Ignorable="w14 w15 w16se w16cid w16 w16cex w16sdtdh w16sdtfl w16du wp14">
   <w:abstractNum w:abstractNumId="0" w15:restartNumberingAfterBreak="0">
+    <w:nsid w:val="18117BDA"/>
+    <w:multiLevelType w:val="hybridMultilevel"/>
+    <w:tmpl w:val="188C1C1C"/>
+    <w:lvl w:ilvl="0" w:tplc="00F4EEF8">
+      <w:start w:val="1"/>
+      <w:numFmt w:val="decimal"/>
+      <w:lvlText w:val="%1."/>
+      <w:lvlJc w:val="left"/>
+      <w:pPr>
+        <w:ind w:left="720" w:hanging="360"/>
+      </w:pPr>
+      <w:rPr>
+        <w:rFonts w:hint="default"/>
+        <w:b/>
+      </w:rPr>
+    </w:lvl>
+    <w:lvl w:ilvl="1" w:tplc="340A0001">
+      <w:start w:val="1"/>
+      <w:numFmt w:val="bullet"/>
+      <w:lvlText w:val=""/>
+      <w:lvlJc w:val="left"/>
+      <w:pPr>
+        <w:ind w:left="1440" w:hanging="360"/>
+      </w:pPr>
+      <w:rPr>
+        <w:rFonts w:ascii="Symbol" w:hAnsi="Symbol" w:hint="default"/>
+      </w:rPr>
+    </w:lvl>
+    <w:lvl w:ilvl="2" w:tplc="340A001B" w:tentative="1">
+      <w:start w:val="1"/>
+      <w:numFmt w:val="lowerRoman"/>
+      <w:lvlText w:val="%3."/>
+      <w:lvlJc w:val="right"/>
+      <w:pPr>
+        <w:ind w:left="2160" w:hanging="180"/>
+      </w:pPr>
+    </w:lvl>
+    <w:lvl w:ilvl="3" w:tplc="340A000F" w:tentative="1">
+      <w:start w:val="1"/>
+      <w:numFmt w:val="decimal"/>
+      <w:lvlText w:val="%4."/>
+      <w:lvlJc w:val="left"/>
+      <w:pPr>
+        <w:ind w:left="2880" w:hanging="360"/>
+      </w:pPr>
+    </w:lvl>
+    <w:lvl w:ilvl="4" w:tplc="340A0019" w:tentative="1">
+      <w:start w:val="1"/>
+      <w:numFmt w:val="lowerLetter"/>
+      <w:lvlText w:val="%5."/>
+      <w:lvlJc w:val="left"/>
+      <w:pPr>
+        <w:ind w:left="3600" w:hanging="360"/>
+      </w:pPr>
+    </w:lvl>
+    <w:lvl w:ilvl="5" w:tplc="340A001B" w:tentative="1">
+      <w:start w:val="1"/>
+      <w:numFmt w:val="lowerRoman"/>
+      <w:lvlText w:val="%6."/>
+      <w:lvlJc w:val="right"/>
+      <w:pPr>
+        <w:ind w:left="4320" w:hanging="180"/>
+      </w:pPr>
+    </w:lvl>
+    <w:lvl w:ilvl="6" w:tplc="340A000F" w:tentative="1">
+      <w:start w:val="1"/>
+      <w:numFmt w:val="decimal"/>
+      <w:lvlText w:val="%7."/>
+      <w:lvlJc w:val="left"/>
+      <w:pPr>
+        <w:ind w:left="5040" w:hanging="360"/>
+      </w:pPr>
+    </w:lvl>
+    <w:lvl w:ilvl="7" w:tplc="340A0019" w:tentative="1">
+      <w:start w:val="1"/>
+      <w:numFmt w:val="lowerLetter"/>
+      <w:lvlText w:val="%8."/>
+      <w:lvlJc w:val="left"/>
+      <w:pPr>
+        <w:ind w:left="5760" w:hanging="360"/>
+      </w:pPr>
+    </w:lvl>
+    <w:lvl w:ilvl="8" w:tplc="340A001B" w:tentative="1">
+      <w:start w:val="1"/>
+      <w:numFmt w:val="lowerRoman"/>
+      <w:lvlText w:val="%9."/>
+      <w:lvlJc w:val="right"/>
+      <w:pPr>
+        <w:ind w:left="6480" w:hanging="180"/>
+      </w:pPr>
+    </w:lvl>
+  </w:abstractNum>
+  <w:abstractNum w:abstractNumId="1" w15:restartNumberingAfterBreak="0">
+    <w:nsid w:val="259213A3"/>
+    <w:multiLevelType w:val="multilevel"/>
+    <w:tmpl w:val="FEE4116A"/>
+    <w:lvl w:ilvl="0">
+      <w:start w:val="1"/>
+      <w:numFmt w:val="bullet"/>
+      <w:lvlText w:val=""/>
+      <w:lvlJc w:val="left"/>
+      <w:pPr>
+        <w:tabs>
+          <w:tab w:val="num" w:pos="720"/>
+        </w:tabs>
+        <w:ind w:left="720" w:hanging="360"/>
+      </w:pPr>
+      <w:rPr>
+        <w:rFonts w:ascii="Symbol" w:hAnsi="Symbol" w:hint="default"/>
+        <w:sz w:val="20"/>
+      </w:rPr>
+    </w:lvl>
+    <w:lvl w:ilvl="1" w:tentative="1">
+      <w:start w:val="1"/>
+      <w:numFmt w:val="bullet"/>
+      <w:lvlText w:val="o"/>
+      <w:lvlJc w:val="left"/>
+      <w:pPr>
+        <w:tabs>
+          <w:tab w:val="num" w:pos="1440"/>
+        </w:tabs>
+        <w:ind w:left="1440" w:hanging="360"/>
+      </w:pPr>
+      <w:rPr>
+        <w:rFonts w:ascii="Courier New" w:hAnsi="Courier New" w:hint="default"/>
+        <w:sz w:val="20"/>
+      </w:rPr>
+    </w:lvl>
+    <w:lvl w:ilvl="2" w:tentative="1">
+      <w:start w:val="1"/>
+      <w:numFmt w:val="bullet"/>
+      <w:lvlText w:val=""/>
+      <w:lvlJc w:val="left"/>
+      <w:pPr>
+        <w:tabs>
+          <w:tab w:val="num" w:pos="2160"/>
+        </w:tabs>
+        <w:ind w:left="2160" w:hanging="360"/>
+      </w:pPr>
+      <w:rPr>
+        <w:rFonts w:ascii="Wingdings" w:hAnsi="Wingdings" w:hint="default"/>
+        <w:sz w:val="20"/>
+      </w:rPr>
+    </w:lvl>
+    <w:lvl w:ilvl="3" w:tentative="1">
+      <w:start w:val="1"/>
+      <w:numFmt w:val="bullet"/>
+      <w:lvlText w:val=""/>
+      <w:lvlJc w:val="left"/>
+      <w:pPr>
+        <w:tabs>
+          <w:tab w:val="num" w:pos="2880"/>
+        </w:tabs>
+        <w:ind w:left="2880" w:hanging="360"/>
+      </w:pPr>
+      <w:rPr>
+        <w:rFonts w:ascii="Wingdings" w:hAnsi="Wingdings" w:hint="default"/>
+        <w:sz w:val="20"/>
+      </w:rPr>
+    </w:lvl>
+    <w:lvl w:ilvl="4" w:tentative="1">
+      <w:start w:val="1"/>
+      <w:numFmt w:val="bullet"/>
+      <w:lvlText w:val=""/>
+      <w:lvlJc w:val="left"/>
+      <w:pPr>
+        <w:tabs>
+          <w:tab w:val="num" w:pos="3600"/>
+        </w:tabs>
+        <w:ind w:left="3600" w:hanging="360"/>
+      </w:pPr>
+      <w:rPr>
+        <w:rFonts w:ascii="Wingdings" w:hAnsi="Wingdings" w:hint="default"/>
+        <w:sz w:val="20"/>
+      </w:rPr>
+    </w:lvl>
+    <w:lvl w:ilvl="5" w:tentative="1">
+      <w:start w:val="1"/>
+      <w:numFmt w:val="bullet"/>
+      <w:lvlText w:val=""/>
+      <w:lvlJc w:val="left"/>
+      <w:pPr>
+        <w:tabs>
+          <w:tab w:val="num" w:pos="4320"/>
+        </w:tabs>
+        <w:ind w:left="4320" w:hanging="360"/>
+      </w:pPr>
+      <w:rPr>
+        <w:rFonts w:ascii="Wingdings" w:hAnsi="Wingdings" w:hint="default"/>
+        <w:sz w:val="20"/>
+      </w:rPr>
+    </w:lvl>
+    <w:lvl w:ilvl="6" w:tentative="1">
+      <w:start w:val="1"/>
+      <w:numFmt w:val="bullet"/>
+      <w:lvlText w:val=""/>
+      <w:lvlJc w:val="left"/>
+      <w:pPr>
+        <w:tabs>
+          <w:tab w:val="num" w:pos="5040"/>
+        </w:tabs>
+        <w:ind w:left="5040" w:hanging="360"/>
+      </w:pPr>
+      <w:rPr>
+        <w:rFonts w:ascii="Wingdings" w:hAnsi="Wingdings" w:hint="default"/>
+        <w:sz w:val="20"/>
+      </w:rPr>
+    </w:lvl>
+    <w:lvl w:ilvl="7" w:tentative="1">
+      <w:start w:val="1"/>
+      <w:numFmt w:val="bullet"/>
+      <w:lvlText w:val=""/>
+      <w:lvlJc w:val="left"/>
+      <w:pPr>
+        <w:tabs>
+          <w:tab w:val="num" w:pos="5760"/>
+        </w:tabs>
+        <w:ind w:left="5760" w:hanging="360"/>
+      </w:pPr>
+      <w:rPr>
+        <w:rFonts w:ascii="Wingdings" w:hAnsi="Wingdings" w:hint="default"/>
+        <w:sz w:val="20"/>
+      </w:rPr>
+    </w:lvl>
+    <w:lvl w:ilvl="8" w:tentative="1">
+      <w:start w:val="1"/>
+      <w:numFmt w:val="bullet"/>
+      <w:lvlText w:val=""/>
+      <w:lvlJc w:val="left"/>
+      <w:pPr>
+        <w:tabs>
+          <w:tab w:val="num" w:pos="6480"/>
+        </w:tabs>
+        <w:ind w:left="6480" w:hanging="360"/>
+      </w:pPr>
+      <w:rPr>
+        <w:rFonts w:ascii="Wingdings" w:hAnsi="Wingdings" w:hint="default"/>
+        <w:sz w:val="20"/>
+      </w:rPr>
+    </w:lvl>
+  </w:abstractNum>
+  <w:abstractNum w:abstractNumId="2" w15:restartNumberingAfterBreak="0">
+    <w:nsid w:val="31123FF0"/>
+    <w:multiLevelType w:val="multilevel"/>
+    <w:tmpl w:val="38206CE4"/>
+    <w:lvl w:ilvl="0">
+      <w:start w:val="1"/>
+      <w:numFmt w:val="bullet"/>
+      <w:lvlText w:val=""/>
+      <w:lvlJc w:val="left"/>
+      <w:pPr>
+        <w:tabs>
+          <w:tab w:val="num" w:pos="720"/>
+        </w:tabs>
+        <w:ind w:left="720" w:hanging="360"/>
+      </w:pPr>
+      <w:rPr>
+        <w:rFonts w:ascii="Symbol" w:hAnsi="Symbol" w:hint="default"/>
+        <w:sz w:val="20"/>
+      </w:rPr>
+    </w:lvl>
+    <w:lvl w:ilvl="1" w:tentative="1">
+      <w:start w:val="1"/>
+      <w:numFmt w:val="bullet"/>
+      <w:lvlText w:val="o"/>
+      <w:lvlJc w:val="left"/>
+      <w:pPr>
+        <w:tabs>
+          <w:tab w:val="num" w:pos="1440"/>
+        </w:tabs>
+        <w:ind w:left="1440" w:hanging="360"/>
+      </w:pPr>
+      <w:rPr>
+        <w:rFonts w:ascii="Courier New" w:hAnsi="Courier New" w:hint="default"/>
+        <w:sz w:val="20"/>
+      </w:rPr>
+    </w:lvl>
+    <w:lvl w:ilvl="2" w:tentative="1">
+      <w:start w:val="1"/>
+      <w:numFmt w:val="bullet"/>
+      <w:lvlText w:val=""/>
+      <w:lvlJc w:val="left"/>
+      <w:pPr>
+        <w:tabs>
+          <w:tab w:val="num" w:pos="2160"/>
+        </w:tabs>
+        <w:ind w:left="2160" w:hanging="360"/>
+      </w:pPr>
+      <w:rPr>
+        <w:rFonts w:ascii="Wingdings" w:hAnsi="Wingdings" w:hint="default"/>
+        <w:sz w:val="20"/>
+      </w:rPr>
+    </w:lvl>
+    <w:lvl w:ilvl="3" w:tentative="1">
+      <w:start w:val="1"/>
+      <w:numFmt w:val="bullet"/>
+      <w:lvlText w:val=""/>
+      <w:lvlJc w:val="left"/>
+      <w:pPr>
+        <w:tabs>
+          <w:tab w:val="num" w:pos="2880"/>
+        </w:tabs>
+        <w:ind w:left="2880" w:hanging="360"/>
+      </w:pPr>
+      <w:rPr>
+        <w:rFonts w:ascii="Wingdings" w:hAnsi="Wingdings" w:hint="default"/>
+        <w:sz w:val="20"/>
+      </w:rPr>
+    </w:lvl>
+    <w:lvl w:ilvl="4" w:tentative="1">
+      <w:start w:val="1"/>
+      <w:numFmt w:val="bullet"/>
+      <w:lvlText w:val=""/>
+      <w:lvlJc w:val="left"/>
+      <w:pPr>
+        <w:tabs>
+          <w:tab w:val="num" w:pos="3600"/>
+        </w:tabs>
+        <w:ind w:left="3600" w:hanging="360"/>
+      </w:pPr>
+      <w:rPr>
+        <w:rFonts w:ascii="Wingdings" w:hAnsi="Wingdings" w:hint="default"/>
+        <w:sz w:val="20"/>
+      </w:rPr>
+    </w:lvl>
+    <w:lvl w:ilvl="5" w:tentative="1">
+      <w:start w:val="1"/>
+      <w:numFmt w:val="bullet"/>
+      <w:lvlText w:val=""/>
+      <w:lvlJc w:val="left"/>
+      <w:pPr>
+        <w:tabs>
+          <w:tab w:val="num" w:pos="4320"/>
+        </w:tabs>
+        <w:ind w:left="4320" w:hanging="360"/>
+      </w:pPr>
+      <w:rPr>
+        <w:rFonts w:ascii="Wingdings" w:hAnsi="Wingdings" w:hint="default"/>
+        <w:sz w:val="20"/>
+      </w:rPr>
+    </w:lvl>
+    <w:lvl w:ilvl="6" w:tentative="1">
+      <w:start w:val="1"/>
+      <w:numFmt w:val="bullet"/>
+      <w:lvlText w:val=""/>
+      <w:lvlJc w:val="left"/>
+      <w:pPr>
+        <w:tabs>
+          <w:tab w:val="num" w:pos="5040"/>
+        </w:tabs>
+        <w:ind w:left="5040" w:hanging="360"/>
+      </w:pPr>
+      <w:rPr>
+        <w:rFonts w:ascii="Wingdings" w:hAnsi="Wingdings" w:hint="default"/>
+        <w:sz w:val="20"/>
+      </w:rPr>
+    </w:lvl>
+    <w:lvl w:ilvl="7" w:tentative="1">
+      <w:start w:val="1"/>
+      <w:numFmt w:val="bullet"/>
+      <w:lvlText w:val=""/>
+      <w:lvlJc w:val="left"/>
+      <w:pPr>
+        <w:tabs>
+          <w:tab w:val="num" w:pos="5760"/>
+        </w:tabs>
+        <w:ind w:left="5760" w:hanging="360"/>
+      </w:pPr>
+      <w:rPr>
+        <w:rFonts w:ascii="Wingdings" w:hAnsi="Wingdings" w:hint="default"/>
+        <w:sz w:val="20"/>
+      </w:rPr>
+    </w:lvl>
+    <w:lvl w:ilvl="8" w:tentative="1">
+      <w:start w:val="1"/>
+      <w:numFmt w:val="bullet"/>
+      <w:lvlText w:val=""/>
+      <w:lvlJc w:val="left"/>
+      <w:pPr>
+        <w:tabs>
+          <w:tab w:val="num" w:pos="6480"/>
+        </w:tabs>
+        <w:ind w:left="6480" w:hanging="360"/>
+      </w:pPr>
+      <w:rPr>
+        <w:rFonts w:ascii="Wingdings" w:hAnsi="Wingdings" w:hint="default"/>
+        <w:sz w:val="20"/>
+      </w:rPr>
+    </w:lvl>
+  </w:abstractNum>
+  <w:abstractNum w:abstractNumId="3" w15:restartNumberingAfterBreak="0">
     <w:nsid w:val="341F4D12"/>
     <w:multiLevelType w:val="multilevel"/>
     <w:tmpl w:val="CB867A90"/>
@@ -1648,7 +3812,182 @@
       </w:rPr>
     </w:lvl>
   </w:abstractNum>
-  <w:abstractNum w:abstractNumId="1" w15:restartNumberingAfterBreak="0">
+  <w:abstractNum w:abstractNumId="4" w15:restartNumberingAfterBreak="0">
+    <w:nsid w:val="3CDA2EEA"/>
+    <w:multiLevelType w:val="hybridMultilevel"/>
+    <w:tmpl w:val="B5AC125C"/>
+    <w:lvl w:ilvl="0" w:tplc="340A000F">
+      <w:start w:val="1"/>
+      <w:numFmt w:val="decimal"/>
+      <w:lvlText w:val="%1."/>
+      <w:lvlJc w:val="left"/>
+      <w:pPr>
+        <w:ind w:left="720" w:hanging="360"/>
+      </w:pPr>
+    </w:lvl>
+    <w:lvl w:ilvl="1" w:tplc="340A0019" w:tentative="1">
+      <w:start w:val="1"/>
+      <w:numFmt w:val="lowerLetter"/>
+      <w:lvlText w:val="%2."/>
+      <w:lvlJc w:val="left"/>
+      <w:pPr>
+        <w:ind w:left="1440" w:hanging="360"/>
+      </w:pPr>
+    </w:lvl>
+    <w:lvl w:ilvl="2" w:tplc="340A001B" w:tentative="1">
+      <w:start w:val="1"/>
+      <w:numFmt w:val="lowerRoman"/>
+      <w:lvlText w:val="%3."/>
+      <w:lvlJc w:val="right"/>
+      <w:pPr>
+        <w:ind w:left="2160" w:hanging="180"/>
+      </w:pPr>
+    </w:lvl>
+    <w:lvl w:ilvl="3" w:tplc="340A000F" w:tentative="1">
+      <w:start w:val="1"/>
+      <w:numFmt w:val="decimal"/>
+      <w:lvlText w:val="%4."/>
+      <w:lvlJc w:val="left"/>
+      <w:pPr>
+        <w:ind w:left="2880" w:hanging="360"/>
+      </w:pPr>
+    </w:lvl>
+    <w:lvl w:ilvl="4" w:tplc="340A0019" w:tentative="1">
+      <w:start w:val="1"/>
+      <w:numFmt w:val="lowerLetter"/>
+      <w:lvlText w:val="%5."/>
+      <w:lvlJc w:val="left"/>
+      <w:pPr>
+        <w:ind w:left="3600" w:hanging="360"/>
+      </w:pPr>
+    </w:lvl>
+    <w:lvl w:ilvl="5" w:tplc="340A001B" w:tentative="1">
+      <w:start w:val="1"/>
+      <w:numFmt w:val="lowerRoman"/>
+      <w:lvlText w:val="%6."/>
+      <w:lvlJc w:val="right"/>
+      <w:pPr>
+        <w:ind w:left="4320" w:hanging="180"/>
+      </w:pPr>
+    </w:lvl>
+    <w:lvl w:ilvl="6" w:tplc="340A000F" w:tentative="1">
+      <w:start w:val="1"/>
+      <w:numFmt w:val="decimal"/>
+      <w:lvlText w:val="%7."/>
+      <w:lvlJc w:val="left"/>
+      <w:pPr>
+        <w:ind w:left="5040" w:hanging="360"/>
+      </w:pPr>
+    </w:lvl>
+    <w:lvl w:ilvl="7" w:tplc="340A0019" w:tentative="1">
+      <w:start w:val="1"/>
+      <w:numFmt w:val="lowerLetter"/>
+      <w:lvlText w:val="%8."/>
+      <w:lvlJc w:val="left"/>
+      <w:pPr>
+        <w:ind w:left="5760" w:hanging="360"/>
+      </w:pPr>
+    </w:lvl>
+    <w:lvl w:ilvl="8" w:tplc="340A001B" w:tentative="1">
+      <w:start w:val="1"/>
+      <w:numFmt w:val="lowerRoman"/>
+      <w:lvlText w:val="%9."/>
+      <w:lvlJc w:val="right"/>
+      <w:pPr>
+        <w:ind w:left="6480" w:hanging="180"/>
+      </w:pPr>
+    </w:lvl>
+  </w:abstractNum>
+  <w:abstractNum w:abstractNumId="5" w15:restartNumberingAfterBreak="0">
+    <w:nsid w:val="44815716"/>
+    <w:multiLevelType w:val="hybridMultilevel"/>
+    <w:tmpl w:val="710A2C14"/>
+    <w:lvl w:ilvl="0" w:tplc="CF5455D4">
+      <w:start w:val="5"/>
+      <w:numFmt w:val="decimal"/>
+      <w:lvlText w:val="%1."/>
+      <w:lvlJc w:val="left"/>
+      <w:pPr>
+        <w:ind w:left="1080" w:hanging="360"/>
+      </w:pPr>
+      <w:rPr>
+        <w:rFonts w:hint="default"/>
+      </w:rPr>
+    </w:lvl>
+    <w:lvl w:ilvl="1" w:tplc="340A0019" w:tentative="1">
+      <w:start w:val="1"/>
+      <w:numFmt w:val="lowerLetter"/>
+      <w:lvlText w:val="%2."/>
+      <w:lvlJc w:val="left"/>
+      <w:pPr>
+        <w:ind w:left="1440" w:hanging="360"/>
+      </w:pPr>
+    </w:lvl>
+    <w:lvl w:ilvl="2" w:tplc="340A001B" w:tentative="1">
+      <w:start w:val="1"/>
+      <w:numFmt w:val="lowerRoman"/>
+      <w:lvlText w:val="%3."/>
+      <w:lvlJc w:val="right"/>
+      <w:pPr>
+        <w:ind w:left="2160" w:hanging="180"/>
+      </w:pPr>
+    </w:lvl>
+    <w:lvl w:ilvl="3" w:tplc="340A000F" w:tentative="1">
+      <w:start w:val="1"/>
+      <w:numFmt w:val="decimal"/>
+      <w:lvlText w:val="%4."/>
+      <w:lvlJc w:val="left"/>
+      <w:pPr>
+        <w:ind w:left="2880" w:hanging="360"/>
+      </w:pPr>
+    </w:lvl>
+    <w:lvl w:ilvl="4" w:tplc="340A0019" w:tentative="1">
+      <w:start w:val="1"/>
+      <w:numFmt w:val="lowerLetter"/>
+      <w:lvlText w:val="%5."/>
+      <w:lvlJc w:val="left"/>
+      <w:pPr>
+        <w:ind w:left="3600" w:hanging="360"/>
+      </w:pPr>
+    </w:lvl>
+    <w:lvl w:ilvl="5" w:tplc="340A001B" w:tentative="1">
+      <w:start w:val="1"/>
+      <w:numFmt w:val="lowerRoman"/>
+      <w:lvlText w:val="%6."/>
+      <w:lvlJc w:val="right"/>
+      <w:pPr>
+        <w:ind w:left="4320" w:hanging="180"/>
+      </w:pPr>
+    </w:lvl>
+    <w:lvl w:ilvl="6" w:tplc="340A000F" w:tentative="1">
+      <w:start w:val="1"/>
+      <w:numFmt w:val="decimal"/>
+      <w:lvlText w:val="%7."/>
+      <w:lvlJc w:val="left"/>
+      <w:pPr>
+        <w:ind w:left="5040" w:hanging="360"/>
+      </w:pPr>
+    </w:lvl>
+    <w:lvl w:ilvl="7" w:tplc="340A0019" w:tentative="1">
+      <w:start w:val="1"/>
+      <w:numFmt w:val="lowerLetter"/>
+      <w:lvlText w:val="%8."/>
+      <w:lvlJc w:val="left"/>
+      <w:pPr>
+        <w:ind w:left="5760" w:hanging="360"/>
+      </w:pPr>
+    </w:lvl>
+    <w:lvl w:ilvl="8" w:tplc="340A001B" w:tentative="1">
+      <w:start w:val="1"/>
+      <w:numFmt w:val="lowerRoman"/>
+      <w:lvlText w:val="%9."/>
+      <w:lvlJc w:val="right"/>
+      <w:pPr>
+        <w:ind w:left="6480" w:hanging="180"/>
+      </w:pPr>
+    </w:lvl>
+  </w:abstractNum>
+  <w:abstractNum w:abstractNumId="6" w15:restartNumberingAfterBreak="0">
     <w:nsid w:val="523159EF"/>
     <w:multiLevelType w:val="multilevel"/>
     <w:tmpl w:val="D9702892"/>
@@ -1797,7 +4136,292 @@
       </w:rPr>
     </w:lvl>
   </w:abstractNum>
-  <w:abstractNum w:abstractNumId="2" w15:restartNumberingAfterBreak="0">
+  <w:abstractNum w:abstractNumId="7" w15:restartNumberingAfterBreak="0">
+    <w:nsid w:val="58B72D24"/>
+    <w:multiLevelType w:val="hybridMultilevel"/>
+    <w:tmpl w:val="64521D72"/>
+    <w:lvl w:ilvl="0" w:tplc="340A0001">
+      <w:start w:val="1"/>
+      <w:numFmt w:val="bullet"/>
+      <w:lvlText w:val=""/>
+      <w:lvlJc w:val="left"/>
+      <w:pPr>
+        <w:ind w:left="1428" w:hanging="360"/>
+      </w:pPr>
+      <w:rPr>
+        <w:rFonts w:ascii="Symbol" w:hAnsi="Symbol" w:hint="default"/>
+      </w:rPr>
+    </w:lvl>
+    <w:lvl w:ilvl="1" w:tplc="340A0003" w:tentative="1">
+      <w:start w:val="1"/>
+      <w:numFmt w:val="bullet"/>
+      <w:lvlText w:val="o"/>
+      <w:lvlJc w:val="left"/>
+      <w:pPr>
+        <w:ind w:left="2148" w:hanging="360"/>
+      </w:pPr>
+      <w:rPr>
+        <w:rFonts w:ascii="Courier New" w:hAnsi="Courier New" w:cs="Courier New" w:hint="default"/>
+      </w:rPr>
+    </w:lvl>
+    <w:lvl w:ilvl="2" w:tplc="340A0005" w:tentative="1">
+      <w:start w:val="1"/>
+      <w:numFmt w:val="bullet"/>
+      <w:lvlText w:val=""/>
+      <w:lvlJc w:val="left"/>
+      <w:pPr>
+        <w:ind w:left="2868" w:hanging="360"/>
+      </w:pPr>
+      <w:rPr>
+        <w:rFonts w:ascii="Wingdings" w:hAnsi="Wingdings" w:hint="default"/>
+      </w:rPr>
+    </w:lvl>
+    <w:lvl w:ilvl="3" w:tplc="340A0001" w:tentative="1">
+      <w:start w:val="1"/>
+      <w:numFmt w:val="bullet"/>
+      <w:lvlText w:val=""/>
+      <w:lvlJc w:val="left"/>
+      <w:pPr>
+        <w:ind w:left="3588" w:hanging="360"/>
+      </w:pPr>
+      <w:rPr>
+        <w:rFonts w:ascii="Symbol" w:hAnsi="Symbol" w:hint="default"/>
+      </w:rPr>
+    </w:lvl>
+    <w:lvl w:ilvl="4" w:tplc="340A0003" w:tentative="1">
+      <w:start w:val="1"/>
+      <w:numFmt w:val="bullet"/>
+      <w:lvlText w:val="o"/>
+      <w:lvlJc w:val="left"/>
+      <w:pPr>
+        <w:ind w:left="4308" w:hanging="360"/>
+      </w:pPr>
+      <w:rPr>
+        <w:rFonts w:ascii="Courier New" w:hAnsi="Courier New" w:cs="Courier New" w:hint="default"/>
+      </w:rPr>
+    </w:lvl>
+    <w:lvl w:ilvl="5" w:tplc="340A0005" w:tentative="1">
+      <w:start w:val="1"/>
+      <w:numFmt w:val="bullet"/>
+      <w:lvlText w:val=""/>
+      <w:lvlJc w:val="left"/>
+      <w:pPr>
+        <w:ind w:left="5028" w:hanging="360"/>
+      </w:pPr>
+      <w:rPr>
+        <w:rFonts w:ascii="Wingdings" w:hAnsi="Wingdings" w:hint="default"/>
+      </w:rPr>
+    </w:lvl>
+    <w:lvl w:ilvl="6" w:tplc="340A0001" w:tentative="1">
+      <w:start w:val="1"/>
+      <w:numFmt w:val="bullet"/>
+      <w:lvlText w:val=""/>
+      <w:lvlJc w:val="left"/>
+      <w:pPr>
+        <w:ind w:left="5748" w:hanging="360"/>
+      </w:pPr>
+      <w:rPr>
+        <w:rFonts w:ascii="Symbol" w:hAnsi="Symbol" w:hint="default"/>
+      </w:rPr>
+    </w:lvl>
+    <w:lvl w:ilvl="7" w:tplc="340A0003" w:tentative="1">
+      <w:start w:val="1"/>
+      <w:numFmt w:val="bullet"/>
+      <w:lvlText w:val="o"/>
+      <w:lvlJc w:val="left"/>
+      <w:pPr>
+        <w:ind w:left="6468" w:hanging="360"/>
+      </w:pPr>
+      <w:rPr>
+        <w:rFonts w:ascii="Courier New" w:hAnsi="Courier New" w:cs="Courier New" w:hint="default"/>
+      </w:rPr>
+    </w:lvl>
+    <w:lvl w:ilvl="8" w:tplc="340A0005" w:tentative="1">
+      <w:start w:val="1"/>
+      <w:numFmt w:val="bullet"/>
+      <w:lvlText w:val=""/>
+      <w:lvlJc w:val="left"/>
+      <w:pPr>
+        <w:ind w:left="7188" w:hanging="360"/>
+      </w:pPr>
+      <w:rPr>
+        <w:rFonts w:ascii="Wingdings" w:hAnsi="Wingdings" w:hint="default"/>
+      </w:rPr>
+    </w:lvl>
+  </w:abstractNum>
+  <w:abstractNum w:abstractNumId="8" w15:restartNumberingAfterBreak="0">
+    <w:nsid w:val="5C993655"/>
+    <w:multiLevelType w:val="hybridMultilevel"/>
+    <w:tmpl w:val="56D6DA88"/>
+    <w:lvl w:ilvl="0" w:tplc="FFFFFFFF">
+      <w:start w:val="1"/>
+      <w:numFmt w:val="decimal"/>
+      <w:lvlText w:val="%1."/>
+      <w:lvlJc w:val="left"/>
+      <w:pPr>
+        <w:ind w:left="1080" w:hanging="360"/>
+      </w:pPr>
+    </w:lvl>
+    <w:lvl w:ilvl="1" w:tplc="FFFFFFFF" w:tentative="1">
+      <w:start w:val="1"/>
+      <w:numFmt w:val="lowerLetter"/>
+      <w:lvlText w:val="%2."/>
+      <w:lvlJc w:val="left"/>
+      <w:pPr>
+        <w:ind w:left="1800" w:hanging="360"/>
+      </w:pPr>
+    </w:lvl>
+    <w:lvl w:ilvl="2" w:tplc="FFFFFFFF" w:tentative="1">
+      <w:start w:val="1"/>
+      <w:numFmt w:val="lowerRoman"/>
+      <w:lvlText w:val="%3."/>
+      <w:lvlJc w:val="right"/>
+      <w:pPr>
+        <w:ind w:left="2520" w:hanging="180"/>
+      </w:pPr>
+    </w:lvl>
+    <w:lvl w:ilvl="3" w:tplc="FFFFFFFF" w:tentative="1">
+      <w:start w:val="1"/>
+      <w:numFmt w:val="decimal"/>
+      <w:lvlText w:val="%4."/>
+      <w:lvlJc w:val="left"/>
+      <w:pPr>
+        <w:ind w:left="3240" w:hanging="360"/>
+      </w:pPr>
+    </w:lvl>
+    <w:lvl w:ilvl="4" w:tplc="FFFFFFFF" w:tentative="1">
+      <w:start w:val="1"/>
+      <w:numFmt w:val="lowerLetter"/>
+      <w:lvlText w:val="%5."/>
+      <w:lvlJc w:val="left"/>
+      <w:pPr>
+        <w:ind w:left="3960" w:hanging="360"/>
+      </w:pPr>
+    </w:lvl>
+    <w:lvl w:ilvl="5" w:tplc="FFFFFFFF" w:tentative="1">
+      <w:start w:val="1"/>
+      <w:numFmt w:val="lowerRoman"/>
+      <w:lvlText w:val="%6."/>
+      <w:lvlJc w:val="right"/>
+      <w:pPr>
+        <w:ind w:left="4680" w:hanging="180"/>
+      </w:pPr>
+    </w:lvl>
+    <w:lvl w:ilvl="6" w:tplc="FFFFFFFF" w:tentative="1">
+      <w:start w:val="1"/>
+      <w:numFmt w:val="decimal"/>
+      <w:lvlText w:val="%7."/>
+      <w:lvlJc w:val="left"/>
+      <w:pPr>
+        <w:ind w:left="5400" w:hanging="360"/>
+      </w:pPr>
+    </w:lvl>
+    <w:lvl w:ilvl="7" w:tplc="FFFFFFFF" w:tentative="1">
+      <w:start w:val="1"/>
+      <w:numFmt w:val="lowerLetter"/>
+      <w:lvlText w:val="%8."/>
+      <w:lvlJc w:val="left"/>
+      <w:pPr>
+        <w:ind w:left="6120" w:hanging="360"/>
+      </w:pPr>
+    </w:lvl>
+    <w:lvl w:ilvl="8" w:tplc="FFFFFFFF" w:tentative="1">
+      <w:start w:val="1"/>
+      <w:numFmt w:val="lowerRoman"/>
+      <w:lvlText w:val="%9."/>
+      <w:lvlJc w:val="right"/>
+      <w:pPr>
+        <w:ind w:left="6840" w:hanging="180"/>
+      </w:pPr>
+    </w:lvl>
+  </w:abstractNum>
+  <w:abstractNum w:abstractNumId="9" w15:restartNumberingAfterBreak="0">
+    <w:nsid w:val="622A33BE"/>
+    <w:multiLevelType w:val="hybridMultilevel"/>
+    <w:tmpl w:val="DB7CC67A"/>
+    <w:lvl w:ilvl="0" w:tplc="340A000F">
+      <w:start w:val="1"/>
+      <w:numFmt w:val="decimal"/>
+      <w:lvlText w:val="%1."/>
+      <w:lvlJc w:val="left"/>
+      <w:pPr>
+        <w:ind w:left="1440" w:hanging="360"/>
+      </w:pPr>
+    </w:lvl>
+    <w:lvl w:ilvl="1" w:tplc="340A0019" w:tentative="1">
+      <w:start w:val="1"/>
+      <w:numFmt w:val="lowerLetter"/>
+      <w:lvlText w:val="%2."/>
+      <w:lvlJc w:val="left"/>
+      <w:pPr>
+        <w:ind w:left="2160" w:hanging="360"/>
+      </w:pPr>
+    </w:lvl>
+    <w:lvl w:ilvl="2" w:tplc="340A001B" w:tentative="1">
+      <w:start w:val="1"/>
+      <w:numFmt w:val="lowerRoman"/>
+      <w:lvlText w:val="%3."/>
+      <w:lvlJc w:val="right"/>
+      <w:pPr>
+        <w:ind w:left="2880" w:hanging="180"/>
+      </w:pPr>
+    </w:lvl>
+    <w:lvl w:ilvl="3" w:tplc="340A000F" w:tentative="1">
+      <w:start w:val="1"/>
+      <w:numFmt w:val="decimal"/>
+      <w:lvlText w:val="%4."/>
+      <w:lvlJc w:val="left"/>
+      <w:pPr>
+        <w:ind w:left="3600" w:hanging="360"/>
+      </w:pPr>
+    </w:lvl>
+    <w:lvl w:ilvl="4" w:tplc="340A0019" w:tentative="1">
+      <w:start w:val="1"/>
+      <w:numFmt w:val="lowerLetter"/>
+      <w:lvlText w:val="%5."/>
+      <w:lvlJc w:val="left"/>
+      <w:pPr>
+        <w:ind w:left="4320" w:hanging="360"/>
+      </w:pPr>
+    </w:lvl>
+    <w:lvl w:ilvl="5" w:tplc="340A001B" w:tentative="1">
+      <w:start w:val="1"/>
+      <w:numFmt w:val="lowerRoman"/>
+      <w:lvlText w:val="%6."/>
+      <w:lvlJc w:val="right"/>
+      <w:pPr>
+        <w:ind w:left="5040" w:hanging="180"/>
+      </w:pPr>
+    </w:lvl>
+    <w:lvl w:ilvl="6" w:tplc="340A000F" w:tentative="1">
+      <w:start w:val="1"/>
+      <w:numFmt w:val="decimal"/>
+      <w:lvlText w:val="%7."/>
+      <w:lvlJc w:val="left"/>
+      <w:pPr>
+        <w:ind w:left="5760" w:hanging="360"/>
+      </w:pPr>
+    </w:lvl>
+    <w:lvl w:ilvl="7" w:tplc="340A0019" w:tentative="1">
+      <w:start w:val="1"/>
+      <w:numFmt w:val="lowerLetter"/>
+      <w:lvlText w:val="%8."/>
+      <w:lvlJc w:val="left"/>
+      <w:pPr>
+        <w:ind w:left="6480" w:hanging="360"/>
+      </w:pPr>
+    </w:lvl>
+    <w:lvl w:ilvl="8" w:tplc="340A001B" w:tentative="1">
+      <w:start w:val="1"/>
+      <w:numFmt w:val="lowerRoman"/>
+      <w:lvlText w:val="%9."/>
+      <w:lvlJc w:val="right"/>
+      <w:pPr>
+        <w:ind w:left="7200" w:hanging="180"/>
+      </w:pPr>
+    </w:lvl>
+  </w:abstractNum>
+  <w:abstractNum w:abstractNumId="10" w15:restartNumberingAfterBreak="0">
     <w:nsid w:val="637662AD"/>
     <w:multiLevelType w:val="multilevel"/>
     <w:tmpl w:val="9718E824"/>
@@ -1910,7 +4534,7 @@
       </w:pPr>
     </w:lvl>
   </w:abstractNum>
-  <w:abstractNum w:abstractNumId="3" w15:restartNumberingAfterBreak="0">
+  <w:abstractNum w:abstractNumId="11" w15:restartNumberingAfterBreak="0">
     <w:nsid w:val="670206AE"/>
     <w:multiLevelType w:val="multilevel"/>
     <w:tmpl w:val="F6B29082"/>
@@ -2059,17 +4683,130 @@
       </w:rPr>
     </w:lvl>
   </w:abstractNum>
+  <w:abstractNum w:abstractNumId="12" w15:restartNumberingAfterBreak="0">
+    <w:nsid w:val="7B912D8F"/>
+    <w:multiLevelType w:val="hybridMultilevel"/>
+    <w:tmpl w:val="BBCE816E"/>
+    <w:lvl w:ilvl="0" w:tplc="340A000F">
+      <w:start w:val="1"/>
+      <w:numFmt w:val="decimal"/>
+      <w:lvlText w:val="%1."/>
+      <w:lvlJc w:val="left"/>
+      <w:pPr>
+        <w:ind w:left="1080" w:hanging="360"/>
+      </w:pPr>
+    </w:lvl>
+    <w:lvl w:ilvl="1" w:tplc="340A0019">
+      <w:start w:val="1"/>
+      <w:numFmt w:val="lowerLetter"/>
+      <w:lvlText w:val="%2."/>
+      <w:lvlJc w:val="left"/>
+      <w:pPr>
+        <w:ind w:left="1800" w:hanging="360"/>
+      </w:pPr>
+    </w:lvl>
+    <w:lvl w:ilvl="2" w:tplc="340A001B" w:tentative="1">
+      <w:start w:val="1"/>
+      <w:numFmt w:val="lowerRoman"/>
+      <w:lvlText w:val="%3."/>
+      <w:lvlJc w:val="right"/>
+      <w:pPr>
+        <w:ind w:left="2520" w:hanging="180"/>
+      </w:pPr>
+    </w:lvl>
+    <w:lvl w:ilvl="3" w:tplc="340A000F" w:tentative="1">
+      <w:start w:val="1"/>
+      <w:numFmt w:val="decimal"/>
+      <w:lvlText w:val="%4."/>
+      <w:lvlJc w:val="left"/>
+      <w:pPr>
+        <w:ind w:left="3240" w:hanging="360"/>
+      </w:pPr>
+    </w:lvl>
+    <w:lvl w:ilvl="4" w:tplc="340A0019" w:tentative="1">
+      <w:start w:val="1"/>
+      <w:numFmt w:val="lowerLetter"/>
+      <w:lvlText w:val="%5."/>
+      <w:lvlJc w:val="left"/>
+      <w:pPr>
+        <w:ind w:left="3960" w:hanging="360"/>
+      </w:pPr>
+    </w:lvl>
+    <w:lvl w:ilvl="5" w:tplc="340A001B" w:tentative="1">
+      <w:start w:val="1"/>
+      <w:numFmt w:val="lowerRoman"/>
+      <w:lvlText w:val="%6."/>
+      <w:lvlJc w:val="right"/>
+      <w:pPr>
+        <w:ind w:left="4680" w:hanging="180"/>
+      </w:pPr>
+    </w:lvl>
+    <w:lvl w:ilvl="6" w:tplc="340A000F" w:tentative="1">
+      <w:start w:val="1"/>
+      <w:numFmt w:val="decimal"/>
+      <w:lvlText w:val="%7."/>
+      <w:lvlJc w:val="left"/>
+      <w:pPr>
+        <w:ind w:left="5400" w:hanging="360"/>
+      </w:pPr>
+    </w:lvl>
+    <w:lvl w:ilvl="7" w:tplc="340A0019" w:tentative="1">
+      <w:start w:val="1"/>
+      <w:numFmt w:val="lowerLetter"/>
+      <w:lvlText w:val="%8."/>
+      <w:lvlJc w:val="left"/>
+      <w:pPr>
+        <w:ind w:left="6120" w:hanging="360"/>
+      </w:pPr>
+    </w:lvl>
+    <w:lvl w:ilvl="8" w:tplc="340A001B" w:tentative="1">
+      <w:start w:val="1"/>
+      <w:numFmt w:val="lowerRoman"/>
+      <w:lvlText w:val="%9."/>
+      <w:lvlJc w:val="right"/>
+      <w:pPr>
+        <w:ind w:left="6840" w:hanging="180"/>
+      </w:pPr>
+    </w:lvl>
+  </w:abstractNum>
   <w:num w:numId="1" w16cid:durableId="1501770937">
+    <w:abstractNumId w:val="6"/>
+  </w:num>
+  <w:num w:numId="2" w16cid:durableId="980156566">
+    <w:abstractNumId w:val="10"/>
+  </w:num>
+  <w:num w:numId="3" w16cid:durableId="766317778">
+    <w:abstractNumId w:val="3"/>
+  </w:num>
+  <w:num w:numId="4" w16cid:durableId="396166545">
+    <w:abstractNumId w:val="11"/>
+  </w:num>
+  <w:num w:numId="5" w16cid:durableId="1383482685">
+    <w:abstractNumId w:val="0"/>
+  </w:num>
+  <w:num w:numId="6" w16cid:durableId="2129935384">
+    <w:abstractNumId w:val="2"/>
+  </w:num>
+  <w:num w:numId="7" w16cid:durableId="1159733997">
     <w:abstractNumId w:val="1"/>
   </w:num>
-  <w:num w:numId="2" w16cid:durableId="980156566">
-    <w:abstractNumId w:val="2"/>
+  <w:num w:numId="8" w16cid:durableId="1631276766">
+    <w:abstractNumId w:val="9"/>
   </w:num>
-  <w:num w:numId="3" w16cid:durableId="766317778">
-    <w:abstractNumId w:val="0"/>
+  <w:num w:numId="9" w16cid:durableId="1114515776">
+    <w:abstractNumId w:val="4"/>
   </w:num>
-  <w:num w:numId="4" w16cid:durableId="396166545">
-    <w:abstractNumId w:val="3"/>
+  <w:num w:numId="10" w16cid:durableId="1244878199">
+    <w:abstractNumId w:val="12"/>
+  </w:num>
+  <w:num w:numId="11" w16cid:durableId="113327471">
+    <w:abstractNumId w:val="8"/>
+  </w:num>
+  <w:num w:numId="12" w16cid:durableId="1916623536">
+    <w:abstractNumId w:val="7"/>
+  </w:num>
+  <w:num w:numId="13" w16cid:durableId="494683985">
+    <w:abstractNumId w:val="5"/>
   </w:num>
 </w:numbering>
 </file>
@@ -2474,6 +5211,7 @@
   <w:style w:type="paragraph" w:default="1" w:styleId="Normal">
     <w:name w:val="Normal"/>
     <w:qFormat/>
+    <w:rsid w:val="00BB3514"/>
   </w:style>
   <w:style w:type="paragraph" w:styleId="Ttulo1">
     <w:name w:val="heading 1"/>
@@ -2677,7 +5415,6 @@
   <w:style w:type="character" w:default="1" w:styleId="Fuentedeprrafopredeter">
     <w:name w:val="Default Paragraph Font"/>
     <w:uiPriority w:val="1"/>
-    <w:semiHidden/>
     <w:unhideWhenUsed/>
   </w:style>
   <w:style w:type="table" w:default="1" w:styleId="Tablanormal">
@@ -3344,4 +6081,16 @@
     </a:ext>
   </a:extLst>
 </a:theme>
+</file>
+
+<file path=customXml/item1.xml><?xml version="1.0" encoding="utf-8"?>
+<b:Sources xmlns:b="http://schemas.openxmlformats.org/officeDocument/2006/bibliography" xmlns="http://schemas.openxmlformats.org/officeDocument/2006/bibliography" SelectedStyle="\APASixthEditionOfficeOnline.xsl" StyleName="APA" Version="6"/>
+</file>
+
+<file path=customXml/itemProps1.xml><?xml version="1.0" encoding="utf-8"?>
+<ds:datastoreItem xmlns:ds="http://schemas.openxmlformats.org/officeDocument/2006/customXml" ds:itemID="{4EE68969-7CEB-499C-9C66-10D0F766D67F}">
+  <ds:schemaRefs>
+    <ds:schemaRef ds:uri="http://schemas.openxmlformats.org/officeDocument/2006/bibliography"/>
+  </ds:schemaRefs>
+</ds:datastoreItem>
 </file>
--- a/docs/acif104_s2_grupo6.docx
+++ b/docs/acif104_s2_grupo6.docx
@@ -2,32 +2,58 @@
 <file path=word/document.xml><?xml version="1.0" encoding="utf-8"?>
 <w:document xmlns:wpc="http://schemas.microsoft.com/office/word/2010/wordprocessingCanvas" xmlns:cx="http://schemas.microsoft.com/office/drawing/2014/chartex" xmlns:cx1="http://schemas.microsoft.com/office/drawing/2015/9/8/chartex" xmlns:cx2="http://schemas.microsoft.com/office/drawing/2015/10/21/chartex" xmlns:cx3="http://schemas.microsoft.com/office/drawing/2016/5/9/chartex" xmlns:cx4="http://schemas.microsoft.com/office/drawing/2016/5/10/chartex" xmlns:cx5="http://schemas.microsoft.com/office/drawing/2016/5/11/chartex" xmlns:cx6="http://schemas.microsoft.com/office/drawing/2016/5/12/chartex" xmlns:cx7="http://schemas.microsoft.com/office/drawing/2016/5/13/chartex" xmlns:cx8="http://schemas.microsoft.com/office/drawing/2016/5/14/chartex" xmlns:mc="http://schemas.openxmlformats.org/markup-compatibility/2006" xmlns:aink="http://schemas.microsoft.com/office/drawing/2016/ink" xmlns:am3d="http://schemas.microsoft.com/office/drawing/2017/model3d" xmlns:o="urn:schemas-microsoft-com:office:office" xmlns:oel="http://schemas.microsoft.com/office/2019/extlst" xmlns:r="http://schemas.openxmlformats.org/officeDocument/2006/relationships" xmlns:m="http://schemas.openxmlformats.org/officeDocument/2006/math" xmlns:v="urn:schemas-microsoft-com:vml" xmlns:wp14="http://schemas.microsoft.com/office/word/2010/wordprocessingDrawing" xmlns:wp="http://schemas.openxmlformats.org/drawingml/2006/wordprocessingDrawing" xmlns:w10="urn:schemas-microsoft-com:office:word" xmlns:w="http://schemas.openxmlformats.org/wordprocessingml/2006/main" xmlns:w14="http://schemas.microsoft.com/office/word/2010/wordml" xmlns:w15="http://schemas.microsoft.com/office/word/2012/wordml" xmlns:w16cex="http://schemas.microsoft.com/office/word/2018/wordml/cex" xmlns:w16cid="http://schemas.microsoft.com/office/word/2016/wordml/cid" xmlns:w16="http://schemas.microsoft.com/office/word/2018/wordml" xmlns:w16du="http://schemas.microsoft.com/office/word/2023/wordml/word16du" xmlns:w16sdtdh="http://schemas.microsoft.com/office/word/2020/wordml/sdtdatahash" xmlns:w16sdtfl="http://schemas.microsoft.com/office/word/2024/wordml/sdtformatlock" xmlns:w16se="http://schemas.microsoft.com/office/word/2015/wordml/symex" xmlns:wpg="http://schemas.microsoft.com/office/word/2010/wordprocessingGroup" xmlns:wpi="http://schemas.microsoft.com/office/word/2010/wordprocessingInk" xmlns:wne="http://schemas.microsoft.com/office/word/2006/wordml" xmlns:wps="http://schemas.microsoft.com/office/word/2010/wordprocessingShape" mc:Ignorable="w14 w15 w16se w16cid w16 w16cex w16sdtdh w16sdtfl w16du wp14">
   <w:body>
-    <w:p/>
+    <w:p>
+      <w:pPr>
+        <w:spacing w:line="276" w:lineRule="auto"/>
+        <w:jc w:val="both"/>
+        <w:rPr>
+          <w:rFonts w:ascii="Arial" w:hAnsi="Arial" w:cs="Arial"/>
+          <w:sz w:val="22"/>
+          <w:szCs w:val="22"/>
+        </w:rPr>
+      </w:pPr>
+    </w:p>
     <w:p>
       <w:pPr>
         <w:pStyle w:val="Textoindependiente"/>
+        <w:spacing w:line="276" w:lineRule="auto"/>
+        <w:jc w:val="both"/>
         <w:rPr>
           <w:b/>
-          <w:sz w:val="18"/>
-        </w:rPr>
-      </w:pPr>
-    </w:p>
-    <w:p>
-      <w:pPr>
-        <w:rPr>
-          <w:rFonts w:ascii="Times New Roman" w:eastAsia="Times New Roman" w:hAnsi="Times New Roman" w:cs="Times New Roman"/>
+          <w:sz w:val="22"/>
+          <w:szCs w:val="22"/>
+        </w:rPr>
+      </w:pPr>
+    </w:p>
+    <w:p>
+      <w:pPr>
+        <w:spacing w:line="276" w:lineRule="auto"/>
+        <w:jc w:val="both"/>
+        <w:rPr>
+          <w:rFonts w:ascii="Arial" w:eastAsia="Times New Roman" w:hAnsi="Arial" w:cs="Arial"/>
           <w:color w:val="000000" w:themeColor="text1"/>
-        </w:rPr>
-      </w:pPr>
-    </w:p>
-    <w:p>
-      <w:pPr>
-        <w:spacing w:before="210"/>
+          <w:sz w:val="22"/>
+          <w:szCs w:val="22"/>
+        </w:rPr>
+      </w:pPr>
+    </w:p>
+    <w:p>
+      <w:pPr>
+        <w:spacing w:before="210" w:line="276" w:lineRule="auto"/>
         <w:ind w:left="2832" w:firstLine="708"/>
+        <w:jc w:val="both"/>
+        <w:rPr>
+          <w:rFonts w:ascii="Arial" w:hAnsi="Arial" w:cs="Arial"/>
+          <w:sz w:val="22"/>
+          <w:szCs w:val="22"/>
+        </w:rPr>
       </w:pPr>
       <w:r>
         <w:rPr>
+          <w:rFonts w:ascii="Arial" w:hAnsi="Arial" w:cs="Arial"/>
           <w:noProof/>
+          <w:sz w:val="22"/>
+          <w:szCs w:val="22"/>
         </w:rPr>
         <w:drawing>
           <wp:inline distT="0" distB="0" distL="0" distR="0" wp14:anchorId="35D707AC" wp14:editId="154E1AD8">
@@ -74,89 +100,122 @@
     </w:p>
     <w:p>
       <w:pPr>
-        <w:spacing w:before="210"/>
-        <w:rPr>
+        <w:spacing w:before="210" w:line="276" w:lineRule="auto"/>
+        <w:jc w:val="both"/>
+        <w:rPr>
+          <w:rFonts w:ascii="Arial" w:hAnsi="Arial" w:cs="Arial"/>
           <w:color w:val="AD1F2B"/>
-        </w:rPr>
-      </w:pPr>
-    </w:p>
-    <w:p>
-      <w:pPr>
-        <w:spacing w:before="210"/>
-        <w:rPr>
+          <w:sz w:val="22"/>
+          <w:szCs w:val="22"/>
+        </w:rPr>
+      </w:pPr>
+    </w:p>
+    <w:p>
+      <w:pPr>
+        <w:spacing w:before="210" w:line="276" w:lineRule="auto"/>
+        <w:jc w:val="both"/>
+        <w:rPr>
+          <w:rFonts w:ascii="Arial" w:hAnsi="Arial" w:cs="Arial"/>
           <w:color w:val="AD1F2B"/>
-        </w:rPr>
-      </w:pPr>
-    </w:p>
-    <w:p>
-      <w:pPr>
-        <w:spacing w:before="246"/>
-        <w:rPr>
+          <w:sz w:val="22"/>
+          <w:szCs w:val="22"/>
+        </w:rPr>
+      </w:pPr>
+    </w:p>
+    <w:p>
+      <w:pPr>
+        <w:spacing w:before="246" w:line="276" w:lineRule="auto"/>
+        <w:jc w:val="both"/>
+        <w:rPr>
+          <w:rFonts w:ascii="Arial" w:hAnsi="Arial" w:cs="Arial"/>
           <w:b/>
           <w:bCs/>
           <w:color w:val="AD1F2B"/>
+          <w:sz w:val="22"/>
+          <w:szCs w:val="22"/>
           <w:highlight w:val="yellow"/>
         </w:rPr>
       </w:pPr>
     </w:p>
     <w:p>
       <w:pPr>
-        <w:rPr>
+        <w:spacing w:line="276" w:lineRule="auto"/>
+        <w:jc w:val="both"/>
+        <w:rPr>
+          <w:rFonts w:ascii="Arial" w:hAnsi="Arial" w:cs="Arial"/>
           <w:color w:val="000000" w:themeColor="text1"/>
+          <w:sz w:val="22"/>
+          <w:szCs w:val="22"/>
         </w:rPr>
       </w:pPr>
     </w:p>
     <w:p>
       <w:pPr>
         <w:pStyle w:val="Textoindependiente"/>
+        <w:spacing w:line="276" w:lineRule="auto"/>
+        <w:jc w:val="both"/>
         <w:rPr>
           <w:b/>
           <w:bCs/>
+          <w:sz w:val="22"/>
+          <w:szCs w:val="22"/>
         </w:rPr>
       </w:pPr>
     </w:p>
     <w:p>
       <w:pPr>
         <w:pStyle w:val="Textoindependiente"/>
+        <w:spacing w:line="276" w:lineRule="auto"/>
+        <w:jc w:val="both"/>
         <w:rPr>
           <w:b/>
-          <w:sz w:val="20"/>
+          <w:sz w:val="22"/>
+          <w:szCs w:val="22"/>
         </w:rPr>
       </w:pPr>
     </w:p>
     <w:p>
       <w:pPr>
         <w:pStyle w:val="Textoindependiente"/>
+        <w:spacing w:line="276" w:lineRule="auto"/>
+        <w:jc w:val="both"/>
         <w:rPr>
           <w:b/>
-          <w:sz w:val="20"/>
+          <w:sz w:val="22"/>
+          <w:szCs w:val="22"/>
         </w:rPr>
       </w:pPr>
     </w:p>
     <w:p>
       <w:pPr>
         <w:pStyle w:val="Textoindependiente"/>
+        <w:spacing w:line="276" w:lineRule="auto"/>
+        <w:jc w:val="both"/>
         <w:rPr>
           <w:b/>
           <w:bCs/>
-          <w:sz w:val="20"/>
-          <w:szCs w:val="20"/>
-        </w:rPr>
-      </w:pPr>
-    </w:p>
-    <w:p>
-      <w:pPr>
-        <w:spacing w:before="210"/>
-        <w:rPr>
+          <w:sz w:val="22"/>
+          <w:szCs w:val="22"/>
+        </w:rPr>
+      </w:pPr>
+    </w:p>
+    <w:p>
+      <w:pPr>
+        <w:spacing w:before="210" w:line="276" w:lineRule="auto"/>
+        <w:jc w:val="both"/>
+        <w:rPr>
+          <w:rFonts w:ascii="Arial" w:hAnsi="Arial" w:cs="Arial"/>
           <w:color w:val="19202E"/>
+          <w:sz w:val="22"/>
+          <w:szCs w:val="22"/>
         </w:rPr>
       </w:pPr>
       <w:r>
         <w:rPr>
-          <w:rFonts w:eastAsia="Calibri"/>
+          <w:rFonts w:ascii="Arial" w:eastAsia="Calibri" w:hAnsi="Arial" w:cs="Arial"/>
           <w:color w:val="19202E"/>
-          <w:sz w:val="56"/>
-          <w:szCs w:val="56"/>
+          <w:sz w:val="22"/>
+          <w:szCs w:val="22"/>
         </w:rPr>
         <w:t>ACIF104 Aprendizaje de máquina</w:t>
       </w:r>
@@ -164,7 +223,8 @@
     <w:p>
       <w:pPr>
         <w:pStyle w:val="Textoindependiente"/>
-        <w:spacing w:before="210"/>
+        <w:spacing w:before="210" w:line="276" w:lineRule="auto"/>
+        <w:jc w:val="both"/>
         <w:rPr>
           <w:b/>
           <w:bCs/>
@@ -182,9 +242,14 @@
           <w:sz w:val="22"/>
           <w:szCs w:val="22"/>
         </w:rPr>
-        <w:t>Nombre</w:t>
+        <w:t>Nombres:</w:t>
       </w:r>
-      <w:r>
+    </w:p>
+    <w:p>
+      <w:pPr>
+        <w:pStyle w:val="Textoindependiente"/>
+        <w:spacing w:before="210" w:line="276" w:lineRule="auto"/>
+        <w:jc w:val="both"/>
         <w:rPr>
           <w:b/>
           <w:bCs/>
@@ -192,8 +257,7 @@
           <w:sz w:val="22"/>
           <w:szCs w:val="22"/>
         </w:rPr>
-        <w:t>s</w:t>
-      </w:r>
+      </w:pPr>
       <w:r>
         <w:rPr>
           <w:b/>
@@ -202,13 +266,14 @@
           <w:sz w:val="22"/>
           <w:szCs w:val="22"/>
         </w:rPr>
-        <w:t>:</w:t>
+        <w:t xml:space="preserve">JUAN CONDORI </w:t>
       </w:r>
     </w:p>
     <w:p>
       <w:pPr>
         <w:pStyle w:val="Textoindependiente"/>
-        <w:spacing w:before="210"/>
+        <w:spacing w:before="210" w:line="276" w:lineRule="auto"/>
+        <w:jc w:val="both"/>
         <w:rPr>
           <w:b/>
           <w:bCs/>
@@ -225,13 +290,14 @@
           <w:sz w:val="22"/>
           <w:szCs w:val="22"/>
         </w:rPr>
-        <w:t xml:space="preserve">JUAN CONDORI </w:t>
+        <w:t>NELSON CARRASCO ZEPEDA</w:t>
       </w:r>
     </w:p>
     <w:p>
       <w:pPr>
         <w:pStyle w:val="Textoindependiente"/>
-        <w:spacing w:before="210"/>
+        <w:spacing w:before="210" w:line="276" w:lineRule="auto"/>
+        <w:jc w:val="both"/>
         <w:rPr>
           <w:b/>
           <w:bCs/>
@@ -248,9 +314,14 @@
           <w:sz w:val="22"/>
           <w:szCs w:val="22"/>
         </w:rPr>
-        <w:t>N</w:t>
+        <w:t>RUBEN DELGADO ARRIAGADA</w:t>
       </w:r>
-      <w:r>
+    </w:p>
+    <w:p>
+      <w:pPr>
+        <w:pStyle w:val="Textoindependiente"/>
+        <w:spacing w:before="210" w:line="276" w:lineRule="auto"/>
+        <w:jc w:val="both"/>
         <w:rPr>
           <w:b/>
           <w:bCs/>
@@ -258,13 +329,8 @@
           <w:sz w:val="22"/>
           <w:szCs w:val="22"/>
         </w:rPr>
-        <w:t>ELSON CARRASCO ZEPEDA</w:t>
-      </w:r>
-    </w:p>
-    <w:p>
-      <w:pPr>
-        <w:pStyle w:val="Textoindependiente"/>
-        <w:spacing w:before="210"/>
+      </w:pPr>
+      <w:r>
         <w:rPr>
           <w:b/>
           <w:bCs/>
@@ -272,8 +338,14 @@
           <w:sz w:val="22"/>
           <w:szCs w:val="22"/>
         </w:rPr>
-      </w:pPr>
-      <w:r>
+        <w:t>SEBASTIAN NUÑEZ SOTO</w:t>
+      </w:r>
+    </w:p>
+    <w:p>
+      <w:pPr>
+        <w:pStyle w:val="Textoindependiente"/>
+        <w:spacing w:before="210" w:line="276" w:lineRule="auto"/>
+        <w:jc w:val="both"/>
         <w:rPr>
           <w:b/>
           <w:bCs/>
@@ -281,13 +353,8 @@
           <w:sz w:val="22"/>
           <w:szCs w:val="22"/>
         </w:rPr>
-        <w:t>RUBEN DELGADO ARRIAGADA</w:t>
-      </w:r>
-    </w:p>
-    <w:p>
-      <w:pPr>
-        <w:pStyle w:val="Textoindependiente"/>
-        <w:spacing w:before="210"/>
+      </w:pPr>
+      <w:r>
         <w:rPr>
           <w:b/>
           <w:bCs/>
@@ -295,125 +362,85 @@
           <w:sz w:val="22"/>
           <w:szCs w:val="22"/>
         </w:rPr>
-      </w:pPr>
-      <w:r>
-        <w:rPr>
+        <w:t>Curso: Ingeniería Civil Informática</w:t>
+      </w:r>
+    </w:p>
+    <w:p>
+      <w:pPr>
+        <w:spacing w:before="246" w:line="276" w:lineRule="auto"/>
+        <w:jc w:val="both"/>
+        <w:rPr>
+          <w:rFonts w:ascii="Arial" w:hAnsi="Arial" w:cs="Arial"/>
           <w:b/>
           <w:bCs/>
           <w:color w:val="19202E"/>
           <w:sz w:val="22"/>
           <w:szCs w:val="22"/>
         </w:rPr>
-        <w:t>SEBASTIAN NUÑEZ SOTO</w:t>
-      </w:r>
-    </w:p>
-    <w:p>
-      <w:pPr>
-        <w:pStyle w:val="Textoindependiente"/>
-        <w:spacing w:before="210"/>
-        <w:rPr>
+      </w:pPr>
+      <w:r>
+        <w:rPr>
+          <w:rFonts w:ascii="Arial" w:hAnsi="Arial" w:cs="Arial"/>
           <w:b/>
           <w:bCs/>
           <w:color w:val="19202E"/>
-        </w:rPr>
-      </w:pPr>
+          <w:sz w:val="22"/>
+          <w:szCs w:val="22"/>
+        </w:rPr>
+        <w:t>Fecha: 0</w:t>
+      </w:r>
       <w:r>
         <w:rPr>
+          <w:rFonts w:ascii="Arial" w:hAnsi="Arial" w:cs="Arial"/>
           <w:b/>
           <w:bCs/>
           <w:color w:val="19202E"/>
           <w:sz w:val="22"/>
           <w:szCs w:val="22"/>
         </w:rPr>
-        <w:t>Curso: Ingeniería Civil Informática</w:t>
+        <w:t>6</w:t>
       </w:r>
-    </w:p>
-    <w:p>
-      <w:pPr>
-        <w:spacing w:before="246"/>
-        <w:rPr>
+      <w:r>
+        <w:rPr>
+          <w:rFonts w:ascii="Arial" w:hAnsi="Arial" w:cs="Arial"/>
           <w:b/>
           <w:bCs/>
           <w:color w:val="19202E"/>
-        </w:rPr>
-      </w:pPr>
-      <w:r>
+          <w:sz w:val="22"/>
+          <w:szCs w:val="22"/>
+        </w:rPr>
+        <w:t>/07/2026</w:t>
+      </w:r>
+    </w:p>
+    <w:p>
+      <w:pPr>
+        <w:pStyle w:val="Textoindependiente"/>
+        <w:spacing w:line="276" w:lineRule="auto"/>
+        <w:jc w:val="both"/>
+        <w:rPr>
+          <w:b/>
+          <w:sz w:val="22"/>
+          <w:szCs w:val="22"/>
+        </w:rPr>
+      </w:pPr>
+    </w:p>
+    <w:p>
+      <w:pPr>
+        <w:pStyle w:val="Textoindependiente"/>
+        <w:spacing w:line="276" w:lineRule="auto"/>
+        <w:jc w:val="both"/>
         <w:rPr>
           <w:b/>
           <w:bCs/>
-          <w:color w:val="19202E"/>
-        </w:rPr>
-        <w:t>Fecha:</w:t>
-      </w:r>
+          <w:sz w:val="22"/>
+          <w:szCs w:val="22"/>
+        </w:rPr>
+      </w:pPr>
       <w:r>
         <w:rPr>
-          <w:b/>
-          <w:bCs/>
-          <w:color w:val="19202E"/>
-        </w:rPr>
-        <w:t xml:space="preserve"> </w:t>
-      </w:r>
-      <w:r>
-        <w:rPr>
-          <w:b/>
-          <w:bCs/>
-          <w:color w:val="19202E"/>
-        </w:rPr>
-        <w:t>0</w:t>
-      </w:r>
-      <w:r>
-        <w:rPr>
-          <w:b/>
-          <w:bCs/>
-          <w:color w:val="19202E"/>
-        </w:rPr>
-        <w:t>6</w:t>
-      </w:r>
-      <w:r>
-        <w:rPr>
-          <w:b/>
-          <w:bCs/>
-          <w:color w:val="19202E"/>
-        </w:rPr>
-        <w:t>/0</w:t>
-      </w:r>
-      <w:r>
-        <w:rPr>
-          <w:b/>
-          <w:bCs/>
-          <w:color w:val="19202E"/>
-        </w:rPr>
-        <w:t>7</w:t>
-      </w:r>
-      <w:r>
-        <w:rPr>
-          <w:b/>
-          <w:bCs/>
-          <w:color w:val="19202E"/>
-        </w:rPr>
-        <w:t>/2026</w:t>
-      </w:r>
-    </w:p>
-    <w:p>
-      <w:pPr>
-        <w:pStyle w:val="Textoindependiente"/>
-        <w:rPr>
-          <w:b/>
-          <w:sz w:val="20"/>
-        </w:rPr>
-      </w:pPr>
-    </w:p>
-    <w:p>
-      <w:pPr>
-        <w:pStyle w:val="Textoindependiente"/>
-        <w:rPr>
-          <w:b/>
-          <w:bCs/>
-        </w:rPr>
-      </w:pPr>
-      <w:r>
-        <w:rPr>
           <w:noProof/>
+          <w:sz w:val="22"/>
+          <w:szCs w:val="22"/>
           <w:lang w:val="es-CL" w:eastAsia="es-CL" w:bidi="ar-SA"/>
         </w:rPr>
         <mc:AlternateContent>
@@ -529,15 +556,23 @@
     </w:p>
     <w:p>
       <w:pPr>
-        <w:rPr>
+        <w:spacing w:line="276" w:lineRule="auto"/>
+        <w:jc w:val="both"/>
+        <w:rPr>
+          <w:rFonts w:ascii="Arial" w:hAnsi="Arial" w:cs="Arial"/>
           <w:b/>
           <w:bCs/>
+          <w:sz w:val="22"/>
+          <w:szCs w:val="22"/>
         </w:rPr>
       </w:pPr>
       <w:r>
         <w:rPr>
+          <w:rFonts w:ascii="Arial" w:hAnsi="Arial" w:cs="Arial"/>
           <w:b/>
           <w:bCs/>
+          <w:sz w:val="22"/>
+          <w:szCs w:val="22"/>
         </w:rPr>
         <w:br w:type="page"/>
       </w:r>
@@ -549,197 +584,229 @@
           <w:ilvl w:val="0"/>
           <w:numId w:val="10"/>
         </w:numPr>
+        <w:spacing w:line="276" w:lineRule="auto"/>
+        <w:jc w:val="both"/>
+        <w:rPr>
+          <w:rFonts w:ascii="Arial" w:hAnsi="Arial" w:cs="Arial"/>
+          <w:sz w:val="22"/>
+          <w:szCs w:val="22"/>
+        </w:rPr>
       </w:pPr>
       <w:r>
         <w:rPr>
+          <w:rFonts w:ascii="Arial" w:hAnsi="Arial" w:cs="Arial"/>
           <w:b/>
           <w:bCs/>
+          <w:sz w:val="22"/>
+          <w:szCs w:val="22"/>
         </w:rPr>
         <w:lastRenderedPageBreak/>
         <w:t>Problemática y análisis de trabajos previos</w:t>
       </w:r>
       <w:r>
+        <w:rPr>
+          <w:rFonts w:ascii="Arial" w:hAnsi="Arial" w:cs="Arial"/>
+          <w:sz w:val="22"/>
+          <w:szCs w:val="22"/>
+        </w:rPr>
         <w:t xml:space="preserve"> </w:t>
       </w:r>
     </w:p>
     <w:p>
       <w:pPr>
         <w:pStyle w:val="Prrafodelista"/>
+        <w:spacing w:line="276" w:lineRule="auto"/>
+        <w:jc w:val="both"/>
+        <w:rPr>
+          <w:rFonts w:ascii="Arial" w:hAnsi="Arial" w:cs="Arial"/>
+          <w:sz w:val="22"/>
+          <w:szCs w:val="22"/>
+        </w:rPr>
       </w:pPr>
     </w:p>
     <w:p>
       <w:pPr>
         <w:pStyle w:val="Prrafodelista"/>
-        <w:rPr>
+        <w:spacing w:line="276" w:lineRule="auto"/>
+        <w:jc w:val="both"/>
+        <w:rPr>
+          <w:rFonts w:ascii="Arial" w:hAnsi="Arial" w:cs="Arial"/>
           <w:b/>
           <w:bCs/>
+          <w:sz w:val="22"/>
+          <w:szCs w:val="22"/>
           <w:u w:val="single"/>
         </w:rPr>
       </w:pPr>
       <w:r>
         <w:rPr>
+          <w:rFonts w:ascii="Arial" w:hAnsi="Arial" w:cs="Arial"/>
           <w:b/>
           <w:bCs/>
+          <w:sz w:val="22"/>
+          <w:szCs w:val="22"/>
           <w:u w:val="single"/>
         </w:rPr>
-        <w:t>D</w:t>
+        <w:t>Definición de la Problemática:</w:t>
       </w:r>
+    </w:p>
+    <w:p>
+      <w:pPr>
+        <w:pStyle w:val="Prrafodelista"/>
+        <w:spacing w:line="276" w:lineRule="auto"/>
+        <w:jc w:val="both"/>
+        <w:rPr>
+          <w:rFonts w:ascii="Arial" w:hAnsi="Arial" w:cs="Arial"/>
+          <w:sz w:val="22"/>
+          <w:szCs w:val="22"/>
+        </w:rPr>
+      </w:pPr>
       <w:r>
         <w:rPr>
+          <w:rFonts w:ascii="Arial" w:hAnsi="Arial" w:cs="Arial"/>
+          <w:sz w:val="22"/>
+          <w:szCs w:val="22"/>
+        </w:rPr>
+        <w:t>El fraude en transacciones con tarjetas de crédito representa una de las mayores amenazas para la estabilidad y confianza del sistema financiero global. Con la migración masiva hacia el comercio electrónico y los pagos digitales, los patrones delictivos se han vuelto altamente sofisticados, camuflándose dentro del comportamiento transaccional legítimo. La problemática central radica en que los sistemas tradicionales basados en reglas estáticas son incapaces de procesar la alta dimensionalidad de los datos modernos, generando una excesiva cantidad de falsos positivos (bloqueos de tarjetas legítimas que frustran al usuario) o, en el peor de los casos, falsos negativos (fraudes no detectados que generan pérdidas millonarias).</w:t>
+      </w:r>
+    </w:p>
+    <w:p>
+      <w:pPr>
+        <w:pStyle w:val="Prrafodelista"/>
+        <w:spacing w:line="276" w:lineRule="auto"/>
+        <w:jc w:val="both"/>
+        <w:rPr>
+          <w:rFonts w:ascii="Arial" w:hAnsi="Arial" w:cs="Arial"/>
+          <w:sz w:val="22"/>
+          <w:szCs w:val="22"/>
+        </w:rPr>
+      </w:pPr>
+    </w:p>
+    <w:p>
+      <w:pPr>
+        <w:pStyle w:val="Prrafodelista"/>
+        <w:spacing w:line="276" w:lineRule="auto"/>
+        <w:jc w:val="both"/>
+        <w:rPr>
+          <w:rFonts w:ascii="Arial" w:hAnsi="Arial" w:cs="Arial"/>
           <w:b/>
           <w:bCs/>
+          <w:sz w:val="22"/>
+          <w:szCs w:val="22"/>
           <w:u w:val="single"/>
         </w:rPr>
-        <w:t>efinición de la Problemática:</w:t>
-      </w:r>
-    </w:p>
-    <w:p>
-      <w:pPr>
-        <w:pStyle w:val="Prrafodelista"/>
       </w:pPr>
       <w:r>
-        <w:t>El fraude en transacciones con tarjetas de crédito representa una de las mayores amenazas para la estabilidad y confianza del sistema financiero global. Con la migración masiva hacia el comercio electrónico y los pagos digitales, los patrones delictivos se han vuelto altamente sofisticados, camuflándose dentro del comportamiento transaccional legítimo. La problemática central radica en que los sistemas tradicionales basados en reglas estáticas son incapaces de procesar la alta dimensionalidad de los datos modernos, generando una excesiva cantidad de falsos positivos (bloqueos de tarjetas legítimas que frustran al usuario) o, en el peor de los casos, falsos negativos (fraudes no detectados que generan pérdidas millonarias).</w:t>
-      </w:r>
-    </w:p>
-    <w:p>
-      <w:pPr>
-        <w:pStyle w:val="Prrafodelista"/>
-      </w:pPr>
-    </w:p>
-    <w:p>
-      <w:pPr>
-        <w:pStyle w:val="Prrafodelista"/>
-        <w:rPr>
+        <w:rPr>
+          <w:rFonts w:ascii="Arial" w:hAnsi="Arial" w:cs="Arial"/>
           <w:b/>
           <w:bCs/>
+          <w:sz w:val="22"/>
+          <w:szCs w:val="22"/>
           <w:u w:val="single"/>
         </w:rPr>
+        <w:t>Justificación y Relevancia (Análisis Crítico):</w:t>
+      </w:r>
+    </w:p>
+    <w:p>
+      <w:pPr>
+        <w:pStyle w:val="Prrafodelista"/>
+        <w:spacing w:line="276" w:lineRule="auto"/>
+        <w:jc w:val="both"/>
+        <w:rPr>
+          <w:rFonts w:ascii="Arial" w:hAnsi="Arial" w:cs="Arial"/>
+          <w:sz w:val="22"/>
+          <w:szCs w:val="22"/>
+        </w:rPr>
       </w:pPr>
       <w:r>
         <w:rPr>
+          <w:rFonts w:ascii="Arial" w:hAnsi="Arial" w:cs="Arial"/>
+          <w:sz w:val="22"/>
+          <w:szCs w:val="22"/>
+        </w:rPr>
+        <w:t>La implementación de Machine Learning (ML) se ha vuelto un estándar imperativo en la industria. Según Benchaji et al. (2021), el manejo del desbalanceo extremo de clases (donde el fraude representa menos del 0.5% del total) es el principal desafío, demostrando que técnicas de sobremuestreo sintético (como SMOTE) mejoran drásticamente la sensibilidad del modelo. Por su parte, Hilal et al. (2022) argumentan que el contexto geoespacial y el rubro comercial son variables más determinantes que el simple monto financiero. Ileberi et al. (2022) demostraron que la reducción de dimensionalidad (Feature Selection) es vital para evitar el colapso de los servidores al procesar millones de transacciones. A nivel organizacional, un modelo óptimo debe priorizar el Recall (Sensibilidad) por sobre el Accuracy, ya que el costo económico de dejar pasar un fraude es infinitamente mayor al de revisar manualmente una alerta (Makki et al., 2020). Finalmente, Al-Hawsawi (2021) destaca la necesidad de que estos modelos no sean "cajas negras", exigiendo explicabilidad técnica para cumplir con las normativas bancarias.</w:t>
+      </w:r>
+    </w:p>
+    <w:p>
+      <w:pPr>
+        <w:pStyle w:val="Prrafodelista"/>
+        <w:spacing w:line="276" w:lineRule="auto"/>
+        <w:jc w:val="both"/>
+        <w:rPr>
+          <w:rFonts w:ascii="Arial" w:hAnsi="Arial" w:cs="Arial"/>
+          <w:sz w:val="22"/>
+          <w:szCs w:val="22"/>
+        </w:rPr>
+      </w:pPr>
+    </w:p>
+    <w:p>
+      <w:pPr>
+        <w:pStyle w:val="Prrafodelista"/>
+        <w:spacing w:line="276" w:lineRule="auto"/>
+        <w:jc w:val="both"/>
+        <w:rPr>
+          <w:rFonts w:ascii="Arial" w:hAnsi="Arial" w:cs="Arial"/>
+          <w:sz w:val="22"/>
+          <w:szCs w:val="22"/>
+        </w:rPr>
+      </w:pPr>
+    </w:p>
+    <w:p>
+      <w:pPr>
+        <w:pStyle w:val="Prrafodelista"/>
+        <w:spacing w:line="276" w:lineRule="auto"/>
+        <w:jc w:val="both"/>
+        <w:rPr>
+          <w:rFonts w:ascii="Arial" w:hAnsi="Arial" w:cs="Arial"/>
+          <w:sz w:val="22"/>
+          <w:szCs w:val="22"/>
+        </w:rPr>
+      </w:pPr>
+    </w:p>
+    <w:p>
+      <w:pPr>
+        <w:pStyle w:val="Prrafodelista"/>
+        <w:spacing w:line="276" w:lineRule="auto"/>
+        <w:jc w:val="both"/>
+        <w:rPr>
+          <w:rFonts w:ascii="Arial" w:hAnsi="Arial" w:cs="Arial"/>
+          <w:sz w:val="22"/>
+          <w:szCs w:val="22"/>
+        </w:rPr>
+      </w:pPr>
+    </w:p>
+    <w:p>
+      <w:pPr>
+        <w:pStyle w:val="Prrafodelista"/>
+        <w:spacing w:line="276" w:lineRule="auto"/>
+        <w:jc w:val="both"/>
+        <w:rPr>
+          <w:rFonts w:ascii="Arial" w:hAnsi="Arial" w:cs="Arial"/>
+          <w:sz w:val="22"/>
+          <w:szCs w:val="22"/>
+        </w:rPr>
+      </w:pPr>
+    </w:p>
+    <w:p>
+      <w:pPr>
+        <w:spacing w:line="276" w:lineRule="auto"/>
+        <w:jc w:val="both"/>
+        <w:rPr>
+          <w:rFonts w:ascii="Arial" w:hAnsi="Arial" w:cs="Arial"/>
           <w:b/>
           <w:bCs/>
-          <w:u w:val="single"/>
-        </w:rPr>
-        <w:t>Justificación y Relevancia (Análisis Crítico):</w:t>
-      </w:r>
-    </w:p>
-    <w:p>
-      <w:pPr>
-        <w:pStyle w:val="Prrafodelista"/>
+          <w:sz w:val="22"/>
+          <w:szCs w:val="22"/>
+        </w:rPr>
       </w:pPr>
       <w:r>
-        <w:t xml:space="preserve">La implementación de Machine </w:t>
-      </w:r>
-      <w:proofErr w:type="spellStart"/>
-      <w:r>
-        <w:t>Learning</w:t>
-      </w:r>
-      <w:proofErr w:type="spellEnd"/>
-      <w:r>
-        <w:t xml:space="preserve"> (ML) se ha vuelto un estándar imperativo en la industria. Según Benchaji et al. (2021), el manejo del desbalanceo extremo de clases (donde el fraude representa menos del 0.5% del total) es el principal desafío, demostrando que técnicas de </w:t>
-      </w:r>
-      <w:proofErr w:type="spellStart"/>
-      <w:r>
-        <w:t>sobremuestreo</w:t>
-      </w:r>
-      <w:proofErr w:type="spellEnd"/>
-      <w:r>
-        <w:t xml:space="preserve"> sintético (como SMOTE) mejoran drásticamente la sensibilidad del modelo. Por su parte, Hilal et al. (2022) argumentan que el contexto geoespacial y el rubro comercial son variables más determinantes que el simple monto financiero. </w:t>
-      </w:r>
-      <w:proofErr w:type="spellStart"/>
-      <w:r>
-        <w:t>Ileberi</w:t>
-      </w:r>
-      <w:proofErr w:type="spellEnd"/>
-      <w:r>
-        <w:t xml:space="preserve"> et al. (2022) demostraron que la reducción de dimensionalidad (</w:t>
-      </w:r>
-      <w:proofErr w:type="spellStart"/>
-      <w:r>
-        <w:t>Feature</w:t>
-      </w:r>
-      <w:proofErr w:type="spellEnd"/>
-      <w:r>
-        <w:t xml:space="preserve"> </w:t>
-      </w:r>
-      <w:proofErr w:type="spellStart"/>
-      <w:r>
-        <w:t>Selection</w:t>
-      </w:r>
-      <w:proofErr w:type="spellEnd"/>
-      <w:r>
-        <w:t xml:space="preserve">) es vital para evitar el colapso de los servidores al procesar millones de transacciones. A nivel organizacional, un modelo óptimo debe priorizar el </w:t>
-      </w:r>
-      <w:proofErr w:type="spellStart"/>
-      <w:r>
-        <w:t>Recall</w:t>
-      </w:r>
-      <w:proofErr w:type="spellEnd"/>
-      <w:r>
-        <w:t xml:space="preserve"> (Sensibilidad) por sobre el </w:t>
-      </w:r>
-      <w:proofErr w:type="spellStart"/>
-      <w:r>
-        <w:t>Accuracy</w:t>
-      </w:r>
-      <w:proofErr w:type="spellEnd"/>
-      <w:r>
-        <w:t>, ya que el costo económico de dejar pasar un fraude es infinitamente mayor al de revisar manualmente una alerta (Makki et al., 2020). Finalmente, Al-</w:t>
-      </w:r>
-      <w:proofErr w:type="spellStart"/>
-      <w:r>
-        <w:t>Hawsawi</w:t>
-      </w:r>
-      <w:proofErr w:type="spellEnd"/>
-      <w:r>
-        <w:t xml:space="preserve"> (2021) destaca la necesidad de que estos modelos no sean "cajas negras", exigiendo </w:t>
-      </w:r>
-      <w:proofErr w:type="spellStart"/>
-      <w:r>
-        <w:t>explicabilidad</w:t>
-      </w:r>
-      <w:proofErr w:type="spellEnd"/>
-      <w:r>
-        <w:t xml:space="preserve"> técnica para cumplir con las normativas bancarias.</w:t>
-      </w:r>
-    </w:p>
-    <w:p>
-      <w:pPr>
-        <w:pStyle w:val="Prrafodelista"/>
-      </w:pPr>
-    </w:p>
-    <w:p>
-      <w:pPr>
-        <w:pStyle w:val="Prrafodelista"/>
-      </w:pPr>
-    </w:p>
-    <w:p>
-      <w:pPr>
-        <w:pStyle w:val="Prrafodelista"/>
-      </w:pPr>
-    </w:p>
-    <w:p>
-      <w:pPr>
-        <w:pStyle w:val="Prrafodelista"/>
-      </w:pPr>
-    </w:p>
-    <w:p>
-      <w:pPr>
-        <w:pStyle w:val="Prrafodelista"/>
-      </w:pPr>
-    </w:p>
-    <w:p>
-      <w:pPr>
-        <w:rPr>
+        <w:rPr>
+          <w:rFonts w:ascii="Arial" w:hAnsi="Arial" w:cs="Arial"/>
           <w:b/>
           <w:bCs/>
-        </w:rPr>
-      </w:pPr>
-      <w:r>
-        <w:rPr>
-          <w:b/>
-          <w:bCs/>
+          <w:sz w:val="22"/>
+          <w:szCs w:val="22"/>
         </w:rPr>
         <w:br w:type="page"/>
       </w:r>
@@ -751,15 +818,23 @@
           <w:ilvl w:val="0"/>
           <w:numId w:val="10"/>
         </w:numPr>
-        <w:rPr>
+        <w:spacing w:line="276" w:lineRule="auto"/>
+        <w:jc w:val="both"/>
+        <w:rPr>
+          <w:rFonts w:ascii="Arial" w:hAnsi="Arial" w:cs="Arial"/>
           <w:b/>
           <w:bCs/>
+          <w:sz w:val="22"/>
+          <w:szCs w:val="22"/>
         </w:rPr>
       </w:pPr>
       <w:r>
         <w:rPr>
+          <w:rFonts w:ascii="Arial" w:hAnsi="Arial" w:cs="Arial"/>
           <w:b/>
           <w:bCs/>
+          <w:sz w:val="22"/>
+          <w:szCs w:val="22"/>
         </w:rPr>
         <w:lastRenderedPageBreak/>
         <w:t>Requisitos del Proyecto</w:t>
@@ -767,13 +842,23 @@
     </w:p>
     <w:p>
       <w:pPr>
+        <w:spacing w:line="276" w:lineRule="auto"/>
         <w:ind w:left="720"/>
-        <w:rPr>
+        <w:jc w:val="both"/>
+        <w:rPr>
+          <w:rFonts w:ascii="Arial" w:hAnsi="Arial" w:cs="Arial"/>
           <w:b/>
           <w:bCs/>
+          <w:sz w:val="22"/>
+          <w:szCs w:val="22"/>
         </w:rPr>
       </w:pPr>
       <w:r>
+        <w:rPr>
+          <w:rFonts w:ascii="Arial" w:hAnsi="Arial" w:cs="Arial"/>
+          <w:sz w:val="22"/>
+          <w:szCs w:val="22"/>
+        </w:rPr>
         <w:t>A partir del análisis de la problemática, se definen los siguientes requisitos para el sistema de detección:</w:t>
       </w:r>
     </w:p>
@@ -784,8 +869,20 @@
           <w:ilvl w:val="0"/>
           <w:numId w:val="5"/>
         </w:numPr>
+        <w:spacing w:line="276" w:lineRule="auto"/>
+        <w:jc w:val="both"/>
+        <w:rPr>
+          <w:rFonts w:ascii="Arial" w:hAnsi="Arial" w:cs="Arial"/>
+          <w:sz w:val="22"/>
+          <w:szCs w:val="22"/>
+        </w:rPr>
       </w:pPr>
       <w:r>
+        <w:rPr>
+          <w:rFonts w:ascii="Arial" w:hAnsi="Arial" w:cs="Arial"/>
+          <w:sz w:val="22"/>
+          <w:szCs w:val="22"/>
+        </w:rPr>
         <w:t>Requisitos Funcionales:</w:t>
       </w:r>
     </w:p>
@@ -796,17 +893,21 @@
           <w:ilvl w:val="1"/>
           <w:numId w:val="5"/>
         </w:numPr>
+        <w:spacing w:line="276" w:lineRule="auto"/>
+        <w:jc w:val="both"/>
+        <w:rPr>
+          <w:rFonts w:ascii="Arial" w:hAnsi="Arial" w:cs="Arial"/>
+          <w:sz w:val="22"/>
+          <w:szCs w:val="22"/>
+        </w:rPr>
       </w:pPr>
       <w:r>
-        <w:t xml:space="preserve">El sistema debe integrarse a un Data </w:t>
-      </w:r>
-      <w:proofErr w:type="spellStart"/>
-      <w:r>
-        <w:t>Warehouse</w:t>
-      </w:r>
-      <w:proofErr w:type="spellEnd"/>
-      <w:r>
-        <w:t xml:space="preserve"> (SQL Server) para la extracción automatizada de registros transaccionales.</w:t>
+        <w:rPr>
+          <w:rFonts w:ascii="Arial" w:hAnsi="Arial" w:cs="Arial"/>
+          <w:sz w:val="22"/>
+          <w:szCs w:val="22"/>
+        </w:rPr>
+        <w:t>El sistema debe integrarse a un Data Warehouse (SQL Server) para la extracción automatizada de registros transaccionales.</w:t>
       </w:r>
     </w:p>
     <w:p>
@@ -816,25 +917,21 @@
           <w:ilvl w:val="1"/>
           <w:numId w:val="5"/>
         </w:numPr>
+        <w:spacing w:line="276" w:lineRule="auto"/>
+        <w:jc w:val="both"/>
+        <w:rPr>
+          <w:rFonts w:ascii="Arial" w:hAnsi="Arial" w:cs="Arial"/>
+          <w:sz w:val="22"/>
+          <w:szCs w:val="22"/>
+        </w:rPr>
       </w:pPr>
       <w:r>
-        <w:t>El sistema debe aplicar técnicas de preprocesamiento (</w:t>
-      </w:r>
-      <w:proofErr w:type="spellStart"/>
-      <w:r>
-        <w:t>One</w:t>
-      </w:r>
-      <w:proofErr w:type="spellEnd"/>
-      <w:r>
-        <w:t xml:space="preserve">-Hot </w:t>
-      </w:r>
-      <w:proofErr w:type="spellStart"/>
-      <w:r>
-        <w:t>Encoding</w:t>
-      </w:r>
-      <w:proofErr w:type="spellEnd"/>
-      <w:r>
-        <w:t>) y balanceo de datos (SMOTE) de forma dinámica.</w:t>
+        <w:rPr>
+          <w:rFonts w:ascii="Arial" w:hAnsi="Arial" w:cs="Arial"/>
+          <w:sz w:val="22"/>
+          <w:szCs w:val="22"/>
+        </w:rPr>
+        <w:t>El sistema debe aplicar técnicas de preprocesamiento (One-Hot Encoding) y balanceo de datos (SMOTE) de forma dinámica.</w:t>
       </w:r>
     </w:p>
     <w:p>
@@ -844,8 +941,20 @@
           <w:ilvl w:val="1"/>
           <w:numId w:val="5"/>
         </w:numPr>
+        <w:spacing w:line="276" w:lineRule="auto"/>
+        <w:jc w:val="both"/>
+        <w:rPr>
+          <w:rFonts w:ascii="Arial" w:hAnsi="Arial" w:cs="Arial"/>
+          <w:sz w:val="22"/>
+          <w:szCs w:val="22"/>
+        </w:rPr>
       </w:pPr>
       <w:r>
+        <w:rPr>
+          <w:rFonts w:ascii="Arial" w:hAnsi="Arial" w:cs="Arial"/>
+          <w:sz w:val="22"/>
+          <w:szCs w:val="22"/>
+        </w:rPr>
         <w:t>El modelo debe clasificar cada transacción entrante como "Legítima" (0) o "Fraude" (1) basándose en los metadatos de la tarjeta, cliente y comercio.</w:t>
       </w:r>
     </w:p>
@@ -856,8 +965,20 @@
           <w:ilvl w:val="0"/>
           <w:numId w:val="5"/>
         </w:numPr>
+        <w:spacing w:line="276" w:lineRule="auto"/>
+        <w:jc w:val="both"/>
+        <w:rPr>
+          <w:rFonts w:ascii="Arial" w:hAnsi="Arial" w:cs="Arial"/>
+          <w:sz w:val="22"/>
+          <w:szCs w:val="22"/>
+        </w:rPr>
       </w:pPr>
       <w:r>
+        <w:rPr>
+          <w:rFonts w:ascii="Arial" w:hAnsi="Arial" w:cs="Arial"/>
+          <w:sz w:val="22"/>
+          <w:szCs w:val="22"/>
+        </w:rPr>
         <w:t>Requisitos No Funcionales:</w:t>
       </w:r>
     </w:p>
@@ -868,8 +989,20 @@
           <w:ilvl w:val="1"/>
           <w:numId w:val="5"/>
         </w:numPr>
+        <w:spacing w:line="276" w:lineRule="auto"/>
+        <w:jc w:val="both"/>
+        <w:rPr>
+          <w:rFonts w:ascii="Arial" w:hAnsi="Arial" w:cs="Arial"/>
+          <w:sz w:val="22"/>
+          <w:szCs w:val="22"/>
+        </w:rPr>
       </w:pPr>
       <w:r>
+        <w:rPr>
+          <w:rFonts w:ascii="Arial" w:hAnsi="Arial" w:cs="Arial"/>
+          <w:sz w:val="22"/>
+          <w:szCs w:val="22"/>
+        </w:rPr>
         <w:t>Usabilidad: El sistema debe entregar reportes y gráficos de validación fáciles de interpretar por analistas de ciberseguridad.</w:t>
       </w:r>
     </w:p>
@@ -880,30 +1013,21 @@
           <w:ilvl w:val="1"/>
           <w:numId w:val="5"/>
         </w:numPr>
-      </w:pPr>
-      <w:proofErr w:type="spellStart"/>
+        <w:spacing w:line="276" w:lineRule="auto"/>
+        <w:jc w:val="both"/>
+        <w:rPr>
+          <w:rFonts w:ascii="Arial" w:hAnsi="Arial" w:cs="Arial"/>
+          <w:sz w:val="22"/>
+          <w:szCs w:val="22"/>
+        </w:rPr>
+      </w:pPr>
       <w:r>
-        <w:t>Explicabilidad</w:t>
-      </w:r>
-      <w:proofErr w:type="spellEnd"/>
-      <w:r>
-        <w:t>: El algoritmo debe ser capaz de justificar sus decisiones (</w:t>
-      </w:r>
-      <w:proofErr w:type="spellStart"/>
-      <w:r>
-        <w:t>Feature</w:t>
-      </w:r>
-      <w:proofErr w:type="spellEnd"/>
-      <w:r>
-        <w:t xml:space="preserve"> </w:t>
-      </w:r>
-      <w:proofErr w:type="spellStart"/>
-      <w:r>
-        <w:t>Importance</w:t>
-      </w:r>
-      <w:proofErr w:type="spellEnd"/>
-      <w:r>
-        <w:t>), mostrando qué variables tienen mayor peso en las alertas de fraude.</w:t>
+        <w:rPr>
+          <w:rFonts w:ascii="Arial" w:hAnsi="Arial" w:cs="Arial"/>
+          <w:sz w:val="22"/>
+          <w:szCs w:val="22"/>
+        </w:rPr>
+        <w:t>Explicabilidad: El algoritmo debe ser capaz de justificar sus decisiones (Feature Importance), mostrando qué variables tienen mayor peso en las alertas de fraude.</w:t>
       </w:r>
     </w:p>
     <w:p>
@@ -913,17 +1037,21 @@
           <w:ilvl w:val="1"/>
           <w:numId w:val="5"/>
         </w:numPr>
+        <w:spacing w:line="276" w:lineRule="auto"/>
+        <w:jc w:val="both"/>
+        <w:rPr>
+          <w:rFonts w:ascii="Arial" w:hAnsi="Arial" w:cs="Arial"/>
+          <w:sz w:val="22"/>
+          <w:szCs w:val="22"/>
+        </w:rPr>
       </w:pPr>
       <w:r>
-        <w:t xml:space="preserve">Escalabilidad: La arquitectura (motor de base de datos relacional + Python) debe soportar el entrenamiento eficiente con al menos 1.000.000 de registros sin incurrir en desbordamiento de memoria (Memory </w:t>
-      </w:r>
-      <w:proofErr w:type="spellStart"/>
-      <w:r>
-        <w:t>Overflow</w:t>
-      </w:r>
-      <w:proofErr w:type="spellEnd"/>
-      <w:r>
-        <w:t>).</w:t>
+        <w:rPr>
+          <w:rFonts w:ascii="Arial" w:hAnsi="Arial" w:cs="Arial"/>
+          <w:sz w:val="22"/>
+          <w:szCs w:val="22"/>
+        </w:rPr>
+        <w:t>Escalabilidad: La arquitectura (motor de base de datos relacional + Python) debe soportar el entrenamiento eficiente con al menos 1.000.000 de registros sin incurrir en desbordamiento de memoria (Memory Overflow).</w:t>
       </w:r>
     </w:p>
     <w:p>
@@ -933,17 +1061,21 @@
           <w:ilvl w:val="1"/>
           <w:numId w:val="5"/>
         </w:numPr>
+        <w:spacing w:line="276" w:lineRule="auto"/>
+        <w:jc w:val="both"/>
+        <w:rPr>
+          <w:rFonts w:ascii="Arial" w:hAnsi="Arial" w:cs="Arial"/>
+          <w:sz w:val="22"/>
+          <w:szCs w:val="22"/>
+        </w:rPr>
       </w:pPr>
       <w:r>
-        <w:t>Seguridad: Los datos sensibles de los usuarios (</w:t>
-      </w:r>
-      <w:proofErr w:type="spellStart"/>
-      <w:r>
-        <w:t>IDs</w:t>
-      </w:r>
-      <w:proofErr w:type="spellEnd"/>
-      <w:r>
-        <w:t>) deben ser desestimados o anonimizados durante la fase de entrenamiento para resguardar la privacidad.</w:t>
+        <w:rPr>
+          <w:rFonts w:ascii="Arial" w:hAnsi="Arial" w:cs="Arial"/>
+          <w:sz w:val="22"/>
+          <w:szCs w:val="22"/>
+        </w:rPr>
+        <w:t>Seguridad: Los datos sensibles de los usuarios (IDs) deben ser desestimados o anonimizados durante la fase de entrenamiento para resguardar la privacidad.</w:t>
       </w:r>
     </w:p>
     <w:p>
@@ -953,17 +1085,21 @@
           <w:ilvl w:val="1"/>
           <w:numId w:val="5"/>
         </w:numPr>
+        <w:spacing w:line="276" w:lineRule="auto"/>
+        <w:jc w:val="both"/>
+        <w:rPr>
+          <w:rFonts w:ascii="Arial" w:hAnsi="Arial" w:cs="Arial"/>
+          <w:sz w:val="22"/>
+          <w:szCs w:val="22"/>
+        </w:rPr>
       </w:pPr>
       <w:r>
-        <w:t>Confiabilidad: El sistema debe manejar eficazmente el desbalanceo natural de la clase minoritaria, garantizando una alta tasa de Verdaderos Positivos (</w:t>
-      </w:r>
-      <w:proofErr w:type="spellStart"/>
-      <w:r>
-        <w:t>Recall</w:t>
-      </w:r>
-      <w:proofErr w:type="spellEnd"/>
-      <w:r>
-        <w:t>).</w:t>
+        <w:rPr>
+          <w:rFonts w:ascii="Arial" w:hAnsi="Arial" w:cs="Arial"/>
+          <w:sz w:val="22"/>
+          <w:szCs w:val="22"/>
+        </w:rPr>
+        <w:t>Confiabilidad: El sistema debe manejar eficazmente el desbalanceo natural de la clase minoritaria, garantizando una alta tasa de Verdaderos Positivos (Recall).</w:t>
       </w:r>
     </w:p>
     <w:p>
@@ -973,101 +1109,155 @@
           <w:ilvl w:val="1"/>
           <w:numId w:val="5"/>
         </w:numPr>
-      </w:pPr>
-      <w:proofErr w:type="spellStart"/>
+        <w:spacing w:line="276" w:lineRule="auto"/>
+        <w:jc w:val="both"/>
+        <w:rPr>
+          <w:rFonts w:ascii="Arial" w:hAnsi="Arial" w:cs="Arial"/>
+          <w:sz w:val="22"/>
+          <w:szCs w:val="22"/>
+        </w:rPr>
+      </w:pPr>
       <w:r>
-        <w:t>Monitoreabilidad</w:t>
+        <w:rPr>
+          <w:rFonts w:ascii="Arial" w:hAnsi="Arial" w:cs="Arial"/>
+          <w:sz w:val="22"/>
+          <w:szCs w:val="22"/>
+        </w:rPr>
+        <w:t>Monitoreabilidad: Se debe generar una bitácora técnica de rendimiento (Matriz de Confusión y Classification Report) en cada ciclo de entrenamiento.</w:t>
       </w:r>
-      <w:proofErr w:type="spellEnd"/>
-      <w:r>
-        <w:t xml:space="preserve">: Se debe generar una bitácora técnica de rendimiento (Matriz de Confusión y </w:t>
-      </w:r>
-      <w:proofErr w:type="spellStart"/>
-      <w:r>
-        <w:t>Classification</w:t>
-      </w:r>
-      <w:proofErr w:type="spellEnd"/>
-      <w:r>
-        <w:t xml:space="preserve"> </w:t>
-      </w:r>
-      <w:proofErr w:type="spellStart"/>
-      <w:r>
-        <w:t>Report</w:t>
-      </w:r>
-      <w:proofErr w:type="spellEnd"/>
-      <w:r>
-        <w:t>) en cada ciclo de entrenamiento.</w:t>
-      </w:r>
     </w:p>
     <w:p>
       <w:pPr>
         <w:pStyle w:val="Prrafodelista"/>
-        <w:rPr>
+        <w:spacing w:line="276" w:lineRule="auto"/>
+        <w:jc w:val="both"/>
+        <w:rPr>
+          <w:rFonts w:ascii="Arial" w:hAnsi="Arial" w:cs="Arial"/>
           <w:b/>
           <w:bCs/>
+          <w:sz w:val="22"/>
+          <w:szCs w:val="22"/>
         </w:rPr>
       </w:pPr>
     </w:p>
     <w:p>
       <w:pPr>
         <w:pStyle w:val="Prrafodelista"/>
-        <w:rPr>
+        <w:spacing w:line="276" w:lineRule="auto"/>
+        <w:jc w:val="both"/>
+        <w:rPr>
+          <w:rFonts w:ascii="Arial" w:hAnsi="Arial" w:cs="Arial"/>
           <w:b/>
           <w:bCs/>
+          <w:sz w:val="22"/>
+          <w:szCs w:val="22"/>
         </w:rPr>
       </w:pPr>
     </w:p>
     <w:p>
       <w:pPr>
         <w:pStyle w:val="Prrafodelista"/>
-        <w:rPr>
+        <w:spacing w:line="276" w:lineRule="auto"/>
+        <w:jc w:val="both"/>
+        <w:rPr>
+          <w:rFonts w:ascii="Arial" w:hAnsi="Arial" w:cs="Arial"/>
           <w:b/>
           <w:bCs/>
+          <w:sz w:val="22"/>
+          <w:szCs w:val="22"/>
         </w:rPr>
       </w:pPr>
     </w:p>
     <w:p>
       <w:pPr>
         <w:pStyle w:val="Prrafodelista"/>
-        <w:rPr>
+        <w:spacing w:line="276" w:lineRule="auto"/>
+        <w:jc w:val="both"/>
+        <w:rPr>
+          <w:rFonts w:ascii="Arial" w:hAnsi="Arial" w:cs="Arial"/>
           <w:b/>
           <w:bCs/>
+          <w:sz w:val="22"/>
+          <w:szCs w:val="22"/>
         </w:rPr>
       </w:pPr>
     </w:p>
     <w:p>
       <w:pPr>
         <w:pStyle w:val="Prrafodelista"/>
-        <w:rPr>
+        <w:spacing w:line="276" w:lineRule="auto"/>
+        <w:jc w:val="both"/>
+        <w:rPr>
+          <w:rFonts w:ascii="Arial" w:hAnsi="Arial" w:cs="Arial"/>
           <w:b/>
           <w:bCs/>
+          <w:sz w:val="22"/>
+          <w:szCs w:val="22"/>
         </w:rPr>
       </w:pPr>
     </w:p>
     <w:p>
       <w:pPr>
         <w:pStyle w:val="Prrafodelista"/>
-        <w:rPr>
+        <w:spacing w:line="276" w:lineRule="auto"/>
+        <w:jc w:val="both"/>
+        <w:rPr>
+          <w:rFonts w:ascii="Arial" w:hAnsi="Arial" w:cs="Arial"/>
           <w:b/>
           <w:bCs/>
+          <w:sz w:val="22"/>
+          <w:szCs w:val="22"/>
         </w:rPr>
       </w:pPr>
     </w:p>
     <w:p>
       <w:pPr>
         <w:pStyle w:val="Prrafodelista"/>
-        <w:rPr>
+        <w:spacing w:line="276" w:lineRule="auto"/>
+        <w:jc w:val="both"/>
+        <w:rPr>
+          <w:rFonts w:ascii="Arial" w:hAnsi="Arial" w:cs="Arial"/>
           <w:b/>
           <w:bCs/>
-        </w:rPr>
-      </w:pPr>
-    </w:p>
-    <w:p>
-      <w:pPr>
-        <w:pStyle w:val="Prrafodelista"/>
-        <w:rPr>
+          <w:sz w:val="22"/>
+          <w:szCs w:val="22"/>
+        </w:rPr>
+      </w:pPr>
+    </w:p>
+    <w:p>
+      <w:pPr>
+        <w:spacing w:line="276" w:lineRule="auto"/>
+        <w:jc w:val="both"/>
+        <w:rPr>
+          <w:rFonts w:ascii="Arial" w:hAnsi="Arial" w:cs="Arial"/>
           <w:b/>
           <w:bCs/>
+          <w:sz w:val="22"/>
+          <w:szCs w:val="22"/>
+        </w:rPr>
+      </w:pPr>
+      <w:r>
+        <w:rPr>
+          <w:rFonts w:ascii="Arial" w:hAnsi="Arial" w:cs="Arial"/>
+          <w:b/>
+          <w:bCs/>
+          <w:sz w:val="22"/>
+          <w:szCs w:val="22"/>
+        </w:rPr>
+        <w:br w:type="page"/>
+      </w:r>
+    </w:p>
+    <w:p>
+      <w:pPr>
+        <w:pStyle w:val="Prrafodelista"/>
+        <w:spacing w:line="276" w:lineRule="auto"/>
+        <w:jc w:val="both"/>
+        <w:rPr>
+          <w:rFonts w:ascii="Arial" w:hAnsi="Arial" w:cs="Arial"/>
+          <w:b/>
+          <w:bCs/>
+          <w:sz w:val="22"/>
+          <w:szCs w:val="22"/>
         </w:rPr>
       </w:pPr>
     </w:p>
@@ -1078,15 +1268,23 @@
           <w:ilvl w:val="0"/>
           <w:numId w:val="10"/>
         </w:numPr>
-        <w:rPr>
+        <w:spacing w:line="276" w:lineRule="auto"/>
+        <w:jc w:val="both"/>
+        <w:rPr>
+          <w:rFonts w:ascii="Arial" w:hAnsi="Arial" w:cs="Arial"/>
           <w:b/>
           <w:bCs/>
+          <w:sz w:val="22"/>
+          <w:szCs w:val="22"/>
         </w:rPr>
       </w:pPr>
       <w:r>
         <w:rPr>
+          <w:rFonts w:ascii="Arial" w:hAnsi="Arial" w:cs="Arial"/>
           <w:b/>
           <w:bCs/>
+          <w:sz w:val="22"/>
+          <w:szCs w:val="22"/>
         </w:rPr>
         <w:t>Desarrollo inicial del proyecto</w:t>
       </w:r>
@@ -1094,27 +1292,36 @@
     <w:p>
       <w:pPr>
         <w:pStyle w:val="Prrafodelista"/>
+        <w:spacing w:line="276" w:lineRule="auto"/>
         <w:ind w:left="1080"/>
+        <w:jc w:val="both"/>
+        <w:rPr>
+          <w:rFonts w:ascii="Arial" w:hAnsi="Arial" w:cs="Arial"/>
+          <w:sz w:val="22"/>
+          <w:szCs w:val="22"/>
+        </w:rPr>
       </w:pPr>
       <w:r>
-        <w:t xml:space="preserve">Para cumplir con los objetivos, se proponen y comparan tres técnicas de Machine </w:t>
+        <w:rPr>
+          <w:rFonts w:ascii="Arial" w:hAnsi="Arial" w:cs="Arial"/>
+          <w:sz w:val="22"/>
+          <w:szCs w:val="22"/>
+        </w:rPr>
+        <w:t>Para cumplir con los objetivos, se proponen y comparan tres técnicas de Machine Learning:</w:t>
       </w:r>
-      <w:proofErr w:type="spellStart"/>
-      <w:r>
-        <w:t>Learning</w:t>
-      </w:r>
-      <w:proofErr w:type="spellEnd"/>
-      <w:r>
-        <w:t>:</w:t>
-      </w:r>
     </w:p>
     <w:p>
       <w:pPr>
         <w:pStyle w:val="Prrafodelista"/>
+        <w:spacing w:line="276" w:lineRule="auto"/>
         <w:ind w:left="1080"/>
-        <w:rPr>
+        <w:jc w:val="both"/>
+        <w:rPr>
+          <w:rFonts w:ascii="Arial" w:hAnsi="Arial" w:cs="Arial"/>
           <w:b/>
           <w:bCs/>
+          <w:sz w:val="22"/>
+          <w:szCs w:val="22"/>
         </w:rPr>
       </w:pPr>
     </w:p>
@@ -1125,65 +1332,37 @@
           <w:ilvl w:val="0"/>
           <w:numId w:val="11"/>
         </w:numPr>
-        <w:rPr>
+        <w:spacing w:line="276" w:lineRule="auto"/>
+        <w:jc w:val="both"/>
+        <w:rPr>
+          <w:rFonts w:ascii="Arial" w:hAnsi="Arial" w:cs="Arial"/>
+          <w:sz w:val="22"/>
+          <w:szCs w:val="22"/>
           <w:u w:val="single"/>
           <w:lang w:val="en-US"/>
         </w:rPr>
       </w:pPr>
-      <w:proofErr w:type="spellStart"/>
       <w:r>
         <w:rPr>
+          <w:rFonts w:ascii="Arial" w:hAnsi="Arial" w:cs="Arial"/>
+          <w:sz w:val="22"/>
+          <w:szCs w:val="22"/>
           <w:u w:val="single"/>
           <w:lang w:val="en-US"/>
         </w:rPr>
-        <w:t>XGBoost</w:t>
+        <w:t>XGBoost (Extreme Gradient Boosting) - Aprendizaje Supervisado:</w:t>
       </w:r>
-      <w:proofErr w:type="spellEnd"/>
-      <w:r>
-        <w:rPr>
-          <w:u w:val="single"/>
-          <w:lang w:val="en-US"/>
-        </w:rPr>
-        <w:t xml:space="preserve"> (Extreme Gradient Boosting) - </w:t>
-      </w:r>
-      <w:proofErr w:type="spellStart"/>
-      <w:r>
-        <w:rPr>
-          <w:u w:val="single"/>
-          <w:lang w:val="en-US"/>
-        </w:rPr>
-        <w:t>Aprendizaje</w:t>
-      </w:r>
-      <w:proofErr w:type="spellEnd"/>
-      <w:r>
-        <w:rPr>
-          <w:u w:val="single"/>
-          <w:lang w:val="en-US"/>
-        </w:rPr>
-        <w:t xml:space="preserve"> </w:t>
-      </w:r>
-      <w:proofErr w:type="spellStart"/>
-      <w:r>
-        <w:rPr>
-          <w:u w:val="single"/>
-          <w:lang w:val="en-US"/>
-        </w:rPr>
-        <w:t>Supervisado</w:t>
-      </w:r>
-      <w:proofErr w:type="spellEnd"/>
-      <w:r>
-        <w:rPr>
-          <w:u w:val="single"/>
-          <w:lang w:val="en-US"/>
-        </w:rPr>
-        <w:t>:</w:t>
-      </w:r>
     </w:p>
     <w:p>
       <w:pPr>
         <w:pStyle w:val="Prrafodelista"/>
+        <w:spacing w:line="276" w:lineRule="auto"/>
         <w:ind w:left="1080"/>
-        <w:rPr>
+        <w:jc w:val="both"/>
+        <w:rPr>
+          <w:rFonts w:ascii="Arial" w:hAnsi="Arial" w:cs="Arial"/>
+          <w:sz w:val="22"/>
+          <w:szCs w:val="22"/>
           <w:lang w:val="en-US"/>
         </w:rPr>
       </w:pPr>
@@ -1195,23 +1374,34 @@
           <w:ilvl w:val="0"/>
           <w:numId w:val="12"/>
         </w:numPr>
+        <w:spacing w:line="276" w:lineRule="auto"/>
+        <w:jc w:val="both"/>
+        <w:rPr>
+          <w:rFonts w:ascii="Arial" w:hAnsi="Arial" w:cs="Arial"/>
+          <w:sz w:val="22"/>
+          <w:szCs w:val="22"/>
+        </w:rPr>
       </w:pPr>
       <w:r>
-        <w:t>Justificación: Es el estándar de la industria para datos tabulares altamente desbalanceados. Al construir árboles de decisión secuenciales donde cada uno corrige el error del anterior, es sumamente eficaz para capturar patrones de fraude complejos. Es nuestra opción principal debido a su optimización de hardware para escalar a millones de registros (</w:t>
+        <w:rPr>
+          <w:rFonts w:ascii="Arial" w:hAnsi="Arial" w:cs="Arial"/>
+          <w:sz w:val="22"/>
+          <w:szCs w:val="22"/>
+        </w:rPr>
+        <w:t>Justificación: Es el estándar de la industria para datos tabulares altamente desbalanceados. Al construir árboles de decisión secuenciales donde cada uno corrige el error del anterior, es sumamente eficaz para capturar patrones de fraude complejos. Es nuestra opción principal debido a su optimización de hardware para escalar a millones de registros (Benchaji et al., 2021).</w:t>
       </w:r>
-      <w:proofErr w:type="spellStart"/>
-      <w:r>
-        <w:t>Benchaji</w:t>
-      </w:r>
-      <w:proofErr w:type="spellEnd"/>
-      <w:r>
-        <w:t xml:space="preserve"> et al., 2021).</w:t>
-      </w:r>
     </w:p>
     <w:p>
       <w:pPr>
         <w:pStyle w:val="Prrafodelista"/>
+        <w:spacing w:line="276" w:lineRule="auto"/>
         <w:ind w:left="1428"/>
+        <w:jc w:val="both"/>
+        <w:rPr>
+          <w:rFonts w:ascii="Arial" w:hAnsi="Arial" w:cs="Arial"/>
+          <w:sz w:val="22"/>
+          <w:szCs w:val="22"/>
+        </w:rPr>
       </w:pPr>
     </w:p>
     <w:p>
@@ -1221,15 +1411,34 @@
           <w:ilvl w:val="0"/>
           <w:numId w:val="11"/>
         </w:numPr>
+        <w:spacing w:line="276" w:lineRule="auto"/>
+        <w:jc w:val="both"/>
+        <w:rPr>
+          <w:rFonts w:ascii="Arial" w:hAnsi="Arial" w:cs="Arial"/>
+          <w:sz w:val="22"/>
+          <w:szCs w:val="22"/>
+        </w:rPr>
       </w:pPr>
       <w:r>
+        <w:rPr>
+          <w:rFonts w:ascii="Arial" w:hAnsi="Arial" w:cs="Arial"/>
+          <w:sz w:val="22"/>
+          <w:szCs w:val="22"/>
+        </w:rPr>
         <w:t>Random Forest - Aprendizaje Supervisado:</w:t>
       </w:r>
     </w:p>
     <w:p>
       <w:pPr>
         <w:pStyle w:val="Prrafodelista"/>
+        <w:spacing w:line="276" w:lineRule="auto"/>
         <w:ind w:left="1080"/>
+        <w:jc w:val="both"/>
+        <w:rPr>
+          <w:rFonts w:ascii="Arial" w:hAnsi="Arial" w:cs="Arial"/>
+          <w:sz w:val="22"/>
+          <w:szCs w:val="22"/>
+        </w:rPr>
       </w:pPr>
     </w:p>
     <w:p>
@@ -1239,55 +1448,34 @@
           <w:ilvl w:val="0"/>
           <w:numId w:val="12"/>
         </w:numPr>
+        <w:spacing w:line="276" w:lineRule="auto"/>
+        <w:jc w:val="both"/>
+        <w:rPr>
+          <w:rFonts w:ascii="Arial" w:hAnsi="Arial" w:cs="Arial"/>
+          <w:sz w:val="22"/>
+          <w:szCs w:val="22"/>
+        </w:rPr>
       </w:pPr>
       <w:r>
-        <w:t>Justificación: Funciona creando múltiples árboles de decisión paralelos (</w:t>
+        <w:rPr>
+          <w:rFonts w:ascii="Arial" w:hAnsi="Arial" w:cs="Arial"/>
+          <w:sz w:val="22"/>
+          <w:szCs w:val="22"/>
+        </w:rPr>
+        <w:t>Justificación: Funciona creando múltiples árboles de decisión paralelos (Bagging). Es excelente como modelo de referencia (baseline) y altamente explicable. Sin embargo, frente a un millón de datos y cientos de columnas (One-Hot Encoding), demanda excesiva memoria RAM en comparación con XGBoost.</w:t>
       </w:r>
-      <w:proofErr w:type="spellStart"/>
-      <w:r>
-        <w:t>Bagging</w:t>
-      </w:r>
-      <w:proofErr w:type="spellEnd"/>
-      <w:r>
-        <w:t>). Es excelente como modelo de referencia (</w:t>
-      </w:r>
-      <w:proofErr w:type="spellStart"/>
-      <w:r>
-        <w:t>baseline</w:t>
-      </w:r>
-      <w:proofErr w:type="spellEnd"/>
-      <w:r>
-        <w:t>) y altamente explicable. Sin embargo, frente a un millón de datos y cientos de columnas (</w:t>
-      </w:r>
-      <w:proofErr w:type="spellStart"/>
-      <w:r>
-        <w:t>One</w:t>
-      </w:r>
-      <w:proofErr w:type="spellEnd"/>
-      <w:r>
-        <w:t xml:space="preserve">-Hot </w:t>
-      </w:r>
-      <w:proofErr w:type="spellStart"/>
-      <w:r>
-        <w:t>Encoding</w:t>
-      </w:r>
-      <w:proofErr w:type="spellEnd"/>
-      <w:r>
-        <w:t xml:space="preserve">), demanda excesiva memoria RAM en comparación con </w:t>
-      </w:r>
-      <w:proofErr w:type="spellStart"/>
-      <w:r>
-        <w:t>XGBoost</w:t>
-      </w:r>
-      <w:proofErr w:type="spellEnd"/>
-      <w:r>
-        <w:t>.</w:t>
-      </w:r>
     </w:p>
     <w:p>
       <w:pPr>
         <w:pStyle w:val="Prrafodelista"/>
+        <w:spacing w:line="276" w:lineRule="auto"/>
         <w:ind w:left="1428"/>
+        <w:jc w:val="both"/>
+        <w:rPr>
+          <w:rFonts w:ascii="Arial" w:hAnsi="Arial" w:cs="Arial"/>
+          <w:sz w:val="22"/>
+          <w:szCs w:val="22"/>
+        </w:rPr>
       </w:pPr>
     </w:p>
     <w:p>
@@ -1297,20 +1485,34 @@
           <w:ilvl w:val="0"/>
           <w:numId w:val="11"/>
         </w:numPr>
-      </w:pPr>
-      <w:proofErr w:type="spellStart"/>
+        <w:spacing w:line="276" w:lineRule="auto"/>
+        <w:jc w:val="both"/>
+        <w:rPr>
+          <w:rFonts w:ascii="Arial" w:hAnsi="Arial" w:cs="Arial"/>
+          <w:sz w:val="22"/>
+          <w:szCs w:val="22"/>
+        </w:rPr>
+      </w:pPr>
       <w:r>
-        <w:t>Isolation</w:t>
+        <w:rPr>
+          <w:rFonts w:ascii="Arial" w:hAnsi="Arial" w:cs="Arial"/>
+          <w:sz w:val="22"/>
+          <w:szCs w:val="22"/>
+        </w:rPr>
+        <w:t>Isolation Forest - Aprendizaje No Supervisado:</w:t>
       </w:r>
-      <w:proofErr w:type="spellEnd"/>
-      <w:r>
-        <w:t xml:space="preserve"> Forest - Aprendizaje No Supervisado:</w:t>
-      </w:r>
     </w:p>
     <w:p>
       <w:pPr>
         <w:pStyle w:val="Prrafodelista"/>
+        <w:spacing w:line="276" w:lineRule="auto"/>
         <w:ind w:left="1080"/>
+        <w:jc w:val="both"/>
+        <w:rPr>
+          <w:rFonts w:ascii="Arial" w:hAnsi="Arial" w:cs="Arial"/>
+          <w:sz w:val="22"/>
+          <w:szCs w:val="22"/>
+        </w:rPr>
       </w:pPr>
     </w:p>
     <w:p>
@@ -1320,61 +1522,59 @@
           <w:ilvl w:val="0"/>
           <w:numId w:val="12"/>
         </w:numPr>
+        <w:spacing w:line="276" w:lineRule="auto"/>
+        <w:jc w:val="both"/>
+        <w:rPr>
+          <w:rFonts w:ascii="Arial" w:hAnsi="Arial" w:cs="Arial"/>
+          <w:sz w:val="22"/>
+          <w:szCs w:val="22"/>
+        </w:rPr>
       </w:pPr>
       <w:r>
-        <w:t xml:space="preserve">Justificación: A diferencia de los anteriores, no utiliza las etiquetas de "fraude" previas. Busca anomalías aislando observaciones atípicas en el espacio multidimensional (Hilal et al., 2022). Se propone como respaldo en caso de que existan transacciones fraudulentas no etiquetadas previamente en la base de datos (Zero-Day </w:t>
+        <w:rPr>
+          <w:rFonts w:ascii="Arial" w:hAnsi="Arial" w:cs="Arial"/>
+          <w:sz w:val="22"/>
+          <w:szCs w:val="22"/>
+        </w:rPr>
+        <w:t>Justificación: A diferencia de los anteriores, no utiliza las etiquetas de "fraude" previas. Busca anomalías aislando observaciones atípicas en el espacio multidimensional (Hilal et al., 2022). Se propone como respaldo en caso de que existan transacciones fraudulentas no etiquetadas previamente en la base de datos (Zero-Day Fraud).</w:t>
       </w:r>
-      <w:proofErr w:type="spellStart"/>
+    </w:p>
+    <w:p>
+      <w:pPr>
+        <w:spacing w:line="276" w:lineRule="auto"/>
+        <w:ind w:left="1068"/>
+        <w:jc w:val="both"/>
+        <w:rPr>
+          <w:rFonts w:ascii="Arial" w:hAnsi="Arial" w:cs="Arial"/>
+          <w:sz w:val="22"/>
+          <w:szCs w:val="22"/>
+        </w:rPr>
+      </w:pPr>
       <w:r>
-        <w:t>Fraud</w:t>
+        <w:rPr>
+          <w:rFonts w:ascii="Arial" w:hAnsi="Arial" w:cs="Arial"/>
+          <w:sz w:val="22"/>
+          <w:szCs w:val="22"/>
+        </w:rPr>
+        <w:t>Comparación: Para el contexto de este proyecto (donde poseemos etiquetas precisas de 0 y 1), las técnicas supervisadas son superiores. Entre ellas, XGBoost destaca sobre Random Forest al ofrecer un balanceo interno mediante Gradient Descent, lo que lo hace idóneo para los recursos computacionales definidos y la exigencia de alta métrica en Recall.</w:t>
       </w:r>
-      <w:proofErr w:type="spellEnd"/>
+    </w:p>
+    <w:p>
+      <w:pPr>
+        <w:spacing w:line="276" w:lineRule="auto"/>
+        <w:jc w:val="both"/>
+        <w:rPr>
+          <w:rFonts w:ascii="Arial" w:hAnsi="Arial" w:cs="Arial"/>
+          <w:sz w:val="22"/>
+          <w:szCs w:val="22"/>
+        </w:rPr>
+      </w:pPr>
       <w:r>
-        <w:t>).</w:t>
-      </w:r>
-    </w:p>
-    <w:p>
-      <w:pPr>
-        <w:ind w:left="1068"/>
-      </w:pPr>
-      <w:r>
-        <w:t xml:space="preserve">Comparación: Para el contexto de este proyecto (donde poseemos etiquetas precisas de 0 y 1), las técnicas supervisadas son superiores. Entre ellas, </w:t>
-      </w:r>
-      <w:proofErr w:type="spellStart"/>
-      <w:r>
-        <w:t>XGBoost</w:t>
-      </w:r>
-      <w:proofErr w:type="spellEnd"/>
-      <w:r>
-        <w:t xml:space="preserve"> destaca sobre Random Forest al ofrecer un balanceo interno mediante </w:t>
-      </w:r>
-      <w:proofErr w:type="spellStart"/>
-      <w:r>
-        <w:t>Gradient</w:t>
-      </w:r>
-      <w:proofErr w:type="spellEnd"/>
-      <w:r>
-        <w:t xml:space="preserve"> </w:t>
-      </w:r>
-      <w:proofErr w:type="spellStart"/>
-      <w:r>
-        <w:t>Descent</w:t>
-      </w:r>
-      <w:proofErr w:type="spellEnd"/>
-      <w:r>
-        <w:t xml:space="preserve">, lo que lo hace idóneo para los recursos computacionales definidos y la exigencia de alta métrica en </w:t>
-      </w:r>
-      <w:proofErr w:type="spellStart"/>
-      <w:r>
-        <w:t>Recall</w:t>
-      </w:r>
-      <w:proofErr w:type="spellEnd"/>
-      <w:r>
-        <w:t>.</w:t>
-      </w:r>
-    </w:p>
-    <w:p>
-      <w:r>
+        <w:rPr>
+          <w:rFonts w:ascii="Arial" w:hAnsi="Arial" w:cs="Arial"/>
+          <w:sz w:val="22"/>
+          <w:szCs w:val="22"/>
+        </w:rPr>
         <w:br w:type="page"/>
       </w:r>
     </w:p>
@@ -1385,17 +1585,41 @@
           <w:ilvl w:val="0"/>
           <w:numId w:val="10"/>
         </w:numPr>
+        <w:spacing w:line="276" w:lineRule="auto"/>
+        <w:jc w:val="both"/>
+        <w:rPr>
+          <w:rFonts w:ascii="Arial" w:hAnsi="Arial" w:cs="Arial"/>
+          <w:sz w:val="22"/>
+          <w:szCs w:val="22"/>
+        </w:rPr>
       </w:pPr>
       <w:r>
+        <w:rPr>
+          <w:rFonts w:ascii="Arial" w:hAnsi="Arial" w:cs="Arial"/>
+          <w:sz w:val="22"/>
+          <w:szCs w:val="22"/>
+        </w:rPr>
         <w:lastRenderedPageBreak/>
         <w:t>Desarrollo Inicial del Proyecto (Plan de Trabajo)</w:t>
       </w:r>
     </w:p>
     <w:p>
       <w:pPr>
+        <w:spacing w:line="276" w:lineRule="auto"/>
         <w:ind w:left="1080"/>
+        <w:jc w:val="both"/>
+        <w:rPr>
+          <w:rFonts w:ascii="Arial" w:hAnsi="Arial" w:cs="Arial"/>
+          <w:sz w:val="22"/>
+          <w:szCs w:val="22"/>
+        </w:rPr>
       </w:pPr>
       <w:r>
+        <w:rPr>
+          <w:rFonts w:ascii="Arial" w:hAnsi="Arial" w:cs="Arial"/>
+          <w:sz w:val="22"/>
+          <w:szCs w:val="22"/>
+        </w:rPr>
         <w:t>Para el cumplimiento del proyecto, se establece la siguiente carta de hitos, responsables y estimaciones:</w:t>
       </w:r>
     </w:p>
@@ -1433,7 +1657,8 @@
           </w:tcPr>
           <w:p>
             <w:pPr>
-              <w:spacing w:after="0" w:line="240" w:lineRule="auto"/>
+              <w:spacing w:after="0" w:line="276" w:lineRule="auto"/>
+              <w:jc w:val="both"/>
               <w:rPr>
                 <w:rFonts w:ascii="Arial" w:eastAsia="Times New Roman" w:hAnsi="Arial" w:cs="Arial"/>
                 <w:b/>
@@ -1476,7 +1701,8 @@
           </w:tcPr>
           <w:p>
             <w:pPr>
-              <w:spacing w:after="0" w:line="240" w:lineRule="auto"/>
+              <w:spacing w:after="0" w:line="276" w:lineRule="auto"/>
+              <w:jc w:val="both"/>
               <w:rPr>
                 <w:rFonts w:ascii="Arial" w:eastAsia="Times New Roman" w:hAnsi="Arial" w:cs="Arial"/>
                 <w:b/>
@@ -1519,7 +1745,8 @@
           </w:tcPr>
           <w:p>
             <w:pPr>
-              <w:spacing w:after="0" w:line="240" w:lineRule="auto"/>
+              <w:spacing w:after="0" w:line="276" w:lineRule="auto"/>
+              <w:jc w:val="both"/>
               <w:rPr>
                 <w:rFonts w:ascii="Arial" w:eastAsia="Times New Roman" w:hAnsi="Arial" w:cs="Arial"/>
                 <w:b/>
@@ -1562,7 +1789,8 @@
           </w:tcPr>
           <w:p>
             <w:pPr>
-              <w:spacing w:after="0" w:line="240" w:lineRule="auto"/>
+              <w:spacing w:after="0" w:line="276" w:lineRule="auto"/>
+              <w:jc w:val="both"/>
               <w:rPr>
                 <w:rFonts w:ascii="Arial" w:eastAsia="Times New Roman" w:hAnsi="Arial" w:cs="Arial"/>
                 <w:b/>
@@ -1605,7 +1833,8 @@
           </w:tcPr>
           <w:p>
             <w:pPr>
-              <w:spacing w:after="0" w:line="240" w:lineRule="auto"/>
+              <w:spacing w:after="0" w:line="276" w:lineRule="auto"/>
+              <w:jc w:val="both"/>
               <w:rPr>
                 <w:rFonts w:ascii="Arial" w:eastAsia="Times New Roman" w:hAnsi="Arial" w:cs="Arial"/>
                 <w:b/>
@@ -1653,7 +1882,8 @@
           </w:tcPr>
           <w:p>
             <w:pPr>
-              <w:spacing w:after="0" w:line="240" w:lineRule="auto"/>
+              <w:spacing w:after="0" w:line="276" w:lineRule="auto"/>
+              <w:jc w:val="both"/>
               <w:rPr>
                 <w:rFonts w:ascii="Arial" w:eastAsia="Times New Roman" w:hAnsi="Arial" w:cs="Arial"/>
                 <w:b/>
@@ -1678,63 +1908,7 @@
                 <w:lang w:eastAsia="es-CL"/>
                 <w14:ligatures w14:val="none"/>
               </w:rPr>
-              <w:t>Fase</w:t>
-            </w:r>
-            <w:r>
-              <w:rPr>
-                <w:rFonts w:ascii="Arial" w:eastAsia="Times New Roman" w:hAnsi="Arial" w:cs="Arial"/>
-                <w:b/>
-                <w:bCs/>
-                <w:color w:val="000000"/>
-                <w:kern w:val="0"/>
-                <w:sz w:val="22"/>
-                <w:szCs w:val="22"/>
-                <w:lang w:eastAsia="es-CL"/>
-                <w14:ligatures w14:val="none"/>
-              </w:rPr>
-              <w:t xml:space="preserve"> </w:t>
-            </w:r>
-            <w:r>
-              <w:rPr>
-                <w:rFonts w:ascii="Arial" w:eastAsia="Times New Roman" w:hAnsi="Arial" w:cs="Arial"/>
-                <w:b/>
-                <w:bCs/>
-                <w:color w:val="000000"/>
-                <w:kern w:val="0"/>
-                <w:sz w:val="22"/>
-                <w:szCs w:val="22"/>
-                <w:lang w:eastAsia="es-CL"/>
-                <w14:ligatures w14:val="none"/>
-              </w:rPr>
-              <w:t>1:</w:t>
-            </w:r>
-            <w:r>
-              <w:rPr>
-                <w:rFonts w:ascii="Arial" w:eastAsia="Times New Roman" w:hAnsi="Arial" w:cs="Arial"/>
-                <w:b/>
-                <w:bCs/>
-                <w:color w:val="000000"/>
-                <w:kern w:val="0"/>
-                <w:sz w:val="22"/>
-                <w:szCs w:val="22"/>
-                <w:lang w:eastAsia="es-CL"/>
-                <w14:ligatures w14:val="none"/>
-              </w:rPr>
-              <w:t xml:space="preserve"> </w:t>
-            </w:r>
-            <w:r>
-              <w:rPr>
-                <w:rFonts w:ascii="Arial" w:eastAsia="Times New Roman" w:hAnsi="Arial" w:cs="Arial"/>
-                <w:b/>
-                <w:bCs/>
-                <w:color w:val="000000"/>
-                <w:kern w:val="0"/>
-                <w:sz w:val="22"/>
-                <w:szCs w:val="22"/>
-                <w:lang w:eastAsia="es-CL"/>
-                <w14:ligatures w14:val="none"/>
-              </w:rPr>
-              <w:t>Configuración y Extracción</w:t>
+              <w:t>Fase 1: Configuración y Extracción</w:t>
             </w:r>
           </w:p>
         </w:tc>
@@ -1752,7 +1926,8 @@
           </w:tcPr>
           <w:p>
             <w:pPr>
-              <w:spacing w:after="0" w:line="240" w:lineRule="auto"/>
+              <w:spacing w:after="0" w:line="276" w:lineRule="auto"/>
+              <w:jc w:val="both"/>
               <w:rPr>
                 <w:rFonts w:ascii="Arial" w:eastAsia="Times New Roman" w:hAnsi="Arial" w:cs="Arial"/>
                 <w:color w:val="000000"/>
@@ -1773,33 +1948,7 @@
                 <w:lang w:eastAsia="es-CL"/>
                 <w14:ligatures w14:val="none"/>
               </w:rPr>
-              <w:t xml:space="preserve">Modelado en SQL Server (Data </w:t>
-            </w:r>
-            <w:proofErr w:type="spellStart"/>
-            <w:r>
-              <w:rPr>
-                <w:rFonts w:ascii="Arial" w:eastAsia="Times New Roman" w:hAnsi="Arial" w:cs="Arial"/>
-                <w:color w:val="000000"/>
-                <w:kern w:val="0"/>
-                <w:sz w:val="22"/>
-                <w:szCs w:val="22"/>
-                <w:lang w:eastAsia="es-CL"/>
-                <w14:ligatures w14:val="none"/>
-              </w:rPr>
-              <w:t>Warehouse</w:t>
-            </w:r>
-            <w:proofErr w:type="spellEnd"/>
-            <w:r>
-              <w:rPr>
-                <w:rFonts w:ascii="Arial" w:eastAsia="Times New Roman" w:hAnsi="Arial" w:cs="Arial"/>
-                <w:color w:val="000000"/>
-                <w:kern w:val="0"/>
-                <w:sz w:val="22"/>
-                <w:szCs w:val="22"/>
-                <w:lang w:eastAsia="es-CL"/>
-                <w14:ligatures w14:val="none"/>
-              </w:rPr>
-              <w:t>), normalización de tablas y extracción de muestra maestra.</w:t>
+              <w:t>Modelado en SQL Server (Data Warehouse), normalización de tablas y extracción de muestra maestra.</w:t>
             </w:r>
           </w:p>
         </w:tc>
@@ -1817,7 +1966,8 @@
           </w:tcPr>
           <w:p>
             <w:pPr>
-              <w:spacing w:after="0" w:line="240" w:lineRule="auto"/>
+              <w:spacing w:after="0" w:line="276" w:lineRule="auto"/>
+              <w:jc w:val="both"/>
               <w:rPr>
                 <w:rFonts w:ascii="Arial" w:eastAsia="Times New Roman" w:hAnsi="Arial" w:cs="Arial"/>
                 <w:color w:val="000000"/>
@@ -1856,7 +2006,8 @@
           </w:tcPr>
           <w:p>
             <w:pPr>
-              <w:spacing w:after="0" w:line="240" w:lineRule="auto"/>
+              <w:spacing w:after="0" w:line="276" w:lineRule="auto"/>
+              <w:jc w:val="both"/>
               <w:rPr>
                 <w:rFonts w:ascii="Arial" w:eastAsia="Times New Roman" w:hAnsi="Arial" w:cs="Arial"/>
                 <w:color w:val="000000"/>
@@ -1895,7 +2046,8 @@
           </w:tcPr>
           <w:p>
             <w:pPr>
-              <w:spacing w:after="0" w:line="240" w:lineRule="auto"/>
+              <w:spacing w:after="0" w:line="276" w:lineRule="auto"/>
+              <w:jc w:val="both"/>
               <w:rPr>
                 <w:rFonts w:ascii="Arial" w:eastAsia="Times New Roman" w:hAnsi="Arial" w:cs="Arial"/>
                 <w:color w:val="000000"/>
@@ -1939,7 +2091,8 @@
           </w:tcPr>
           <w:p>
             <w:pPr>
-              <w:spacing w:after="0" w:line="240" w:lineRule="auto"/>
+              <w:spacing w:after="0" w:line="276" w:lineRule="auto"/>
+              <w:jc w:val="both"/>
               <w:rPr>
                 <w:rFonts w:ascii="Arial" w:eastAsia="Times New Roman" w:hAnsi="Arial" w:cs="Arial"/>
                 <w:b/>
@@ -1982,7 +2135,8 @@
           </w:tcPr>
           <w:p>
             <w:pPr>
-              <w:spacing w:after="0" w:line="240" w:lineRule="auto"/>
+              <w:spacing w:after="0" w:line="276" w:lineRule="auto"/>
+              <w:jc w:val="both"/>
               <w:rPr>
                 <w:rFonts w:ascii="Arial" w:eastAsia="Times New Roman" w:hAnsi="Arial" w:cs="Arial"/>
                 <w:color w:val="000000"/>
@@ -2003,33 +2157,7 @@
                 <w:lang w:eastAsia="es-CL"/>
                 <w14:ligatures w14:val="none"/>
               </w:rPr>
-              <w:t xml:space="preserve">Limpieza, imputación de nulos, reducción de cardinalidad y </w:t>
-            </w:r>
-            <w:proofErr w:type="spellStart"/>
-            <w:r>
-              <w:rPr>
-                <w:rFonts w:ascii="Arial" w:eastAsia="Times New Roman" w:hAnsi="Arial" w:cs="Arial"/>
-                <w:color w:val="000000"/>
-                <w:kern w:val="0"/>
-                <w:sz w:val="22"/>
-                <w:szCs w:val="22"/>
-                <w:lang w:eastAsia="es-CL"/>
-                <w14:ligatures w14:val="none"/>
-              </w:rPr>
-              <w:t>graficación</w:t>
-            </w:r>
-            <w:proofErr w:type="spellEnd"/>
-            <w:r>
-              <w:rPr>
-                <w:rFonts w:ascii="Arial" w:eastAsia="Times New Roman" w:hAnsi="Arial" w:cs="Arial"/>
-                <w:color w:val="000000"/>
-                <w:kern w:val="0"/>
-                <w:sz w:val="22"/>
-                <w:szCs w:val="22"/>
-                <w:lang w:eastAsia="es-CL"/>
-                <w14:ligatures w14:val="none"/>
-              </w:rPr>
-              <w:t xml:space="preserve"> de correlaciones.</w:t>
+              <w:t>Limpieza, imputación de nulos, reducción de cardinalidad y graficación de correlaciones.</w:t>
             </w:r>
           </w:p>
         </w:tc>
@@ -2047,7 +2175,8 @@
           </w:tcPr>
           <w:p>
             <w:pPr>
-              <w:spacing w:after="0" w:line="240" w:lineRule="auto"/>
+              <w:spacing w:after="0" w:line="276" w:lineRule="auto"/>
+              <w:jc w:val="both"/>
               <w:rPr>
                 <w:rFonts w:ascii="Arial" w:eastAsia="Times New Roman" w:hAnsi="Arial" w:cs="Arial"/>
                 <w:color w:val="000000"/>
@@ -2086,7 +2215,8 @@
           </w:tcPr>
           <w:p>
             <w:pPr>
-              <w:spacing w:after="0" w:line="240" w:lineRule="auto"/>
+              <w:spacing w:after="0" w:line="276" w:lineRule="auto"/>
+              <w:jc w:val="both"/>
               <w:rPr>
                 <w:rFonts w:ascii="Arial" w:eastAsia="Times New Roman" w:hAnsi="Arial" w:cs="Arial"/>
                 <w:color w:val="000000"/>
@@ -2125,7 +2255,8 @@
           </w:tcPr>
           <w:p>
             <w:pPr>
-              <w:spacing w:after="0" w:line="240" w:lineRule="auto"/>
+              <w:spacing w:after="0" w:line="276" w:lineRule="auto"/>
+              <w:jc w:val="both"/>
               <w:rPr>
                 <w:rFonts w:ascii="Arial" w:eastAsia="Times New Roman" w:hAnsi="Arial" w:cs="Arial"/>
                 <w:color w:val="000000"/>
@@ -2169,7 +2300,8 @@
           </w:tcPr>
           <w:p>
             <w:pPr>
-              <w:spacing w:after="0" w:line="240" w:lineRule="auto"/>
+              <w:spacing w:after="0" w:line="276" w:lineRule="auto"/>
+              <w:jc w:val="both"/>
               <w:rPr>
                 <w:rFonts w:ascii="Arial" w:eastAsia="Times New Roman" w:hAnsi="Arial" w:cs="Arial"/>
                 <w:b/>
@@ -2212,7 +2344,8 @@
           </w:tcPr>
           <w:p>
             <w:pPr>
-              <w:spacing w:after="0" w:line="240" w:lineRule="auto"/>
+              <w:spacing w:after="0" w:line="276" w:lineRule="auto"/>
+              <w:jc w:val="both"/>
               <w:rPr>
                 <w:rFonts w:ascii="Arial" w:eastAsia="Times New Roman" w:hAnsi="Arial" w:cs="Arial"/>
                 <w:color w:val="000000"/>
@@ -2233,33 +2366,7 @@
                 <w:lang w:eastAsia="es-CL"/>
                 <w14:ligatures w14:val="none"/>
               </w:rPr>
-              <w:t xml:space="preserve">Aplicación de SMOTE, partición (Train/Val/Test) e implementación de </w:t>
-            </w:r>
-            <w:proofErr w:type="spellStart"/>
-            <w:r>
-              <w:rPr>
-                <w:rFonts w:ascii="Arial" w:eastAsia="Times New Roman" w:hAnsi="Arial" w:cs="Arial"/>
-                <w:color w:val="000000"/>
-                <w:kern w:val="0"/>
-                <w:sz w:val="22"/>
-                <w:szCs w:val="22"/>
-                <w:lang w:eastAsia="es-CL"/>
-                <w14:ligatures w14:val="none"/>
-              </w:rPr>
-              <w:t>XGBoost</w:t>
-            </w:r>
-            <w:proofErr w:type="spellEnd"/>
-            <w:r>
-              <w:rPr>
-                <w:rFonts w:ascii="Arial" w:eastAsia="Times New Roman" w:hAnsi="Arial" w:cs="Arial"/>
-                <w:color w:val="000000"/>
-                <w:kern w:val="0"/>
-                <w:sz w:val="22"/>
-                <w:szCs w:val="22"/>
-                <w:lang w:eastAsia="es-CL"/>
-                <w14:ligatures w14:val="none"/>
-              </w:rPr>
-              <w:t xml:space="preserve"> con métricas de rendimiento.</w:t>
+              <w:t>Aplicación de SMOTE, partición (Train/Val/Test) e implementación de XGBoost con métricas de rendimiento.</w:t>
             </w:r>
           </w:p>
         </w:tc>
@@ -2277,7 +2384,8 @@
           </w:tcPr>
           <w:p>
             <w:pPr>
-              <w:spacing w:after="0" w:line="240" w:lineRule="auto"/>
+              <w:spacing w:after="0" w:line="276" w:lineRule="auto"/>
+              <w:jc w:val="both"/>
               <w:rPr>
                 <w:rFonts w:ascii="Arial" w:eastAsia="Times New Roman" w:hAnsi="Arial" w:cs="Arial"/>
                 <w:color w:val="000000"/>
@@ -2316,7 +2424,8 @@
           </w:tcPr>
           <w:p>
             <w:pPr>
-              <w:spacing w:after="0" w:line="240" w:lineRule="auto"/>
+              <w:spacing w:after="0" w:line="276" w:lineRule="auto"/>
+              <w:jc w:val="both"/>
               <w:rPr>
                 <w:rFonts w:ascii="Arial" w:eastAsia="Times New Roman" w:hAnsi="Arial" w:cs="Arial"/>
                 <w:color w:val="000000"/>
@@ -2355,7 +2464,8 @@
           </w:tcPr>
           <w:p>
             <w:pPr>
-              <w:spacing w:after="0" w:line="240" w:lineRule="auto"/>
+              <w:spacing w:after="0" w:line="276" w:lineRule="auto"/>
+              <w:jc w:val="both"/>
               <w:rPr>
                 <w:rFonts w:ascii="Arial" w:eastAsia="Times New Roman" w:hAnsi="Arial" w:cs="Arial"/>
                 <w:color w:val="000000"/>
@@ -2399,7 +2509,8 @@
           </w:tcPr>
           <w:p>
             <w:pPr>
-              <w:spacing w:after="0" w:line="240" w:lineRule="auto"/>
+              <w:spacing w:after="0" w:line="276" w:lineRule="auto"/>
+              <w:jc w:val="both"/>
               <w:rPr>
                 <w:rFonts w:ascii="Arial" w:eastAsia="Times New Roman" w:hAnsi="Arial" w:cs="Arial"/>
                 <w:b/>
@@ -2424,37 +2535,7 @@
                 <w:lang w:eastAsia="es-CL"/>
                 <w14:ligatures w14:val="none"/>
               </w:rPr>
-              <w:t xml:space="preserve">Fase 4: </w:t>
-            </w:r>
-            <w:proofErr w:type="spellStart"/>
-            <w:r>
-              <w:rPr>
-                <w:rFonts w:ascii="Arial" w:eastAsia="Times New Roman" w:hAnsi="Arial" w:cs="Arial"/>
-                <w:b/>
-                <w:bCs/>
-                <w:color w:val="000000"/>
-                <w:kern w:val="0"/>
-                <w:sz w:val="22"/>
-                <w:szCs w:val="22"/>
-                <w:lang w:eastAsia="es-CL"/>
-                <w14:ligatures w14:val="none"/>
-              </w:rPr>
-              <w:t>Explicabilidad</w:t>
-            </w:r>
-            <w:proofErr w:type="spellEnd"/>
-            <w:r>
-              <w:rPr>
-                <w:rFonts w:ascii="Arial" w:eastAsia="Times New Roman" w:hAnsi="Arial" w:cs="Arial"/>
-                <w:b/>
-                <w:bCs/>
-                <w:color w:val="000000"/>
-                <w:kern w:val="0"/>
-                <w:sz w:val="22"/>
-                <w:szCs w:val="22"/>
-                <w:lang w:eastAsia="es-CL"/>
-                <w14:ligatures w14:val="none"/>
-              </w:rPr>
-              <w:t xml:space="preserve"> y Documentación</w:t>
+              <w:t>Fase 4: Explicabilidad y Documentación</w:t>
             </w:r>
           </w:p>
         </w:tc>
@@ -2472,7 +2553,8 @@
           </w:tcPr>
           <w:p>
             <w:pPr>
-              <w:spacing w:after="0" w:line="240" w:lineRule="auto"/>
+              <w:spacing w:after="0" w:line="276" w:lineRule="auto"/>
+              <w:jc w:val="both"/>
               <w:rPr>
                 <w:rFonts w:ascii="Arial" w:eastAsia="Times New Roman" w:hAnsi="Arial" w:cs="Arial"/>
                 <w:color w:val="000000"/>
@@ -2493,59 +2575,7 @@
                 <w:lang w:eastAsia="es-CL"/>
                 <w14:ligatures w14:val="none"/>
               </w:rPr>
-              <w:t xml:space="preserve">Extracción del </w:t>
-            </w:r>
-            <w:proofErr w:type="spellStart"/>
-            <w:r>
-              <w:rPr>
-                <w:rFonts w:ascii="Arial" w:eastAsia="Times New Roman" w:hAnsi="Arial" w:cs="Arial"/>
-                <w:color w:val="000000"/>
-                <w:kern w:val="0"/>
-                <w:sz w:val="22"/>
-                <w:szCs w:val="22"/>
-                <w:lang w:eastAsia="es-CL"/>
-                <w14:ligatures w14:val="none"/>
-              </w:rPr>
-              <w:t>Feature</w:t>
-            </w:r>
-            <w:proofErr w:type="spellEnd"/>
-            <w:r>
-              <w:rPr>
-                <w:rFonts w:ascii="Arial" w:eastAsia="Times New Roman" w:hAnsi="Arial" w:cs="Arial"/>
-                <w:color w:val="000000"/>
-                <w:kern w:val="0"/>
-                <w:sz w:val="22"/>
-                <w:szCs w:val="22"/>
-                <w:lang w:eastAsia="es-CL"/>
-                <w14:ligatures w14:val="none"/>
-              </w:rPr>
-              <w:t xml:space="preserve"> </w:t>
-            </w:r>
-            <w:proofErr w:type="spellStart"/>
-            <w:r>
-              <w:rPr>
-                <w:rFonts w:ascii="Arial" w:eastAsia="Times New Roman" w:hAnsi="Arial" w:cs="Arial"/>
-                <w:color w:val="000000"/>
-                <w:kern w:val="0"/>
-                <w:sz w:val="22"/>
-                <w:szCs w:val="22"/>
-                <w:lang w:eastAsia="es-CL"/>
-                <w14:ligatures w14:val="none"/>
-              </w:rPr>
-              <w:t>Importance</w:t>
-            </w:r>
-            <w:proofErr w:type="spellEnd"/>
-            <w:r>
-              <w:rPr>
-                <w:rFonts w:ascii="Arial" w:eastAsia="Times New Roman" w:hAnsi="Arial" w:cs="Arial"/>
-                <w:color w:val="000000"/>
-                <w:kern w:val="0"/>
-                <w:sz w:val="22"/>
-                <w:szCs w:val="22"/>
-                <w:lang w:eastAsia="es-CL"/>
-                <w14:ligatures w14:val="none"/>
-              </w:rPr>
-              <w:t>, análisis de la matriz de confusión y elaboración del informe final institucional.</w:t>
+              <w:t>Extracción del Feature Importance, análisis de la matriz de confusión y elaboración del informe final institucional.</w:t>
             </w:r>
           </w:p>
         </w:tc>
@@ -2563,7 +2593,8 @@
           </w:tcPr>
           <w:p>
             <w:pPr>
-              <w:spacing w:after="0" w:line="240" w:lineRule="auto"/>
+              <w:spacing w:after="0" w:line="276" w:lineRule="auto"/>
+              <w:jc w:val="both"/>
               <w:rPr>
                 <w:rFonts w:ascii="Arial" w:eastAsia="Times New Roman" w:hAnsi="Arial" w:cs="Arial"/>
                 <w:color w:val="000000"/>
@@ -2602,7 +2633,8 @@
           </w:tcPr>
           <w:p>
             <w:pPr>
-              <w:spacing w:after="0" w:line="240" w:lineRule="auto"/>
+              <w:spacing w:after="0" w:line="276" w:lineRule="auto"/>
+              <w:jc w:val="both"/>
               <w:rPr>
                 <w:rFonts w:ascii="Arial" w:eastAsia="Times New Roman" w:hAnsi="Arial" w:cs="Arial"/>
                 <w:color w:val="000000"/>
@@ -2641,7 +2673,8 @@
           </w:tcPr>
           <w:p>
             <w:pPr>
-              <w:spacing w:after="0" w:line="240" w:lineRule="auto"/>
+              <w:spacing w:after="0" w:line="276" w:lineRule="auto"/>
+              <w:jc w:val="both"/>
               <w:rPr>
                 <w:rFonts w:ascii="Arial" w:eastAsia="Times New Roman" w:hAnsi="Arial" w:cs="Arial"/>
                 <w:color w:val="000000"/>
@@ -2670,21 +2703,47 @@
     </w:tbl>
     <w:p>
       <w:pPr>
+        <w:spacing w:line="276" w:lineRule="auto"/>
         <w:ind w:left="1080"/>
+        <w:jc w:val="both"/>
+        <w:rPr>
+          <w:rFonts w:ascii="Arial" w:hAnsi="Arial" w:cs="Arial"/>
+          <w:sz w:val="22"/>
+          <w:szCs w:val="22"/>
+        </w:rPr>
       </w:pPr>
     </w:p>
     <w:p>
       <w:pPr>
         <w:pStyle w:val="Prrafodelista"/>
+        <w:spacing w:line="276" w:lineRule="auto"/>
         <w:ind w:left="1080"/>
-        <w:rPr>
+        <w:jc w:val="both"/>
+        <w:rPr>
+          <w:rFonts w:ascii="Arial" w:hAnsi="Arial" w:cs="Arial"/>
           <w:b/>
           <w:bCs/>
-        </w:rPr>
-      </w:pPr>
-    </w:p>
-    <w:p>
+          <w:sz w:val="22"/>
+          <w:szCs w:val="22"/>
+        </w:rPr>
+      </w:pPr>
+    </w:p>
+    <w:p>
+      <w:pPr>
+        <w:spacing w:line="276" w:lineRule="auto"/>
+        <w:jc w:val="both"/>
+        <w:rPr>
+          <w:rFonts w:ascii="Arial" w:hAnsi="Arial" w:cs="Arial"/>
+          <w:sz w:val="22"/>
+          <w:szCs w:val="22"/>
+        </w:rPr>
+      </w:pPr>
       <w:r>
+        <w:rPr>
+          <w:rFonts w:ascii="Arial" w:hAnsi="Arial" w:cs="Arial"/>
+          <w:sz w:val="22"/>
+          <w:szCs w:val="22"/>
+        </w:rPr>
         <w:br w:type="page"/>
       </w:r>
     </w:p>
@@ -2695,13 +2754,35 @@
           <w:ilvl w:val="0"/>
           <w:numId w:val="10"/>
         </w:numPr>
+        <w:spacing w:line="276" w:lineRule="auto"/>
+        <w:jc w:val="both"/>
+        <w:rPr>
+          <w:rFonts w:ascii="Arial" w:hAnsi="Arial" w:cs="Arial"/>
+          <w:sz w:val="22"/>
+          <w:szCs w:val="22"/>
+        </w:rPr>
       </w:pPr>
       <w:r>
+        <w:rPr>
+          <w:rFonts w:ascii="Arial" w:hAnsi="Arial" w:cs="Arial"/>
+          <w:sz w:val="22"/>
+          <w:szCs w:val="22"/>
+        </w:rPr>
         <w:lastRenderedPageBreak/>
         <w:t>Referencias (APA 7ª Edición)</w:t>
       </w:r>
     </w:p>
-    <w:p/>
+    <w:p>
+      <w:pPr>
+        <w:spacing w:line="276" w:lineRule="auto"/>
+        <w:jc w:val="both"/>
+        <w:rPr>
+          <w:rFonts w:ascii="Arial" w:hAnsi="Arial" w:cs="Arial"/>
+          <w:sz w:val="22"/>
+          <w:szCs w:val="22"/>
+        </w:rPr>
+      </w:pPr>
+    </w:p>
     <w:p>
       <w:pPr>
         <w:pStyle w:val="Prrafodelista"/>
@@ -2709,12 +2790,20 @@
           <w:ilvl w:val="0"/>
           <w:numId w:val="12"/>
         </w:numPr>
-        <w:rPr>
+        <w:spacing w:line="276" w:lineRule="auto"/>
+        <w:jc w:val="both"/>
+        <w:rPr>
+          <w:rFonts w:ascii="Arial" w:hAnsi="Arial" w:cs="Arial"/>
+          <w:sz w:val="22"/>
+          <w:szCs w:val="22"/>
           <w:lang w:val="en-US"/>
         </w:rPr>
       </w:pPr>
       <w:r>
         <w:rPr>
+          <w:rFonts w:ascii="Arial" w:hAnsi="Arial" w:cs="Arial"/>
+          <w:sz w:val="22"/>
+          <w:szCs w:val="22"/>
           <w:lang w:val="en-US"/>
         </w:rPr>
         <w:t>Al-Hawsawi, A. (2021). A systematic literature review of machine learning techniques for credit card fraud detection. IEEE Access, 9, 116245-116258.</w:t>
@@ -2727,31 +2816,28 @@
           <w:ilvl w:val="0"/>
           <w:numId w:val="12"/>
         </w:numPr>
-        <w:rPr>
+        <w:spacing w:line="276" w:lineRule="auto"/>
+        <w:jc w:val="both"/>
+        <w:rPr>
+          <w:rFonts w:ascii="Arial" w:hAnsi="Arial" w:cs="Arial"/>
+          <w:sz w:val="22"/>
+          <w:szCs w:val="22"/>
           <w:lang w:val="en-US"/>
         </w:rPr>
       </w:pPr>
       <w:r>
-        <w:t xml:space="preserve">Benchaji, I., </w:t>
-      </w:r>
-      <w:proofErr w:type="spellStart"/>
-      <w:r>
-        <w:t>Douzi</w:t>
-      </w:r>
-      <w:proofErr w:type="spellEnd"/>
-      <w:r>
-        <w:t xml:space="preserve">, S., El </w:t>
-      </w:r>
-      <w:proofErr w:type="spellStart"/>
-      <w:r>
-        <w:t>Ouassif</w:t>
-      </w:r>
-      <w:proofErr w:type="spellEnd"/>
-      <w:r>
-        <w:t xml:space="preserve">, B., &amp; El Bakkali, J. (2021). </w:t>
+        <w:rPr>
+          <w:rFonts w:ascii="Arial" w:hAnsi="Arial" w:cs="Arial"/>
+          <w:sz w:val="22"/>
+          <w:szCs w:val="22"/>
+        </w:rPr>
+        <w:t xml:space="preserve">Benchaji, I., Douzi, S., El Ouassif, B., &amp; El Bakkali, J. (2021). </w:t>
       </w:r>
       <w:r>
         <w:rPr>
+          <w:rFonts w:ascii="Arial" w:hAnsi="Arial" w:cs="Arial"/>
+          <w:sz w:val="22"/>
+          <w:szCs w:val="22"/>
           <w:lang w:val="en-US"/>
         </w:rPr>
         <w:t>Enhanced credit card fraud detection based on attention mechanism and SMOTE. Expert Systems with Applications, 167, 114175.</w:t>
@@ -2764,37 +2850,23 @@
           <w:ilvl w:val="0"/>
           <w:numId w:val="12"/>
         </w:numPr>
-        <w:rPr>
+        <w:spacing w:line="276" w:lineRule="auto"/>
+        <w:jc w:val="both"/>
+        <w:rPr>
+          <w:rFonts w:ascii="Arial" w:hAnsi="Arial" w:cs="Arial"/>
+          <w:sz w:val="22"/>
+          <w:szCs w:val="22"/>
           <w:lang w:val="en-US"/>
         </w:rPr>
       </w:pPr>
-      <w:proofErr w:type="spellStart"/>
       <w:r>
         <w:rPr>
+          <w:rFonts w:ascii="Arial" w:hAnsi="Arial" w:cs="Arial"/>
+          <w:sz w:val="22"/>
+          <w:szCs w:val="22"/>
           <w:lang w:val="en-US"/>
         </w:rPr>
-        <w:t>Géron</w:t>
-      </w:r>
-      <w:proofErr w:type="spellEnd"/>
-      <w:r>
-        <w:rPr>
-          <w:lang w:val="en-US"/>
-        </w:rPr>
-        <w:t xml:space="preserve">, A. (2022). Hands-on machine learning with Scikit-Learn, </w:t>
-      </w:r>
-      <w:proofErr w:type="spellStart"/>
-      <w:r>
-        <w:rPr>
-          <w:lang w:val="en-US"/>
-        </w:rPr>
-        <w:t>Keras</w:t>
-      </w:r>
-      <w:proofErr w:type="spellEnd"/>
-      <w:r>
-        <w:rPr>
-          <w:lang w:val="en-US"/>
-        </w:rPr>
-        <w:t>, and TensorFlow (3.ª ed.). O'Reilly Media, Inc.</w:t>
+        <w:t>Géron, A. (2022). Hands-on machine learning with Scikit-Learn, Keras, and TensorFlow (3.ª ed.). O'Reilly Media, Inc.</w:t>
       </w:r>
     </w:p>
     <w:p>
@@ -2804,29 +2876,23 @@
           <w:ilvl w:val="0"/>
           <w:numId w:val="12"/>
         </w:numPr>
-        <w:rPr>
+        <w:spacing w:line="276" w:lineRule="auto"/>
+        <w:jc w:val="both"/>
+        <w:rPr>
+          <w:rFonts w:ascii="Arial" w:hAnsi="Arial" w:cs="Arial"/>
+          <w:sz w:val="22"/>
+          <w:szCs w:val="22"/>
           <w:lang w:val="en-US"/>
         </w:rPr>
       </w:pPr>
       <w:r>
         <w:rPr>
+          <w:rFonts w:ascii="Arial" w:hAnsi="Arial" w:cs="Arial"/>
+          <w:sz w:val="22"/>
+          <w:szCs w:val="22"/>
           <w:lang w:val="en-US"/>
         </w:rPr>
-        <w:t xml:space="preserve">Hilal, W., Gadsden, S. A., &amp; </w:t>
-      </w:r>
-      <w:proofErr w:type="spellStart"/>
-      <w:r>
-        <w:rPr>
-          <w:lang w:val="en-US"/>
-        </w:rPr>
-        <w:t>Yawney</w:t>
-      </w:r>
-      <w:proofErr w:type="spellEnd"/>
-      <w:r>
-        <w:rPr>
-          <w:lang w:val="en-US"/>
-        </w:rPr>
-        <w:t>, J. (2022). Financial fraud: A review of anomaly detection techniques and recent advances. Expert Systems with Applications, 193, 116429.</w:t>
+        <w:t>Hilal, W., Gadsden, S. A., &amp; Yawney, J. (2022). Financial fraud: A review of anomaly detection techniques and recent advances. Expert Systems with Applications, 193, 116429.</w:t>
       </w:r>
     </w:p>
     <w:p>
@@ -2836,18 +2902,29 @@
           <w:ilvl w:val="0"/>
           <w:numId w:val="12"/>
         </w:numPr>
-        <w:rPr>
+        <w:spacing w:line="276" w:lineRule="auto"/>
+        <w:jc w:val="both"/>
+        <w:rPr>
+          <w:rFonts w:ascii="Arial" w:hAnsi="Arial" w:cs="Arial"/>
+          <w:sz w:val="22"/>
+          <w:szCs w:val="22"/>
           <w:lang w:val="en-US"/>
         </w:rPr>
       </w:pPr>
       <w:r>
         <w:rPr>
+          <w:rFonts w:ascii="Arial" w:hAnsi="Arial" w:cs="Arial"/>
+          <w:sz w:val="22"/>
+          <w:szCs w:val="22"/>
           <w:lang w:val="de-DE"/>
         </w:rPr>
         <w:t xml:space="preserve">Ileberi, E., Sun, Y., &amp; Wang, Z. (2022). </w:t>
       </w:r>
       <w:r>
         <w:rPr>
+          <w:rFonts w:ascii="Arial" w:hAnsi="Arial" w:cs="Arial"/>
+          <w:sz w:val="22"/>
+          <w:szCs w:val="22"/>
           <w:lang w:val="en-US"/>
         </w:rPr>
         <w:t>A machine learning based credit card fraud detection using the GA algorithm for feature selection. Journal of Big Data, 9(1), 1-17.</w:t>
@@ -2860,404 +2937,32 @@
           <w:ilvl w:val="0"/>
           <w:numId w:val="12"/>
         </w:numPr>
-        <w:rPr>
+        <w:spacing w:line="276" w:lineRule="auto"/>
+        <w:jc w:val="both"/>
+        <w:rPr>
+          <w:rFonts w:ascii="Arial" w:hAnsi="Arial" w:cs="Arial"/>
           <w:b/>
           <w:bCs/>
+          <w:sz w:val="22"/>
+          <w:szCs w:val="22"/>
         </w:rPr>
       </w:pPr>
       <w:r>
         <w:rPr>
+          <w:rFonts w:ascii="Arial" w:hAnsi="Arial" w:cs="Arial"/>
+          <w:sz w:val="22"/>
+          <w:szCs w:val="22"/>
           <w:lang w:val="en-US"/>
         </w:rPr>
-        <w:t xml:space="preserve">Makki, S., </w:t>
-      </w:r>
-      <w:proofErr w:type="spellStart"/>
-      <w:r>
-        <w:rPr>
-          <w:lang w:val="en-US"/>
-        </w:rPr>
-        <w:t>Assaghir</w:t>
-      </w:r>
-      <w:proofErr w:type="spellEnd"/>
-      <w:r>
-        <w:rPr>
-          <w:lang w:val="en-US"/>
-        </w:rPr>
-        <w:t xml:space="preserve">, Z., Taher, Y., Haque, R., </w:t>
-      </w:r>
-      <w:proofErr w:type="spellStart"/>
-      <w:r>
-        <w:rPr>
-          <w:lang w:val="en-US"/>
-        </w:rPr>
-        <w:t>Hacid</w:t>
-      </w:r>
-      <w:proofErr w:type="spellEnd"/>
-      <w:r>
-        <w:rPr>
-          <w:lang w:val="en-US"/>
-        </w:rPr>
-        <w:t xml:space="preserve">, M. S., &amp; </w:t>
-      </w:r>
-      <w:proofErr w:type="spellStart"/>
-      <w:r>
-        <w:rPr>
-          <w:lang w:val="en-US"/>
-        </w:rPr>
-        <w:t>Zeineddine</w:t>
-      </w:r>
-      <w:proofErr w:type="spellEnd"/>
-      <w:r>
-        <w:rPr>
-          <w:lang w:val="en-US"/>
-        </w:rPr>
-        <w:t xml:space="preserve">, H. (2020). An experimental study with imbalanced classification approaches for credit card fraud detection. </w:t>
+        <w:t xml:space="preserve">Makki, S., Assaghir, Z., Taher, Y., Haque, R., Hacid, M. S., &amp; Zeineddine, H. (2020). An experimental study with imbalanced classification approaches for credit card fraud detection. </w:t>
       </w:r>
       <w:r>
+        <w:rPr>
+          <w:rFonts w:ascii="Arial" w:hAnsi="Arial" w:cs="Arial"/>
+          <w:sz w:val="22"/>
+          <w:szCs w:val="22"/>
+        </w:rPr>
         <w:t>IEEE Access, 7, 93010-93022.</w:t>
-      </w:r>
-      <w:r>
-        <w:rPr>
-          <w:b/>
-          <w:bCs/>
-        </w:rPr>
-        <w:br w:type="page"/>
-      </w:r>
-    </w:p>
-    <w:p>
-      <w:r>
-        <w:rPr>
-          <w:b/>
-          <w:bCs/>
-        </w:rPr>
-        <w:lastRenderedPageBreak/>
-        <w:t xml:space="preserve">5. </w:t>
-      </w:r>
-      <w:r>
-        <w:rPr>
-          <w:b/>
-          <w:bCs/>
-        </w:rPr>
-        <w:t>Referencias</w:t>
-      </w:r>
-    </w:p>
-    <w:p>
-      <w:pPr>
-        <w:numPr>
-          <w:ilvl w:val="0"/>
-          <w:numId w:val="4"/>
-        </w:numPr>
-        <w:ind w:left="641" w:hanging="284"/>
-      </w:pPr>
-      <w:r>
-        <w:t xml:space="preserve">Ahsan, M., Gomes, R., &amp; Denton, A. (2022). </w:t>
-      </w:r>
-      <w:r>
-        <w:rPr>
-          <w:lang w:val="en-US"/>
-        </w:rPr>
-        <w:t xml:space="preserve">Credit Card Fraud Detection Based on Data Imbalance, Privacy, and Explainability. </w:t>
-      </w:r>
-      <w:r>
-        <w:t xml:space="preserve">Edge Hill </w:t>
-      </w:r>
-      <w:proofErr w:type="spellStart"/>
-      <w:r>
-        <w:t>University</w:t>
-      </w:r>
-      <w:proofErr w:type="spellEnd"/>
-      <w:r>
-        <w:t xml:space="preserve"> </w:t>
-      </w:r>
-      <w:proofErr w:type="spellStart"/>
-      <w:r>
-        <w:t>Research</w:t>
-      </w:r>
-      <w:proofErr w:type="spellEnd"/>
-      <w:r>
-        <w:t xml:space="preserve"> </w:t>
-      </w:r>
-      <w:proofErr w:type="spellStart"/>
-      <w:r>
-        <w:t>Repository</w:t>
-      </w:r>
-      <w:proofErr w:type="spellEnd"/>
-      <w:r>
-        <w:t>.</w:t>
-      </w:r>
-    </w:p>
-    <w:p>
-      <w:pPr>
-        <w:numPr>
-          <w:ilvl w:val="0"/>
-          <w:numId w:val="4"/>
-        </w:numPr>
-        <w:ind w:left="641" w:hanging="284"/>
-      </w:pPr>
-      <w:proofErr w:type="spellStart"/>
-      <w:r>
-        <w:rPr>
-          <w:lang w:val="en-US"/>
-        </w:rPr>
-        <w:t>AlEmad</w:t>
-      </w:r>
-      <w:proofErr w:type="spellEnd"/>
-      <w:r>
-        <w:rPr>
-          <w:lang w:val="en-US"/>
-        </w:rPr>
-        <w:t xml:space="preserve">, M. (2022). Credit Card Fraud Detection Using Machine Learning (Tesis de </w:t>
-      </w:r>
-      <w:proofErr w:type="spellStart"/>
-      <w:r>
-        <w:rPr>
-          <w:lang w:val="en-US"/>
-        </w:rPr>
-        <w:t>Maestría</w:t>
-      </w:r>
-      <w:proofErr w:type="spellEnd"/>
-      <w:r>
-        <w:rPr>
-          <w:lang w:val="en-US"/>
-        </w:rPr>
-        <w:t xml:space="preserve">). </w:t>
-      </w:r>
-      <w:r>
-        <w:t xml:space="preserve">Rochester </w:t>
-      </w:r>
-      <w:proofErr w:type="spellStart"/>
-      <w:r>
-        <w:t>Institute</w:t>
-      </w:r>
-      <w:proofErr w:type="spellEnd"/>
-      <w:r>
-        <w:t xml:space="preserve"> of </w:t>
-      </w:r>
-      <w:proofErr w:type="spellStart"/>
-      <w:r>
-        <w:t>Technology</w:t>
-      </w:r>
-      <w:proofErr w:type="spellEnd"/>
-      <w:r>
-        <w:t>.</w:t>
-      </w:r>
-    </w:p>
-    <w:p>
-      <w:pPr>
-        <w:numPr>
-          <w:ilvl w:val="0"/>
-          <w:numId w:val="4"/>
-        </w:numPr>
-        <w:ind w:left="641" w:hanging="284"/>
-      </w:pPr>
-      <w:r>
-        <w:rPr>
-          <w:lang w:val="en-US"/>
-        </w:rPr>
-        <w:t xml:space="preserve">Bindu, G., et al. (2023). Credit Card Fraud Detection Using Machine Learning. </w:t>
-      </w:r>
-      <w:r>
-        <w:t xml:space="preserve">International </w:t>
-      </w:r>
-      <w:proofErr w:type="spellStart"/>
-      <w:r>
-        <w:t>Journal</w:t>
-      </w:r>
-      <w:proofErr w:type="spellEnd"/>
-      <w:r>
-        <w:t xml:space="preserve"> </w:t>
-      </w:r>
-      <w:proofErr w:type="spellStart"/>
-      <w:r>
-        <w:t>on</w:t>
-      </w:r>
-      <w:proofErr w:type="spellEnd"/>
-      <w:r>
-        <w:t xml:space="preserve"> </w:t>
-      </w:r>
-      <w:proofErr w:type="spellStart"/>
-      <w:r>
-        <w:t>Science</w:t>
-      </w:r>
-      <w:proofErr w:type="spellEnd"/>
-      <w:r>
-        <w:t xml:space="preserve"> and </w:t>
-      </w:r>
-      <w:proofErr w:type="spellStart"/>
-      <w:r>
-        <w:t>Technology</w:t>
-      </w:r>
-      <w:proofErr w:type="spellEnd"/>
-      <w:r>
-        <w:t>.</w:t>
-      </w:r>
-    </w:p>
-    <w:p>
-      <w:pPr>
-        <w:numPr>
-          <w:ilvl w:val="0"/>
-          <w:numId w:val="4"/>
-        </w:numPr>
-        <w:ind w:left="641" w:hanging="284"/>
-      </w:pPr>
-      <w:proofErr w:type="spellStart"/>
-      <w:r>
-        <w:rPr>
-          <w:lang w:val="en-US"/>
-        </w:rPr>
-        <w:t>Géron</w:t>
-      </w:r>
-      <w:proofErr w:type="spellEnd"/>
-      <w:r>
-        <w:rPr>
-          <w:lang w:val="en-US"/>
-        </w:rPr>
-        <w:t xml:space="preserve">, A. (2022). Hands-on Machine Learning with Scikit-Learn, </w:t>
-      </w:r>
-      <w:proofErr w:type="spellStart"/>
-      <w:r>
-        <w:rPr>
-          <w:lang w:val="en-US"/>
-        </w:rPr>
-        <w:t>Keras</w:t>
-      </w:r>
-      <w:proofErr w:type="spellEnd"/>
-      <w:r>
-        <w:rPr>
-          <w:lang w:val="en-US"/>
-        </w:rPr>
-        <w:t xml:space="preserve">, and TensorFlow. </w:t>
-      </w:r>
-      <w:r>
-        <w:t>O’Reilly Media, Inc.</w:t>
-      </w:r>
-    </w:p>
-    <w:p>
-      <w:pPr>
-        <w:numPr>
-          <w:ilvl w:val="0"/>
-          <w:numId w:val="4"/>
-        </w:numPr>
-        <w:ind w:left="641" w:hanging="284"/>
-        <w:rPr>
-          <w:lang w:val="en-US"/>
-        </w:rPr>
-      </w:pPr>
-      <w:r>
-        <w:rPr>
-          <w:lang w:val="en-US"/>
-        </w:rPr>
-        <w:t>Goodfellow, I., Bengio, Y., &amp; Courville, A. (2016). Deep Learning. MIT Press.</w:t>
-      </w:r>
-    </w:p>
-    <w:p>
-      <w:pPr>
-        <w:numPr>
-          <w:ilvl w:val="0"/>
-          <w:numId w:val="4"/>
-        </w:numPr>
-        <w:ind w:left="641" w:hanging="284"/>
-      </w:pPr>
-      <w:r>
-        <w:rPr>
-          <w:lang w:val="en-US"/>
-        </w:rPr>
-        <w:t xml:space="preserve">Gostkowski, M., Krasnodębski, A., &amp; </w:t>
-      </w:r>
-      <w:proofErr w:type="spellStart"/>
-      <w:r>
-        <w:rPr>
-          <w:lang w:val="en-US"/>
-        </w:rPr>
-        <w:t>Niedziółka</w:t>
-      </w:r>
-      <w:proofErr w:type="spellEnd"/>
-      <w:r>
-        <w:rPr>
-          <w:lang w:val="en-US"/>
-        </w:rPr>
-        <w:t xml:space="preserve">, A. (2024). Credit Card Fraud Detection Using Machine Learning Techniques. </w:t>
-      </w:r>
-      <w:proofErr w:type="spellStart"/>
-      <w:r>
-        <w:t>European</w:t>
-      </w:r>
-      <w:proofErr w:type="spellEnd"/>
-      <w:r>
-        <w:t xml:space="preserve"> </w:t>
-      </w:r>
-      <w:proofErr w:type="spellStart"/>
-      <w:r>
-        <w:t>Research</w:t>
-      </w:r>
-      <w:proofErr w:type="spellEnd"/>
-      <w:r>
-        <w:t xml:space="preserve"> </w:t>
-      </w:r>
-      <w:proofErr w:type="spellStart"/>
-      <w:r>
-        <w:t>Studies</w:t>
-      </w:r>
-      <w:proofErr w:type="spellEnd"/>
-      <w:r>
-        <w:t xml:space="preserve"> </w:t>
-      </w:r>
-      <w:proofErr w:type="spellStart"/>
-      <w:r>
-        <w:t>Journal</w:t>
-      </w:r>
-      <w:proofErr w:type="spellEnd"/>
-      <w:r>
-        <w:t>, 27(2), 571-585.</w:t>
-      </w:r>
-    </w:p>
-    <w:p>
-      <w:pPr>
-        <w:numPr>
-          <w:ilvl w:val="0"/>
-          <w:numId w:val="4"/>
-        </w:numPr>
-        <w:ind w:left="641" w:hanging="284"/>
-      </w:pPr>
-      <w:r>
-        <w:rPr>
-          <w:lang w:val="en-US"/>
-        </w:rPr>
-        <w:t xml:space="preserve">MDPI (2024). Interpretable Ensemble Learning Models for Credit Card Fraud Detection. </w:t>
-      </w:r>
-      <w:proofErr w:type="spellStart"/>
-      <w:r>
-        <w:t>Applied</w:t>
-      </w:r>
-      <w:proofErr w:type="spellEnd"/>
-      <w:r>
-        <w:t xml:space="preserve"> </w:t>
-      </w:r>
-      <w:proofErr w:type="spellStart"/>
-      <w:r>
-        <w:t>Sciences</w:t>
-      </w:r>
-      <w:proofErr w:type="spellEnd"/>
-      <w:r>
-        <w:t>, 15(22), 12073.</w:t>
-      </w:r>
-    </w:p>
-    <w:p>
-      <w:pPr>
-        <w:numPr>
-          <w:ilvl w:val="0"/>
-          <w:numId w:val="4"/>
-        </w:numPr>
-        <w:ind w:left="641" w:hanging="284"/>
-      </w:pPr>
-      <w:r>
-        <w:rPr>
-          <w:lang w:val="en-US"/>
-        </w:rPr>
-        <w:t xml:space="preserve">Murphy, K. (2018). Machine Learning: A Probabilistic Perspective. </w:t>
-      </w:r>
-      <w:r>
-        <w:t>MIT Press.</w:t>
       </w:r>
     </w:p>
     <w:sectPr>
@@ -5415,6 +5120,7 @@
   <w:style w:type="character" w:default="1" w:styleId="Fuentedeprrafopredeter">
     <w:name w:val="Default Paragraph Font"/>
     <w:uiPriority w:val="1"/>
+    <w:semiHidden/>
     <w:unhideWhenUsed/>
   </w:style>
   <w:style w:type="table" w:default="1" w:styleId="Tablanormal">
